--- a/CV-yoon_final_2026_.docx
+++ b/CV-yoon_final_2026_.docx
@@ -7,21 +7,54 @@
         <w:pBdr>
           <w:bottom w:val="single" w:sz="12" w:space="1" w:color="auto"/>
         </w:pBdr>
-        <w:rPr>
-          <w:rFonts w:ascii="Arial" w:eastAsia="Arial Unicode MS" w:hAnsi="Arial" w:cs="Arial"/>
-          <w:b/>
-          <w:color w:val="4472C4"/>
-          <w:szCs w:val="20"/>
-        </w:rPr>
-      </w:pPr>
-      <w:r>
-        <w:rPr>
-          <w:rFonts w:ascii="Arial" w:eastAsia="Arial Unicode MS" w:hAnsi="Arial" w:cs="Arial"/>
-          <w:b/>
-          <w:color w:val="4472C4"/>
-          <w:szCs w:val="20"/>
+        <w:jc w:val="right"/>
+        <w:rPr>
+          <w:rFonts w:ascii="Arial" w:eastAsia="Arial Unicode MS" w:hAnsi="Arial" w:cs="Arial"/>
+          <w:bCs/>
+          <w:color w:val="000000" w:themeColor="text1"/>
+          <w:sz w:val="16"/>
+          <w:szCs w:val="16"/>
+        </w:rPr>
+      </w:pPr>
+      <w:r>
+        <w:rPr>
+          <w:rFonts w:ascii="Arial" w:eastAsia="Arial Unicode MS" w:hAnsi="Arial" w:cs="Arial"/>
+          <w:bCs/>
+          <w:color w:val="000000" w:themeColor="text1"/>
+          <w:sz w:val="16"/>
+          <w:szCs w:val="16"/>
         </w:rPr>
         <w:t xml:space="preserve"> </w:t>
+      </w:r>
+      <w:r>
+        <w:rPr>
+          <w:rFonts w:ascii="Arial" w:eastAsia="Arial Unicode MS" w:hAnsi="Arial" w:cs="Arial"/>
+          <w:bCs/>
+          <w:color w:val="000000" w:themeColor="text1"/>
+          <w:sz w:val="16"/>
+          <w:szCs w:val="16"/>
+        </w:rPr>
+        <w:t>Updated</w:t>
+      </w:r>
+      <w:r>
+        <w:rPr>
+          <w:rFonts w:ascii="Arial" w:eastAsia="Arial Unicode MS" w:hAnsi="Arial" w:cs="Arial"/>
+          <w:bCs/>
+          <w:color w:val="000000" w:themeColor="text1"/>
+          <w:sz w:val="16"/>
+          <w:szCs w:val="16"/>
+        </w:rPr>
+        <w:t>: 2026.</w:t>
+      </w:r>
+      <w:r>
+        <w:rPr>
+          <w:rFonts w:ascii="Arial" w:eastAsia="Arial Unicode MS" w:hAnsi="Arial" w:cs="Arial"/>
+          <w:bCs/>
+          <w:color w:val="000000" w:themeColor="text1"/>
+          <w:sz w:val="16"/>
+          <w:szCs w:val="16"/>
+        </w:rPr>
+        <w:t>6</w:t>
       </w:r>
     </w:p>
     <w:p>
@@ -86,6 +119,45 @@
       </w:r>
       <w:r>
         <w:rPr>
+          <w:rFonts w:ascii="Arial" w:eastAsia="Arial Unicode MS" w:hAnsi="Arial" w:cs="Arial" w:hint="eastAsia"/>
+          <w:b/>
+          <w:bCs/>
+          <w:i/>
+          <w:iCs/>
+          <w:sz w:val="22"/>
+          <w:szCs w:val="22"/>
+          <w:lang w:eastAsia="ko-KR"/>
+        </w:rPr>
+        <w:t xml:space="preserve"> </w:t>
+      </w:r>
+      <w:r>
+        <w:rPr>
+          <w:rFonts w:ascii="Arial" w:eastAsia="Arial Unicode MS" w:hAnsi="Arial" w:cs="Arial"/>
+          <w:b/>
+          <w:bCs/>
+          <w:i/>
+          <w:iCs/>
+          <w:sz w:val="22"/>
+          <w:szCs w:val="22"/>
+          <w:lang w:eastAsia="ko-KR"/>
+        </w:rPr>
+        <w:t>C</w:t>
+      </w:r>
+      <w:r>
+        <w:rPr>
+          <w:rFonts w:ascii="Arial" w:eastAsia="Arial Unicode MS" w:hAnsi="Arial" w:cs="Arial"/>
+          <w:b/>
+          <w:bCs/>
+          <w:i/>
+          <w:iCs/>
+          <w:sz w:val="22"/>
+          <w:szCs w:val="22"/>
+          <w:lang w:eastAsia="ko-KR"/>
+        </w:rPr>
+        <w:t>andidate</w:t>
+      </w:r>
+      <w:r>
+        <w:rPr>
           <w:rFonts w:ascii="Arial" w:eastAsia="Arial Unicode MS" w:hAnsi="Arial" w:cs="Arial"/>
           <w:i/>
           <w:iCs/>
@@ -102,7 +174,7 @@
           <w:sz w:val="22"/>
           <w:szCs w:val="22"/>
         </w:rPr>
-        <w:t xml:space="preserve"> (GPA: 3.806)</w:t>
+        <w:t xml:space="preserve"> </w:t>
       </w:r>
       <w:r>
         <w:rPr>
@@ -195,6 +267,8 @@
         <w:rPr>
           <w:rFonts w:ascii="Arial" w:eastAsia="Arial Unicode MS" w:hAnsi="Arial" w:cs="Arial"/>
           <w:bCs/>
+          <w:i/>
+          <w:iCs/>
           <w:sz w:val="22"/>
           <w:szCs w:val="22"/>
         </w:rPr>
@@ -242,27 +316,64 @@
           <w:sz w:val="22"/>
           <w:szCs w:val="22"/>
         </w:rPr>
-        <w:t xml:space="preserve">Arizona </w:t>
-      </w:r>
-      <w:r>
-        <w:rPr>
-          <w:rFonts w:ascii="Arial" w:eastAsia="Arial Unicode MS" w:hAnsi="Arial" w:cs="Arial"/>
-          <w:bCs/>
-          <w:sz w:val="22"/>
-          <w:szCs w:val="22"/>
-          <w:lang w:eastAsia="ko-KR"/>
-        </w:rPr>
-        <w:t xml:space="preserve">                               </w:t>
-      </w:r>
-      <w:r>
-        <w:rPr>
-          <w:rFonts w:ascii="Arial" w:eastAsia="Arial Unicode MS" w:hAnsi="Arial" w:cs="Arial"/>
-          <w:bCs/>
-          <w:sz w:val="22"/>
-          <w:szCs w:val="22"/>
-          <w:lang w:eastAsia="ko-KR"/>
-        </w:rPr>
-        <w:t xml:space="preserve">                                                                          </w:t>
+        <w:t>Arizona</w:t>
+      </w:r>
+      <w:r>
+        <w:rPr>
+          <w:rFonts w:ascii="Arial" w:eastAsia="Arial Unicode MS" w:hAnsi="Arial" w:cs="Arial"/>
+          <w:bCs/>
+          <w:sz w:val="22"/>
+          <w:szCs w:val="22"/>
+        </w:rPr>
+        <w:tab/>
+      </w:r>
+      <w:r>
+        <w:rPr>
+          <w:rFonts w:ascii="Arial" w:eastAsia="Arial Unicode MS" w:hAnsi="Arial" w:cs="Arial"/>
+          <w:bCs/>
+          <w:sz w:val="22"/>
+          <w:szCs w:val="22"/>
+        </w:rPr>
+        <w:tab/>
+      </w:r>
+      <w:r>
+        <w:rPr>
+          <w:rFonts w:ascii="Arial" w:eastAsia="Arial Unicode MS" w:hAnsi="Arial" w:cs="Arial"/>
+          <w:bCs/>
+          <w:sz w:val="22"/>
+          <w:szCs w:val="22"/>
+        </w:rPr>
+        <w:tab/>
+      </w:r>
+      <w:r>
+        <w:rPr>
+          <w:rFonts w:ascii="Arial" w:eastAsia="Arial Unicode MS" w:hAnsi="Arial" w:cs="Arial"/>
+          <w:bCs/>
+          <w:sz w:val="22"/>
+          <w:szCs w:val="22"/>
+          <w:lang w:eastAsia="ko-KR"/>
+        </w:rPr>
+        <w:t xml:space="preserve"> </w:t>
+      </w:r>
+      <w:r>
+        <w:rPr>
+          <w:rFonts w:ascii="Arial" w:eastAsia="Arial Unicode MS" w:hAnsi="Arial" w:cs="Arial"/>
+          <w:bCs/>
+          <w:sz w:val="22"/>
+          <w:szCs w:val="22"/>
+          <w:lang w:eastAsia="ko-KR"/>
+        </w:rPr>
+        <w:t xml:space="preserve">      </w:t>
+      </w:r>
+      <w:r>
+        <w:rPr>
+          <w:rFonts w:ascii="Arial" w:eastAsia="Arial Unicode MS" w:hAnsi="Arial" w:cs="Arial"/>
+          <w:bCs/>
+          <w:sz w:val="22"/>
+          <w:szCs w:val="22"/>
+          <w:lang w:eastAsia="ko-KR"/>
+        </w:rPr>
+        <w:t xml:space="preserve">                                                                </w:t>
       </w:r>
       <w:r>
         <w:rPr>
@@ -307,6 +418,18 @@
           <w:szCs w:val="22"/>
         </w:rPr>
         <w:t>-</w:t>
+      </w:r>
+      <w:r>
+        <w:rPr>
+          <w:rFonts w:ascii="Arial" w:eastAsia="Arial Unicode MS" w:hAnsi="Arial" w:cs="Arial" w:hint="eastAsia"/>
+          <w:bCs/>
+          <w:i/>
+          <w:iCs/>
+          <w:sz w:val="22"/>
+          <w:szCs w:val="22"/>
+          <w:lang w:eastAsia="ko-KR"/>
+        </w:rPr>
+        <w:t xml:space="preserve"> </w:t>
       </w:r>
       <w:r>
         <w:rPr>
@@ -322,6 +445,93 @@
     </w:p>
     <w:p>
       <w:pPr>
+        <w:spacing w:line="320" w:lineRule="exact"/>
+        <w:ind w:leftChars="177" w:left="425"/>
+        <w:rPr>
+          <w:rFonts w:ascii="Arial" w:eastAsia="Arial Unicode MS" w:hAnsi="Arial" w:cs="Arial"/>
+          <w:bCs/>
+          <w:sz w:val="22"/>
+          <w:szCs w:val="22"/>
+          <w:lang w:eastAsia="ko-KR"/>
+        </w:rPr>
+      </w:pPr>
+      <w:r>
+        <w:rPr>
+          <w:rFonts w:ascii="Arial" w:eastAsia="Arial Unicode MS" w:hAnsi="Arial" w:cs="Arial"/>
+          <w:bCs/>
+          <w:sz w:val="22"/>
+          <w:szCs w:val="22"/>
+          <w:u w:val="single"/>
+          <w:lang w:eastAsia="ko-KR"/>
+        </w:rPr>
+        <w:t>Advisor</w:t>
+      </w:r>
+      <w:r>
+        <w:rPr>
+          <w:rFonts w:ascii="Arial" w:eastAsia="Arial Unicode MS" w:hAnsi="Arial" w:cs="Arial"/>
+          <w:bCs/>
+          <w:sz w:val="22"/>
+          <w:szCs w:val="22"/>
+          <w:lang w:eastAsia="ko-KR"/>
+        </w:rPr>
+        <w:t>: Dr. Chris Lim</w:t>
+      </w:r>
+    </w:p>
+    <w:p>
+      <w:pPr>
+        <w:spacing w:line="320" w:lineRule="exact"/>
+        <w:ind w:leftChars="177" w:left="425"/>
+        <w:rPr>
+          <w:rFonts w:ascii="Arial" w:eastAsia="Arial Unicode MS" w:hAnsi="Arial" w:cs="Arial"/>
+          <w:bCs/>
+          <w:sz w:val="22"/>
+          <w:szCs w:val="22"/>
+          <w:lang w:eastAsia="ko-KR"/>
+        </w:rPr>
+      </w:pPr>
+      <w:r>
+        <w:rPr>
+          <w:rFonts w:ascii="Arial" w:eastAsia="Arial Unicode MS" w:hAnsi="Arial" w:cs="Arial"/>
+          <w:bCs/>
+          <w:sz w:val="22"/>
+          <w:szCs w:val="22"/>
+          <w:lang w:eastAsia="ko-KR"/>
+        </w:rPr>
+        <w:t>Dissertation</w:t>
+      </w:r>
+      <w:r>
+        <w:rPr>
+          <w:rFonts w:ascii="Arial" w:eastAsia="Arial Unicode MS" w:hAnsi="Arial" w:cs="Arial"/>
+          <w:bCs/>
+          <w:sz w:val="22"/>
+          <w:szCs w:val="22"/>
+          <w:lang w:eastAsia="ko-KR"/>
+        </w:rPr>
+        <w:t>: “</w:t>
+      </w:r>
+      <w:r>
+        <w:rPr>
+          <w:rFonts w:ascii="Arial" w:eastAsia="Arial Unicode MS" w:hAnsi="Arial" w:cs="Arial"/>
+          <w:bCs/>
+          <w:sz w:val="22"/>
+          <w:szCs w:val="22"/>
+          <w:lang w:eastAsia="ko-KR"/>
+        </w:rPr>
+        <w:t>Air pollution, greenness, and cancer-related outcomes</w:t>
+      </w:r>
+      <w:r>
+        <w:rPr>
+          <w:rFonts w:ascii="Arial" w:eastAsia="Arial Unicode MS" w:hAnsi="Arial" w:cs="Arial"/>
+          <w:bCs/>
+          <w:sz w:val="22"/>
+          <w:szCs w:val="22"/>
+          <w:lang w:eastAsia="ko-KR"/>
+        </w:rPr>
+        <w:t>”</w:t>
+      </w:r>
+    </w:p>
+    <w:p>
+      <w:pPr>
         <w:spacing w:before="240" w:line="320" w:lineRule="exact"/>
         <w:rPr>
           <w:rFonts w:ascii="Arial" w:eastAsia="Arial Unicode MS" w:hAnsi="Arial" w:cs="Arial"/>
@@ -489,21 +699,6 @@
         </w:rPr>
         <w:t xml:space="preserve">    </w:t>
       </w:r>
-      <w:proofErr w:type="spellStart"/>
-      <w:proofErr w:type="gramStart"/>
-      <w:r>
-        <w:rPr>
-          <w:rFonts w:ascii="Arial" w:eastAsia="Arial Unicode MS" w:hAnsi="Arial" w:cs="Arial"/>
-          <w:bCs/>
-          <w:i/>
-          <w:iCs/>
-          <w:sz w:val="22"/>
-          <w:szCs w:val="22"/>
-        </w:rPr>
-        <w:t>S.Korea</w:t>
-      </w:r>
-      <w:proofErr w:type="spellEnd"/>
-      <w:proofErr w:type="gramEnd"/>
     </w:p>
     <w:p>
       <w:pPr>
@@ -565,6 +760,36 @@
       </w:r>
       <w:r>
         <w:rPr>
+          <w:rFonts w:ascii="Arial" w:eastAsia="Arial Unicode MS" w:hAnsi="Arial" w:cs="Arial" w:hint="eastAsia"/>
+          <w:bCs/>
+          <w:sz w:val="22"/>
+          <w:szCs w:val="22"/>
+          <w:lang w:eastAsia="ko-KR"/>
+        </w:rPr>
+        <w:t xml:space="preserve">, </w:t>
+      </w:r>
+      <w:r>
+        <w:rPr>
+          <w:rFonts w:ascii="Arial" w:eastAsia="Arial Unicode MS" w:hAnsi="Arial" w:cs="Arial"/>
+          <w:bCs/>
+          <w:sz w:val="22"/>
+          <w:szCs w:val="22"/>
+          <w:lang w:eastAsia="ko-KR"/>
+        </w:rPr>
+        <w:t xml:space="preserve">South </w:t>
+      </w:r>
+      <w:r>
+        <w:rPr>
+          <w:rFonts w:ascii="Arial" w:eastAsia="Arial Unicode MS" w:hAnsi="Arial" w:cs="Arial"/>
+          <w:bCs/>
+          <w:sz w:val="22"/>
+          <w:szCs w:val="22"/>
+          <w:lang w:eastAsia="ko-KR"/>
+        </w:rPr>
+        <w:t>Korea</w:t>
+      </w:r>
+      <w:r>
+        <w:rPr>
           <w:rFonts w:ascii="Arial" w:eastAsia="Arial Unicode MS" w:hAnsi="Arial" w:cs="Arial"/>
           <w:bCs/>
           <w:sz w:val="22"/>
@@ -572,7 +797,6 @@
           <w:lang w:eastAsia="ko-KR"/>
         </w:rPr>
         <w:tab/>
-        <w:t xml:space="preserve"> </w:t>
       </w:r>
       <w:r>
         <w:rPr>
@@ -583,16 +807,6 @@
           <w:lang w:eastAsia="ko-KR"/>
         </w:rPr>
         <w:tab/>
-      </w:r>
-      <w:r>
-        <w:rPr>
-          <w:rFonts w:ascii="Arial" w:eastAsia="Arial Unicode MS" w:hAnsi="Arial" w:cs="Arial"/>
-          <w:bCs/>
-          <w:sz w:val="22"/>
-          <w:szCs w:val="22"/>
-          <w:lang w:eastAsia="ko-KR"/>
-        </w:rPr>
-        <w:t xml:space="preserve">                        </w:t>
       </w:r>
       <w:r>
         <w:rPr>
@@ -669,43 +883,87 @@
           <w:bCs/>
           <w:sz w:val="22"/>
           <w:szCs w:val="22"/>
-          <w:lang w:eastAsia="ko-KR"/>
-        </w:rPr>
-        <w:t xml:space="preserve">Master’s Thesis: </w:t>
-      </w:r>
-      <w:r>
-        <w:rPr>
-          <w:rFonts w:ascii="Arial" w:eastAsia="Arial Unicode MS" w:hAnsi="Arial" w:cs="Arial"/>
-          <w:bCs/>
-          <w:sz w:val="22"/>
-          <w:szCs w:val="22"/>
-          <w:lang w:eastAsia="ko-KR"/>
-        </w:rPr>
-        <w:t>“</w:t>
-      </w:r>
-      <w:r>
-        <w:rPr>
-          <w:rFonts w:ascii="Arial" w:eastAsia="Arial Unicode MS" w:hAnsi="Arial" w:cs="Arial"/>
-          <w:bCs/>
-          <w:sz w:val="22"/>
-          <w:szCs w:val="22"/>
-          <w:lang w:eastAsia="ko-KR"/>
-        </w:rPr>
-        <w:t>Association between phthalate exposures and walking speed in Korean elderly</w:t>
-      </w:r>
-      <w:r>
-        <w:rPr>
-          <w:rFonts w:ascii="Arial" w:eastAsia="Arial Unicode MS" w:hAnsi="Arial" w:cs="Arial"/>
-          <w:bCs/>
-          <w:sz w:val="22"/>
-          <w:szCs w:val="22"/>
-          <w:lang w:eastAsia="ko-KR"/>
-        </w:rPr>
-        <w:t>”</w:t>
+          <w:u w:val="single"/>
+          <w:lang w:eastAsia="ko-KR"/>
+        </w:rPr>
+        <w:t>Advisor</w:t>
+      </w:r>
+      <w:r>
+        <w:rPr>
+          <w:rFonts w:ascii="Arial" w:eastAsia="Arial Unicode MS" w:hAnsi="Arial" w:cs="Arial"/>
+          <w:bCs/>
+          <w:sz w:val="22"/>
+          <w:szCs w:val="22"/>
+          <w:lang w:eastAsia="ko-KR"/>
+        </w:rPr>
+        <w:t>: Dr. Yoo</w:t>
+      </w:r>
+      <w:r>
+        <w:rPr>
+          <w:rFonts w:ascii="Arial" w:eastAsia="Arial Unicode MS" w:hAnsi="Arial" w:cs="Arial"/>
+          <w:bCs/>
+          <w:sz w:val="22"/>
+          <w:szCs w:val="22"/>
+          <w:lang w:eastAsia="ko-KR"/>
+        </w:rPr>
+        <w:t>n-Hyeong Choi</w:t>
       </w:r>
     </w:p>
     <w:p>
       <w:pPr>
+        <w:spacing w:line="320" w:lineRule="exact"/>
+        <w:ind w:leftChars="177" w:left="425"/>
+        <w:rPr>
+          <w:rFonts w:ascii="Arial" w:eastAsia="Arial Unicode MS" w:hAnsi="Arial" w:cs="Arial"/>
+          <w:bCs/>
+          <w:sz w:val="22"/>
+          <w:szCs w:val="22"/>
+          <w:lang w:eastAsia="ko-KR"/>
+        </w:rPr>
+      </w:pPr>
+      <w:r>
+        <w:rPr>
+          <w:rFonts w:ascii="Arial" w:eastAsia="Arial Unicode MS" w:hAnsi="Arial" w:cs="Arial"/>
+          <w:bCs/>
+          <w:sz w:val="22"/>
+          <w:szCs w:val="22"/>
+          <w:lang w:eastAsia="ko-KR"/>
+        </w:rPr>
+        <w:t xml:space="preserve">Master’s </w:t>
+      </w:r>
+      <w:r>
+        <w:rPr>
+          <w:rFonts w:ascii="Arial" w:eastAsia="Arial Unicode MS" w:hAnsi="Arial" w:cs="Arial"/>
+          <w:bCs/>
+          <w:sz w:val="22"/>
+          <w:szCs w:val="22"/>
+          <w:lang w:eastAsia="ko-KR"/>
+        </w:rPr>
+        <w:t xml:space="preserve">Thesis: “Association between phthalate exposures and walking speed in </w:t>
+      </w:r>
+      <w:r>
+        <w:rPr>
+          <w:rFonts w:ascii="Arial" w:eastAsia="Arial Unicode MS" w:hAnsi="Arial" w:cs="Arial"/>
+          <w:bCs/>
+          <w:sz w:val="22"/>
+          <w:szCs w:val="22"/>
+          <w:lang w:eastAsia="ko-KR"/>
+        </w:rPr>
+        <w:t>older Korean adults</w:t>
+      </w:r>
+      <w:r>
+        <w:rPr>
+          <w:rFonts w:ascii="Arial" w:eastAsia="Arial Unicode MS" w:hAnsi="Arial" w:cs="Arial"/>
+          <w:bCs/>
+          <w:sz w:val="22"/>
+          <w:szCs w:val="22"/>
+          <w:lang w:eastAsia="ko-KR"/>
+        </w:rPr>
+        <w:t>”</w:t>
+      </w:r>
+    </w:p>
+    <w:p>
+      <w:pPr>
         <w:spacing w:before="240" w:line="320" w:lineRule="exact"/>
         <w:rPr>
           <w:rFonts w:ascii="Arial" w:eastAsia="Arial Unicode MS" w:hAnsi="Arial" w:cs="Arial"/>
@@ -717,7 +975,6 @@
           <w:szCs w:val="22"/>
         </w:rPr>
       </w:pPr>
-      <w:proofErr w:type="gramStart"/>
       <w:r>
         <w:rPr>
           <w:rFonts w:ascii="Arial" w:eastAsia="Arial Unicode MS" w:hAnsi="Arial" w:cs="Arial"/>
@@ -729,7 +986,6 @@
         </w:rPr>
         <w:t>B.E</w:t>
       </w:r>
-      <w:proofErr w:type="gramEnd"/>
       <w:r>
         <w:rPr>
           <w:rFonts w:ascii="Arial" w:eastAsia="Arial Unicode MS" w:hAnsi="Arial" w:cs="Arial"/>
@@ -849,21 +1105,6 @@
         <w:tab/>
         <w:t xml:space="preserve">          </w:t>
       </w:r>
-      <w:proofErr w:type="spellStart"/>
-      <w:proofErr w:type="gramStart"/>
-      <w:r>
-        <w:rPr>
-          <w:rFonts w:ascii="Arial" w:eastAsia="Arial Unicode MS" w:hAnsi="Arial" w:cs="Arial"/>
-          <w:bCs/>
-          <w:i/>
-          <w:iCs/>
-          <w:sz w:val="22"/>
-          <w:szCs w:val="22"/>
-        </w:rPr>
-        <w:t>S.Korea</w:t>
-      </w:r>
-      <w:proofErr w:type="spellEnd"/>
-      <w:proofErr w:type="gramEnd"/>
     </w:p>
     <w:p>
       <w:pPr>
@@ -918,10 +1159,39 @@
       <w:r>
         <w:rPr>
           <w:rFonts w:ascii="Arial" w:eastAsia="Arial Unicode MS" w:hAnsi="Arial" w:cs="Arial"/>
-          <w:i/>
-          <w:iCs/>
-          <w:sz w:val="22"/>
-          <w:szCs w:val="22"/>
+          <w:bCs/>
+          <w:sz w:val="22"/>
+          <w:szCs w:val="22"/>
+        </w:rPr>
+        <w:t xml:space="preserve">, </w:t>
+      </w:r>
+      <w:r>
+        <w:rPr>
+          <w:rFonts w:ascii="Arial" w:eastAsia="Arial Unicode MS" w:hAnsi="Arial" w:cs="Arial"/>
+          <w:bCs/>
+          <w:sz w:val="22"/>
+          <w:szCs w:val="22"/>
+          <w:lang w:eastAsia="ko-KR"/>
+        </w:rPr>
+        <w:t>South</w:t>
+      </w:r>
+      <w:r>
+        <w:rPr>
+          <w:rFonts w:ascii="Arial" w:eastAsia="Arial Unicode MS" w:hAnsi="Arial" w:cs="Arial"/>
+          <w:bCs/>
+          <w:sz w:val="22"/>
+          <w:szCs w:val="22"/>
+          <w:lang w:eastAsia="ko-KR"/>
+        </w:rPr>
+        <w:t xml:space="preserve"> Korea</w:t>
+      </w:r>
+      <w:r>
+        <w:rPr>
+          <w:rFonts w:ascii="Arial" w:eastAsia="Arial Unicode MS" w:hAnsi="Arial" w:cs="Arial"/>
+          <w:bCs/>
+          <w:sz w:val="22"/>
+          <w:szCs w:val="22"/>
+          <w:lang w:eastAsia="ko-KR"/>
         </w:rPr>
         <w:tab/>
       </w:r>
@@ -963,6 +1233,26 @@
           <w:sz w:val="22"/>
           <w:szCs w:val="22"/>
         </w:rPr>
+        <w:t xml:space="preserve"> </w:t>
+      </w:r>
+      <w:r>
+        <w:rPr>
+          <w:rFonts w:ascii="Arial" w:eastAsia="Arial Unicode MS" w:hAnsi="Arial" w:cs="Arial"/>
+          <w:i/>
+          <w:iCs/>
+          <w:sz w:val="22"/>
+          <w:szCs w:val="22"/>
+        </w:rPr>
+        <w:t>Mar. 2012-Feb. 2017</w:t>
+      </w:r>
+      <w:r>
+        <w:rPr>
+          <w:rFonts w:ascii="Arial" w:eastAsia="Arial Unicode MS" w:hAnsi="Arial" w:cs="Arial"/>
+          <w:i/>
+          <w:iCs/>
+          <w:sz w:val="22"/>
+          <w:szCs w:val="22"/>
+        </w:rPr>
         <w:tab/>
       </w:r>
       <w:r>
@@ -973,47 +1263,31 @@
           <w:sz w:val="22"/>
           <w:szCs w:val="22"/>
         </w:rPr>
-        <w:tab/>
-      </w:r>
-      <w:r>
-        <w:rPr>
-          <w:rFonts w:ascii="Arial" w:eastAsia="Arial Unicode MS" w:hAnsi="Arial" w:cs="Arial"/>
-          <w:i/>
-          <w:iCs/>
-          <w:sz w:val="22"/>
-          <w:szCs w:val="22"/>
-        </w:rPr>
-        <w:t xml:space="preserve"> </w:t>
-      </w:r>
-      <w:r>
-        <w:rPr>
-          <w:rFonts w:ascii="Arial" w:eastAsia="Arial Unicode MS" w:hAnsi="Arial" w:cs="Arial"/>
-          <w:i/>
-          <w:iCs/>
-          <w:sz w:val="22"/>
-          <w:szCs w:val="22"/>
-        </w:rPr>
-        <w:t>Mar. 2012-Feb. 2017</w:t>
-      </w:r>
-      <w:r>
-        <w:rPr>
-          <w:rFonts w:ascii="Arial" w:eastAsia="Arial Unicode MS" w:hAnsi="Arial" w:cs="Arial"/>
-          <w:i/>
-          <w:iCs/>
-          <w:sz w:val="22"/>
-          <w:szCs w:val="22"/>
-        </w:rPr>
-        <w:tab/>
-      </w:r>
-      <w:r>
-        <w:rPr>
-          <w:rFonts w:ascii="Arial" w:eastAsia="Arial Unicode MS" w:hAnsi="Arial" w:cs="Arial"/>
-          <w:i/>
-          <w:iCs/>
-          <w:sz w:val="22"/>
-          <w:szCs w:val="22"/>
-        </w:rPr>
-        <w:t xml:space="preserve">                                                                                 </w:t>
+        <w:t xml:space="preserve">    </w:t>
+      </w:r>
+    </w:p>
+    <w:p>
+      <w:pPr>
+        <w:spacing w:line="320" w:lineRule="exact"/>
+        <w:ind w:firstLineChars="193" w:firstLine="425"/>
+        <w:rPr>
+          <w:rFonts w:ascii="Arial" w:eastAsia="Arial Unicode MS" w:hAnsi="Arial" w:cs="Arial"/>
+          <w:i/>
+          <w:iCs/>
+          <w:sz w:val="22"/>
+          <w:szCs w:val="22"/>
+          <w:lang w:eastAsia="ko-KR"/>
+        </w:rPr>
+      </w:pPr>
+      <w:r>
+        <w:rPr>
+          <w:rFonts w:ascii="Arial" w:eastAsia="Arial Unicode MS" w:hAnsi="Arial" w:cs="Arial"/>
+          <w:i/>
+          <w:iCs/>
+          <w:sz w:val="22"/>
+          <w:szCs w:val="22"/>
+        </w:rPr>
+        <w:t xml:space="preserve">                                                                             </w:t>
       </w:r>
       <w:r>
         <w:rPr>
@@ -1076,23 +1350,7 @@
           <w:b/>
           <w:szCs w:val="20"/>
         </w:rPr>
-        <w:t xml:space="preserve">earch </w:t>
-      </w:r>
-      <w:r>
-        <w:rPr>
-          <w:rFonts w:ascii="Arial" w:eastAsia="Arial Unicode MS" w:hAnsi="Arial" w:cs="Arial"/>
-          <w:b/>
-          <w:szCs w:val="20"/>
-        </w:rPr>
-        <w:t xml:space="preserve">&amp; Teaching </w:t>
-      </w:r>
-      <w:r>
-        <w:rPr>
-          <w:rFonts w:ascii="Arial" w:eastAsia="Arial Unicode MS" w:hAnsi="Arial" w:cs="Arial"/>
-          <w:b/>
-          <w:szCs w:val="20"/>
-        </w:rPr>
-        <w:t xml:space="preserve">Experience </w:t>
+        <w:t xml:space="preserve">earch Experience </w:t>
       </w:r>
     </w:p>
     <w:p>
@@ -1133,7 +1391,6 @@
         </w:rPr>
         <w:t xml:space="preserve"> </w:t>
       </w:r>
-      <w:proofErr w:type="spellStart"/>
       <w:r>
         <w:rPr>
           <w:rFonts w:ascii="Arial" w:eastAsia="Arial Unicode MS" w:hAnsi="Arial" w:cs="Arial"/>
@@ -1150,9 +1407,8 @@
           <w:sz w:val="22"/>
           <w:szCs w:val="22"/>
         </w:rPr>
-        <w:t>oiate</w:t>
-      </w:r>
-      <w:proofErr w:type="spellEnd"/>
+        <w:t>ociate</w:t>
+      </w:r>
       <w:r>
         <w:rPr>
           <w:rFonts w:ascii="Arial" w:eastAsia="Arial Unicode MS" w:hAnsi="Arial" w:cs="Arial"/>
@@ -1309,7 +1565,28 @@
           <w:sz w:val="22"/>
           <w:szCs w:val="22"/>
         </w:rPr>
-        <w:t>Community Environment &amp; Policy</w:t>
+        <w:t>Community</w:t>
+      </w:r>
+      <w:r>
+        <w:rPr>
+          <w:rFonts w:ascii="Arial" w:eastAsia="Arial Unicode MS" w:hAnsi="Arial" w:cs="Arial" w:hint="eastAsia"/>
+          <w:bCs/>
+          <w:i/>
+          <w:sz w:val="22"/>
+          <w:szCs w:val="22"/>
+          <w:lang w:eastAsia="ko-KR"/>
+        </w:rPr>
+        <w:t>,</w:t>
+      </w:r>
+      <w:r>
+        <w:rPr>
+          <w:rFonts w:ascii="Arial" w:eastAsia="Arial Unicode MS" w:hAnsi="Arial" w:cs="Arial"/>
+          <w:bCs/>
+          <w:i/>
+          <w:sz w:val="22"/>
+          <w:szCs w:val="22"/>
+        </w:rPr>
+        <w:t xml:space="preserve"> Environment &amp; Policy</w:t>
       </w:r>
       <w:r>
         <w:rPr>
@@ -1395,17 +1672,27 @@
       <w:r>
         <w:rPr>
           <w:rFonts w:ascii="Arial" w:eastAsia="Arial Unicode MS" w:hAnsi="Arial" w:cs="Arial"/>
-          <w:bCs/>
-          <w:sz w:val="22"/>
-          <w:szCs w:val="22"/>
-          <w:lang w:eastAsia="ko-KR"/>
-        </w:rPr>
-        <w:t>Conducted</w:t>
-      </w:r>
-      <w:r>
-        <w:rPr>
-          <w:rFonts w:ascii="Arial" w:eastAsia="Arial Unicode MS" w:hAnsi="Arial" w:cs="Arial"/>
-          <w:bCs/>
+          <w:b/>
+          <w:sz w:val="22"/>
+          <w:szCs w:val="22"/>
+          <w:lang w:eastAsia="ko-KR"/>
+        </w:rPr>
+        <w:t xml:space="preserve">Air Pollution </w:t>
+      </w:r>
+      <w:r>
+        <w:rPr>
+          <w:rFonts w:ascii="Arial" w:eastAsia="Arial Unicode MS" w:hAnsi="Arial" w:cs="Arial"/>
+          <w:b/>
+          <w:sz w:val="22"/>
+          <w:szCs w:val="22"/>
+          <w:lang w:eastAsia="ko-KR"/>
+        </w:rPr>
+        <w:t>Meta-analysis</w:t>
+      </w:r>
+      <w:r>
+        <w:rPr>
+          <w:rFonts w:ascii="Arial" w:eastAsia="Arial Unicode MS" w:hAnsi="Arial" w:cs="Arial" w:hint="eastAsia"/>
+          <w:b/>
           <w:sz w:val="22"/>
           <w:szCs w:val="22"/>
           <w:lang w:eastAsia="ko-KR"/>
@@ -1420,37 +1707,27 @@
           <w:szCs w:val="22"/>
           <w:lang w:eastAsia="ko-KR"/>
         </w:rPr>
-        <w:t xml:space="preserve">various </w:t>
-      </w:r>
-      <w:r>
-        <w:rPr>
-          <w:rFonts w:ascii="Arial" w:eastAsia="Arial Unicode MS" w:hAnsi="Arial" w:cs="Arial"/>
-          <w:bCs/>
-          <w:sz w:val="22"/>
-          <w:szCs w:val="22"/>
-          <w:lang w:eastAsia="ko-KR"/>
-        </w:rPr>
-        <w:t>research</w:t>
-      </w:r>
-      <w:r>
-        <w:rPr>
-          <w:rFonts w:ascii="Arial" w:eastAsia="Arial Unicode MS" w:hAnsi="Arial" w:cs="Arial"/>
-          <w:bCs/>
-          <w:sz w:val="22"/>
-          <w:szCs w:val="22"/>
-          <w:lang w:eastAsia="ko-KR"/>
-        </w:rPr>
-        <w:t xml:space="preserve"> projects</w:t>
-      </w:r>
-      <w:r>
-        <w:rPr>
-          <w:rFonts w:ascii="Arial" w:eastAsia="Arial Unicode MS" w:hAnsi="Arial" w:cs="Arial"/>
-          <w:bCs/>
-          <w:sz w:val="22"/>
-          <w:szCs w:val="22"/>
-          <w:lang w:eastAsia="ko-KR"/>
-        </w:rPr>
-        <w:t>;</w:t>
+        <w:t>(manuscript in preparation)</w:t>
+      </w:r>
+      <w:r>
+        <w:rPr>
+          <w:rFonts w:ascii="Arial" w:eastAsia="Arial Unicode MS" w:hAnsi="Arial" w:cs="Arial"/>
+          <w:b/>
+          <w:sz w:val="22"/>
+          <w:szCs w:val="22"/>
+          <w:lang w:eastAsia="ko-KR"/>
+        </w:rPr>
+        <w:t>:</w:t>
+      </w:r>
+      <w:r>
+        <w:rPr>
+          <w:rFonts w:ascii="Arial" w:eastAsia="Arial Unicode MS" w:hAnsi="Arial" w:cs="Arial"/>
+          <w:bCs/>
+          <w:sz w:val="22"/>
+          <w:szCs w:val="22"/>
+          <w:lang w:eastAsia="ko-KR"/>
+        </w:rPr>
+        <w:t xml:space="preserve"> </w:t>
       </w:r>
       <w:r>
         <w:rPr>
@@ -1464,7 +1741,7 @@
       </w:r>
       <w:r>
         <w:rPr>
-          <w:rFonts w:ascii="Arial" w:eastAsia="Arial Unicode MS" w:hAnsi="Arial" w:cs="Arial"/>
+          <w:rFonts w:ascii="Arial" w:eastAsia="Arial Unicode MS" w:hAnsi="Arial" w:cs="Arial" w:hint="eastAsia"/>
           <w:bCs/>
           <w:sz w:val="22"/>
           <w:szCs w:val="22"/>
@@ -1480,11 +1757,31 @@
           <w:szCs w:val="22"/>
           <w:lang w:eastAsia="ko-KR"/>
         </w:rPr>
-        <w:t>Summarized and organized literature findings on harmful algal bloom and health effects.</w:t>
-      </w:r>
-      <w:r>
-        <w:rPr>
-          <w:rFonts w:ascii="Arial" w:eastAsia="Arial Unicode MS" w:hAnsi="Arial" w:cs="Arial"/>
+        <w:t xml:space="preserve">Screened more than 12,000 </w:t>
+      </w:r>
+      <w:r>
+        <w:rPr>
+          <w:rFonts w:ascii="Arial" w:eastAsia="Arial Unicode MS" w:hAnsi="Arial" w:cs="Arial"/>
+          <w:bCs/>
+          <w:sz w:val="22"/>
+          <w:szCs w:val="22"/>
+          <w:lang w:eastAsia="ko-KR"/>
+        </w:rPr>
+        <w:t>records</w:t>
+      </w:r>
+      <w:r>
+        <w:rPr>
+          <w:rFonts w:ascii="Arial" w:eastAsia="Arial Unicode MS" w:hAnsi="Arial" w:cs="Arial"/>
+          <w:bCs/>
+          <w:sz w:val="22"/>
+          <w:szCs w:val="22"/>
+          <w:lang w:eastAsia="ko-KR"/>
+        </w:rPr>
+        <w:t>, categorized approximately 200 studies</w:t>
+      </w:r>
+      <w:r>
+        <w:rPr>
+          <w:rFonts w:ascii="Arial" w:eastAsia="Arial Unicode MS" w:hAnsi="Arial" w:cs="Arial" w:hint="eastAsia"/>
           <w:bCs/>
           <w:sz w:val="22"/>
           <w:szCs w:val="22"/>
@@ -1500,47 +1797,7 @@
           <w:szCs w:val="22"/>
           <w:lang w:eastAsia="ko-KR"/>
         </w:rPr>
-        <w:br/>
-      </w:r>
-      <w:r>
-        <w:rPr>
-          <w:rFonts w:ascii="Arial" w:eastAsia="Arial Unicode MS" w:hAnsi="Arial" w:cs="Arial"/>
-          <w:bCs/>
-          <w:sz w:val="22"/>
-          <w:szCs w:val="22"/>
-          <w:lang w:eastAsia="ko-KR"/>
-        </w:rPr>
-        <w:t xml:space="preserve">- </w:t>
-      </w:r>
-      <w:r>
-        <w:rPr>
-          <w:rFonts w:ascii="Arial" w:eastAsia="Arial Unicode MS" w:hAnsi="Arial" w:cs="Arial"/>
-          <w:bCs/>
-          <w:sz w:val="22"/>
-          <w:szCs w:val="22"/>
-          <w:lang w:eastAsia="ko-KR"/>
-        </w:rPr>
-        <w:t>Reviewed literature papers and extracted data for meta-analysis of air pollution and health effects</w:t>
-      </w:r>
-      <w:r>
-        <w:rPr>
-          <w:rFonts w:ascii="Arial" w:eastAsia="Arial Unicode MS" w:hAnsi="Arial" w:cs="Arial"/>
-          <w:bCs/>
-          <w:sz w:val="22"/>
-          <w:szCs w:val="22"/>
-          <w:lang w:eastAsia="ko-KR"/>
-        </w:rPr>
-        <w:t>.</w:t>
-      </w:r>
-      <w:r>
-        <w:rPr>
-          <w:rFonts w:ascii="Arial" w:eastAsia="Arial Unicode MS" w:hAnsi="Arial" w:cs="Arial"/>
-          <w:bCs/>
-          <w:sz w:val="22"/>
-          <w:szCs w:val="22"/>
-          <w:lang w:eastAsia="ko-KR"/>
-        </w:rPr>
-        <w:t xml:space="preserve"> </w:t>
+        <w:t>for systematic review and meta-analysis.</w:t>
       </w:r>
     </w:p>
     <w:p>
@@ -1552,9 +1809,88 @@
           <w:bCs/>
           <w:sz w:val="22"/>
           <w:szCs w:val="22"/>
-          <w:lang w:eastAsia="ko-KR"/>
-        </w:rPr>
-      </w:pPr>
+        </w:rPr>
+      </w:pPr>
+      <w:r>
+        <w:rPr>
+          <w:rFonts w:ascii="Arial" w:eastAsia="Arial Unicode MS" w:hAnsi="Arial" w:cs="Arial"/>
+          <w:b/>
+          <w:sz w:val="22"/>
+          <w:szCs w:val="22"/>
+          <w:lang w:eastAsia="ko-KR"/>
+        </w:rPr>
+        <w:t>-</w:t>
+      </w:r>
+      <w:r>
+        <w:rPr>
+          <w:rFonts w:ascii="Arial" w:eastAsia="Arial Unicode MS" w:hAnsi="Arial" w:cs="Arial"/>
+          <w:bCs/>
+          <w:sz w:val="22"/>
+          <w:szCs w:val="22"/>
+          <w:lang w:eastAsia="ko-KR"/>
+        </w:rPr>
+        <w:t xml:space="preserve"> E</w:t>
+      </w:r>
+      <w:r>
+        <w:rPr>
+          <w:rFonts w:ascii="Arial" w:eastAsia="Arial Unicode MS" w:hAnsi="Arial" w:cs="Arial"/>
+          <w:bCs/>
+          <w:sz w:val="22"/>
+          <w:szCs w:val="22"/>
+          <w:lang w:eastAsia="ko-KR"/>
+        </w:rPr>
+        <w:t>xtracted study-level data and conducted quantitative synthesis of air pollution and health effects</w:t>
+      </w:r>
+      <w:r>
+        <w:rPr>
+          <w:rFonts w:ascii="Arial" w:eastAsia="Arial Unicode MS" w:hAnsi="Arial" w:cs="Arial"/>
+          <w:bCs/>
+          <w:sz w:val="22"/>
+          <w:szCs w:val="22"/>
+          <w:lang w:eastAsia="ko-KR"/>
+        </w:rPr>
+        <w:t xml:space="preserve"> across multiple exposure and health </w:t>
+      </w:r>
+      <w:r>
+        <w:rPr>
+          <w:rFonts w:ascii="Arial" w:eastAsia="Arial Unicode MS" w:hAnsi="Arial" w:cs="Arial"/>
+          <w:bCs/>
+          <w:sz w:val="22"/>
+          <w:szCs w:val="22"/>
+          <w:lang w:eastAsia="ko-KR"/>
+        </w:rPr>
+        <w:t>outcomes</w:t>
+      </w:r>
+      <w:r>
+        <w:rPr>
+          <w:rFonts w:ascii="Arial" w:eastAsia="Arial Unicode MS" w:hAnsi="Arial" w:cs="Arial"/>
+          <w:bCs/>
+          <w:sz w:val="22"/>
+          <w:szCs w:val="22"/>
+          <w:lang w:eastAsia="ko-KR"/>
+        </w:rPr>
+        <w:t>.</w:t>
+      </w:r>
+      <w:r>
+        <w:rPr>
+          <w:rFonts w:ascii="Arial" w:eastAsia="Arial Unicode MS" w:hAnsi="Arial" w:cs="Arial"/>
+          <w:bCs/>
+          <w:sz w:val="22"/>
+          <w:szCs w:val="22"/>
+          <w:lang w:eastAsia="ko-KR"/>
+        </w:rPr>
+        <w:t xml:space="preserve"> </w:t>
+      </w:r>
+      <w:r>
+        <w:rPr>
+          <w:rFonts w:ascii="Arial" w:eastAsia="Arial Unicode MS" w:hAnsi="Arial" w:cs="Arial"/>
+          <w:bCs/>
+          <w:sz w:val="22"/>
+          <w:szCs w:val="22"/>
+          <w:lang w:eastAsia="ko-KR"/>
+        </w:rPr>
+        <w:br/>
+      </w:r>
       <w:r>
         <w:rPr>
           <w:rFonts w:ascii="Arial" w:eastAsia="Arial Unicode MS" w:hAnsi="Arial" w:cs="Arial" w:hint="eastAsia"/>
@@ -1563,108 +1899,6 @@
           <w:szCs w:val="22"/>
           <w:lang w:eastAsia="ko-KR"/>
         </w:rPr>
-        <w:t>-</w:t>
-      </w:r>
-      <w:r>
-        <w:rPr>
-          <w:rFonts w:ascii="Arial" w:eastAsia="Arial Unicode MS" w:hAnsi="Arial" w:cs="Arial"/>
-          <w:bCs/>
-          <w:sz w:val="22"/>
-          <w:szCs w:val="22"/>
-          <w:lang w:eastAsia="ko-KR"/>
-        </w:rPr>
-        <w:t xml:space="preserve"> </w:t>
-      </w:r>
-      <w:r>
-        <w:rPr>
-          <w:rFonts w:ascii="Arial" w:eastAsia="Arial Unicode MS" w:hAnsi="Arial" w:cs="Arial"/>
-          <w:bCs/>
-          <w:sz w:val="22"/>
-          <w:szCs w:val="22"/>
-          <w:lang w:eastAsia="ko-KR"/>
-        </w:rPr>
-        <w:t>I</w:t>
-      </w:r>
-      <w:r>
-        <w:rPr>
-          <w:rFonts w:ascii="Arial" w:eastAsia="Arial Unicode MS" w:hAnsi="Arial" w:cs="Arial"/>
-          <w:bCs/>
-          <w:sz w:val="22"/>
-          <w:szCs w:val="22"/>
-          <w:lang w:eastAsia="ko-KR"/>
-        </w:rPr>
-        <w:t xml:space="preserve">dentification of critical infrastructures at risk from </w:t>
-      </w:r>
-      <w:r>
-        <w:rPr>
-          <w:rFonts w:ascii="Arial" w:eastAsia="Arial Unicode MS" w:hAnsi="Arial" w:cs="Arial"/>
-          <w:bCs/>
-          <w:sz w:val="22"/>
-          <w:szCs w:val="22"/>
-          <w:lang w:eastAsia="ko-KR"/>
-        </w:rPr>
-        <w:t>climate</w:t>
-      </w:r>
-      <w:r>
-        <w:rPr>
-          <w:rFonts w:ascii="Arial" w:eastAsia="Arial Unicode MS" w:hAnsi="Arial" w:cs="Arial"/>
-          <w:bCs/>
-          <w:sz w:val="22"/>
-          <w:szCs w:val="22"/>
-          <w:lang w:eastAsia="ko-KR"/>
-        </w:rPr>
-        <w:t xml:space="preserve"> change</w:t>
-      </w:r>
-      <w:r>
-        <w:rPr>
-          <w:rFonts w:ascii="Arial" w:eastAsia="Arial Unicode MS" w:hAnsi="Arial" w:cs="Arial"/>
-          <w:bCs/>
-          <w:sz w:val="22"/>
-          <w:szCs w:val="22"/>
-          <w:lang w:eastAsia="ko-KR"/>
-        </w:rPr>
-        <w:t xml:space="preserve">-related </w:t>
-      </w:r>
-      <w:r>
-        <w:rPr>
-          <w:rFonts w:ascii="Arial" w:eastAsia="Arial Unicode MS" w:hAnsi="Arial" w:cs="Arial"/>
-          <w:bCs/>
-          <w:sz w:val="22"/>
-          <w:szCs w:val="22"/>
-          <w:lang w:eastAsia="ko-KR"/>
-        </w:rPr>
-        <w:t>natural hazards</w:t>
-      </w:r>
-      <w:r>
-        <w:rPr>
-          <w:rFonts w:ascii="Arial" w:eastAsia="Arial Unicode MS" w:hAnsi="Arial" w:cs="Arial"/>
-          <w:bCs/>
-          <w:sz w:val="22"/>
-          <w:szCs w:val="22"/>
-          <w:lang w:eastAsia="ko-KR"/>
-        </w:rPr>
-        <w:t xml:space="preserve"> using</w:t>
-      </w:r>
-      <w:r>
-        <w:rPr>
-          <w:rFonts w:ascii="Arial" w:eastAsia="Arial Unicode MS" w:hAnsi="Arial" w:cs="Arial"/>
-          <w:bCs/>
-          <w:sz w:val="22"/>
-          <w:szCs w:val="22"/>
-          <w:lang w:eastAsia="ko-KR"/>
-        </w:rPr>
-        <w:br/>
-        <w:t xml:space="preserve">   geospatial methods.</w:t>
-      </w:r>
-      <w:r>
-        <w:rPr>
-          <w:rFonts w:ascii="Arial" w:eastAsia="Arial Unicode MS" w:hAnsi="Arial" w:cs="Arial"/>
-          <w:bCs/>
-          <w:sz w:val="22"/>
-          <w:szCs w:val="22"/>
-          <w:lang w:eastAsia="ko-KR"/>
-        </w:rPr>
-        <w:br/>
         <w:t xml:space="preserve">- </w:t>
       </w:r>
       <w:r>
@@ -1675,229 +1909,7 @@
           <w:szCs w:val="22"/>
           <w:lang w:eastAsia="ko-KR"/>
         </w:rPr>
-        <w:t>Assessed</w:t>
-      </w:r>
-      <w:r>
-        <w:rPr>
-          <w:rFonts w:ascii="Arial" w:eastAsia="Arial Unicode MS" w:hAnsi="Arial" w:cs="Arial"/>
-          <w:bCs/>
-          <w:sz w:val="22"/>
-          <w:szCs w:val="22"/>
-          <w:lang w:eastAsia="ko-KR"/>
-        </w:rPr>
-        <w:t xml:space="preserve"> neighborhood</w:t>
-      </w:r>
-      <w:r>
-        <w:rPr>
-          <w:rFonts w:ascii="Arial" w:eastAsia="Arial Unicode MS" w:hAnsi="Arial" w:cs="Arial"/>
-          <w:bCs/>
-          <w:sz w:val="22"/>
-          <w:szCs w:val="22"/>
-          <w:lang w:eastAsia="ko-KR"/>
-        </w:rPr>
-        <w:t xml:space="preserve"> </w:t>
-      </w:r>
-      <w:r>
-        <w:rPr>
-          <w:rFonts w:ascii="Arial" w:eastAsia="Arial Unicode MS" w:hAnsi="Arial" w:cs="Arial"/>
-          <w:bCs/>
-          <w:sz w:val="22"/>
-          <w:szCs w:val="22"/>
-          <w:lang w:eastAsia="ko-KR"/>
-        </w:rPr>
-        <w:t>environment</w:t>
-      </w:r>
-      <w:r>
-        <w:rPr>
-          <w:rFonts w:ascii="Arial" w:eastAsia="Arial Unicode MS" w:hAnsi="Arial" w:cs="Arial"/>
-          <w:bCs/>
-          <w:sz w:val="22"/>
-          <w:szCs w:val="22"/>
-          <w:lang w:eastAsia="ko-KR"/>
-        </w:rPr>
-        <w:t xml:space="preserve"> (air pollution and greenspace)</w:t>
-      </w:r>
-      <w:r>
-        <w:rPr>
-          <w:rFonts w:ascii="Arial" w:eastAsia="Arial Unicode MS" w:hAnsi="Arial" w:cs="Arial"/>
-          <w:bCs/>
-          <w:sz w:val="22"/>
-          <w:szCs w:val="22"/>
-          <w:lang w:eastAsia="ko-KR"/>
-        </w:rPr>
-        <w:t xml:space="preserve"> on </w:t>
-      </w:r>
-      <w:r>
-        <w:rPr>
-          <w:rFonts w:ascii="Arial" w:eastAsia="Arial Unicode MS" w:hAnsi="Arial" w:cs="Arial"/>
-          <w:bCs/>
-          <w:sz w:val="22"/>
-          <w:szCs w:val="22"/>
-          <w:lang w:eastAsia="ko-KR"/>
-        </w:rPr>
-        <w:t>mortality</w:t>
-      </w:r>
-      <w:r>
-        <w:rPr>
-          <w:rFonts w:ascii="Arial" w:eastAsia="Arial Unicode MS" w:hAnsi="Arial" w:cs="Arial"/>
-          <w:bCs/>
-          <w:sz w:val="22"/>
-          <w:szCs w:val="22"/>
-          <w:lang w:eastAsia="ko-KR"/>
-        </w:rPr>
-        <w:t xml:space="preserve"> and </w:t>
-      </w:r>
-      <w:r>
-        <w:rPr>
-          <w:rFonts w:ascii="Arial" w:eastAsia="Arial Unicode MS" w:hAnsi="Arial" w:cs="Arial"/>
-          <w:bCs/>
-          <w:sz w:val="22"/>
-          <w:szCs w:val="22"/>
-          <w:lang w:eastAsia="ko-KR"/>
-        </w:rPr>
-        <w:t>cancer</w:t>
-      </w:r>
-      <w:r>
-        <w:rPr>
-          <w:rFonts w:ascii="Arial" w:eastAsia="Arial Unicode MS" w:hAnsi="Arial" w:cs="Arial"/>
-          <w:bCs/>
-          <w:sz w:val="22"/>
-          <w:szCs w:val="22"/>
-          <w:lang w:eastAsia="ko-KR"/>
-        </w:rPr>
-        <w:t xml:space="preserve"> risks</w:t>
-      </w:r>
-    </w:p>
-    <w:p>
-      <w:pPr>
-        <w:spacing w:line="320" w:lineRule="exact"/>
-        <w:rPr>
-          <w:rFonts w:ascii="Arial" w:eastAsia="Arial Unicode MS" w:hAnsi="Arial" w:cs="Arial"/>
-          <w:bCs/>
-          <w:sz w:val="22"/>
-          <w:szCs w:val="22"/>
-          <w:lang w:eastAsia="ko-KR"/>
-        </w:rPr>
-      </w:pPr>
-    </w:p>
-    <w:p>
-      <w:pPr>
-        <w:spacing w:line="320" w:lineRule="exact"/>
-        <w:rPr>
-          <w:rFonts w:ascii="Arial" w:eastAsia="Arial Unicode MS" w:hAnsi="Arial" w:cs="Arial"/>
-          <w:sz w:val="22"/>
-          <w:szCs w:val="22"/>
-        </w:rPr>
-      </w:pPr>
-      <w:proofErr w:type="spellStart"/>
-      <w:r>
-        <w:rPr>
-          <w:rFonts w:ascii="Arial" w:eastAsia="Arial Unicode MS" w:hAnsi="Arial" w:cs="Arial"/>
-          <w:i/>
-          <w:sz w:val="22"/>
-          <w:szCs w:val="22"/>
-        </w:rPr>
-        <w:t>Gachon</w:t>
-      </w:r>
-      <w:proofErr w:type="spellEnd"/>
-      <w:r>
-        <w:rPr>
-          <w:rFonts w:ascii="Arial" w:eastAsia="Arial Unicode MS" w:hAnsi="Arial" w:cs="Arial"/>
-          <w:i/>
-          <w:sz w:val="22"/>
-          <w:szCs w:val="22"/>
-        </w:rPr>
-        <w:t xml:space="preserve"> University College of Medicine, </w:t>
-      </w:r>
-      <w:r>
-        <w:rPr>
-          <w:rFonts w:ascii="Arial" w:eastAsia="Arial Unicode MS" w:hAnsi="Arial" w:cs="Arial"/>
-          <w:i/>
-          <w:sz w:val="22"/>
-          <w:szCs w:val="22"/>
-        </w:rPr>
-        <w:t>Department of Preventive Medicine</w:t>
-      </w:r>
-      <w:r>
-        <w:rPr>
-          <w:rFonts w:ascii="Arial" w:eastAsia="Arial Unicode MS" w:hAnsi="Arial" w:cs="Arial"/>
-          <w:b/>
-          <w:sz w:val="22"/>
-          <w:szCs w:val="22"/>
-        </w:rPr>
-        <w:tab/>
-      </w:r>
-      <w:proofErr w:type="gramStart"/>
-      <w:r>
-        <w:rPr>
-          <w:rFonts w:ascii="Arial" w:eastAsia="Arial Unicode MS" w:hAnsi="Arial" w:cs="Arial"/>
-          <w:b/>
-          <w:sz w:val="22"/>
-          <w:szCs w:val="22"/>
-        </w:rPr>
-        <w:tab/>
-        <w:t xml:space="preserve">  </w:t>
-      </w:r>
-      <w:r>
-        <w:rPr>
-          <w:rFonts w:ascii="Arial" w:eastAsia="Arial Unicode MS" w:hAnsi="Arial" w:cs="Arial"/>
-          <w:i/>
-          <w:iCs/>
-          <w:sz w:val="22"/>
-          <w:szCs w:val="22"/>
-        </w:rPr>
-        <w:t>Mar</w:t>
-      </w:r>
-      <w:r>
-        <w:rPr>
-          <w:rFonts w:ascii="Arial" w:eastAsia="Arial Unicode MS" w:hAnsi="Arial" w:cs="Arial"/>
-          <w:i/>
-          <w:iCs/>
-          <w:sz w:val="22"/>
-          <w:szCs w:val="22"/>
-        </w:rPr>
-        <w:t>.</w:t>
-      </w:r>
-      <w:proofErr w:type="gramEnd"/>
-      <w:r>
-        <w:rPr>
-          <w:rFonts w:ascii="Arial" w:eastAsia="Arial Unicode MS" w:hAnsi="Arial" w:cs="Arial"/>
-          <w:i/>
-          <w:iCs/>
-          <w:sz w:val="22"/>
-          <w:szCs w:val="22"/>
-        </w:rPr>
-        <w:t xml:space="preserve"> </w:t>
-      </w:r>
-      <w:r>
-        <w:rPr>
-          <w:rFonts w:ascii="Arial" w:eastAsia="Arial Unicode MS" w:hAnsi="Arial" w:cs="Arial"/>
-          <w:i/>
-          <w:iCs/>
-          <w:sz w:val="22"/>
-          <w:szCs w:val="22"/>
-        </w:rPr>
-        <w:t>2</w:t>
-      </w:r>
-      <w:r>
-        <w:rPr>
-          <w:rFonts w:ascii="Arial" w:eastAsia="Arial Unicode MS" w:hAnsi="Arial" w:cs="Arial"/>
-          <w:i/>
-          <w:iCs/>
-          <w:sz w:val="22"/>
-          <w:szCs w:val="22"/>
-        </w:rPr>
-        <w:t>020-</w:t>
-      </w:r>
-      <w:r>
-        <w:rPr>
-          <w:rFonts w:ascii="Arial" w:eastAsia="Arial Unicode MS" w:hAnsi="Arial" w:cs="Arial"/>
-          <w:i/>
-          <w:iCs/>
-          <w:sz w:val="22"/>
-          <w:szCs w:val="22"/>
-        </w:rPr>
-        <w:t>Aug.2021</w:t>
+        <w:t>Developed visual summaries and figures to facilitate interpretation of pooled findings.</w:t>
       </w:r>
     </w:p>
     <w:p>
@@ -1909,239 +1921,322 @@
         <w:spacing w:line="320" w:lineRule="exact"/>
         <w:rPr>
           <w:rFonts w:ascii="Arial" w:eastAsia="Arial Unicode MS" w:hAnsi="Arial" w:cs="Arial"/>
-          <w:sz w:val="22"/>
-          <w:szCs w:val="22"/>
-          <w:lang w:eastAsia="ko-KR"/>
-        </w:rPr>
-      </w:pPr>
-      <w:r>
-        <w:rPr>
-          <w:rFonts w:ascii="Arial" w:eastAsia="Arial Unicode MS" w:hAnsi="Arial" w:cs="Arial"/>
-          <w:sz w:val="22"/>
-          <w:szCs w:val="22"/>
-          <w:lang w:eastAsia="ko-KR"/>
-        </w:rPr>
-        <w:t>Performed ecological study to provide epidemiological evidence that HD</w:t>
-      </w:r>
-      <w:r>
-        <w:rPr>
-          <w:rFonts w:ascii="Arial" w:eastAsia="Arial Unicode MS" w:hAnsi="Arial" w:cs="Arial"/>
-          <w:sz w:val="22"/>
-          <w:szCs w:val="22"/>
-          <w:lang w:eastAsia="ko-KR"/>
-        </w:rPr>
-        <w:t xml:space="preserve"> (</w:t>
-      </w:r>
-      <w:r>
-        <w:rPr>
-          <w:rFonts w:ascii="Arial" w:eastAsia="Arial Unicode MS" w:hAnsi="Arial" w:cs="Arial"/>
-          <w:bCs/>
-          <w:sz w:val="22"/>
-          <w:szCs w:val="22"/>
-          <w:lang w:eastAsia="ko-KR"/>
-        </w:rPr>
-        <w:t>H</w:t>
-      </w:r>
-      <w:r>
-        <w:rPr>
-          <w:rFonts w:ascii="Arial" w:eastAsia="Arial Unicode MS" w:hAnsi="Arial" w:cs="Arial"/>
-          <w:bCs/>
-          <w:sz w:val="22"/>
-          <w:szCs w:val="22"/>
-        </w:rPr>
-        <w:t xml:space="preserve">umidifier </w:t>
-      </w:r>
-      <w:r>
-        <w:rPr>
-          <w:rFonts w:ascii="Arial" w:eastAsia="Arial Unicode MS" w:hAnsi="Arial" w:cs="Arial"/>
-          <w:bCs/>
-          <w:sz w:val="22"/>
-          <w:szCs w:val="22"/>
-        </w:rPr>
-        <w:t>D</w:t>
-      </w:r>
-      <w:r>
-        <w:rPr>
-          <w:rFonts w:ascii="Arial" w:eastAsia="Arial Unicode MS" w:hAnsi="Arial" w:cs="Arial"/>
-          <w:bCs/>
-          <w:sz w:val="22"/>
-          <w:szCs w:val="22"/>
-        </w:rPr>
-        <w:t>isinfectant)</w:t>
-      </w:r>
-      <w:r>
-        <w:rPr>
-          <w:rFonts w:ascii="Arial" w:eastAsia="Arial Unicode MS" w:hAnsi="Arial" w:cs="Arial"/>
-          <w:sz w:val="22"/>
-          <w:szCs w:val="22"/>
-          <w:lang w:eastAsia="ko-KR"/>
-        </w:rPr>
-        <w:t xml:space="preserve"> exposure is associated with the development of severe lung injury cases in Korea. </w:t>
+          <w:bCs/>
+          <w:sz w:val="22"/>
+          <w:szCs w:val="22"/>
+        </w:rPr>
+      </w:pPr>
+      <w:r>
+        <w:rPr>
+          <w:rFonts w:ascii="Arial" w:eastAsia="Arial Unicode MS" w:hAnsi="Arial" w:cs="Arial"/>
+          <w:b/>
+          <w:sz w:val="22"/>
+          <w:szCs w:val="22"/>
+          <w:lang w:eastAsia="ko-KR"/>
+        </w:rPr>
+        <w:t xml:space="preserve">Harmful Algal Blooms </w:t>
+      </w:r>
+      <w:r>
+        <w:rPr>
+          <w:rFonts w:ascii="Arial" w:eastAsia="Arial Unicode MS" w:hAnsi="Arial" w:cs="Arial"/>
+          <w:b/>
+          <w:sz w:val="22"/>
+          <w:szCs w:val="22"/>
+          <w:lang w:eastAsia="ko-KR"/>
+        </w:rPr>
+        <w:t>and Health</w:t>
+      </w:r>
+      <w:r>
+        <w:rPr>
+          <w:rFonts w:ascii="Arial" w:eastAsia="Arial Unicode MS" w:hAnsi="Arial" w:cs="Arial"/>
+          <w:b/>
+          <w:sz w:val="22"/>
+          <w:szCs w:val="22"/>
+          <w:lang w:eastAsia="ko-KR"/>
+        </w:rPr>
+        <w:t>:</w:t>
+      </w:r>
+      <w:r>
+        <w:rPr>
+          <w:rFonts w:ascii="Arial" w:eastAsia="Arial Unicode MS" w:hAnsi="Arial" w:cs="Arial"/>
+          <w:bCs/>
+          <w:sz w:val="22"/>
+          <w:szCs w:val="22"/>
+          <w:lang w:eastAsia="ko-KR"/>
+        </w:rPr>
+        <w:t xml:space="preserve"> </w:t>
+      </w:r>
+      <w:r>
+        <w:rPr>
+          <w:rFonts w:ascii="Arial" w:eastAsia="Arial Unicode MS" w:hAnsi="Arial" w:cs="Arial"/>
+          <w:bCs/>
+          <w:sz w:val="22"/>
+          <w:szCs w:val="22"/>
+          <w:lang w:eastAsia="ko-KR"/>
+        </w:rPr>
+        <w:br/>
+        <w:t xml:space="preserve">- </w:t>
+      </w:r>
+      <w:r>
+        <w:rPr>
+          <w:rFonts w:ascii="Arial" w:eastAsia="Arial Unicode MS" w:hAnsi="Arial" w:cs="Arial"/>
+          <w:bCs/>
+          <w:sz w:val="22"/>
+          <w:szCs w:val="22"/>
+          <w:lang w:eastAsia="ko-KR"/>
+        </w:rPr>
+        <w:t>Reviewed and s</w:t>
+      </w:r>
+      <w:r>
+        <w:rPr>
+          <w:rFonts w:ascii="Arial" w:eastAsia="Arial Unicode MS" w:hAnsi="Arial" w:cs="Arial"/>
+          <w:bCs/>
+          <w:sz w:val="22"/>
+          <w:szCs w:val="22"/>
+          <w:lang w:eastAsia="ko-KR"/>
+        </w:rPr>
+        <w:t>ynthesized evidence from 30+ studies on harmful algal blooms and health effects</w:t>
+      </w:r>
+      <w:r>
+        <w:rPr>
+          <w:rFonts w:ascii="Arial" w:eastAsia="Arial Unicode MS" w:hAnsi="Arial" w:cs="Arial"/>
+          <w:bCs/>
+          <w:sz w:val="22"/>
+          <w:szCs w:val="22"/>
+          <w:lang w:eastAsia="ko-KR"/>
+        </w:rPr>
+        <w:t>.</w:t>
+      </w:r>
+      <w:r>
+        <w:rPr>
+          <w:rFonts w:ascii="Arial" w:eastAsia="Arial Unicode MS" w:hAnsi="Arial" w:cs="Arial"/>
+          <w:bCs/>
+          <w:sz w:val="22"/>
+          <w:szCs w:val="22"/>
+          <w:lang w:eastAsia="ko-KR"/>
+        </w:rPr>
+        <w:br/>
+        <w:t>- C</w:t>
+      </w:r>
+      <w:r>
+        <w:rPr>
+          <w:rFonts w:ascii="Arial" w:eastAsia="Arial Unicode MS" w:hAnsi="Arial" w:cs="Arial"/>
+          <w:bCs/>
+          <w:sz w:val="22"/>
+          <w:szCs w:val="22"/>
+          <w:lang w:eastAsia="ko-KR"/>
+        </w:rPr>
+        <w:t>onducted literature investigation, curated relevant resources, and contributed to manuscript writing and revision</w:t>
+      </w:r>
+      <w:r>
+        <w:rPr>
+          <w:rFonts w:ascii="Arial" w:eastAsia="Arial Unicode MS" w:hAnsi="Arial" w:cs="Arial"/>
+          <w:bCs/>
+          <w:sz w:val="22"/>
+          <w:szCs w:val="22"/>
+          <w:lang w:eastAsia="ko-KR"/>
+        </w:rPr>
+        <w:t>, helping identify key evidence gaps in environmental health impacts</w:t>
+      </w:r>
+      <w:r>
+        <w:rPr>
+          <w:rFonts w:ascii="Arial" w:eastAsia="Arial Unicode MS" w:hAnsi="Arial" w:cs="Arial"/>
+          <w:bCs/>
+          <w:sz w:val="22"/>
+          <w:szCs w:val="22"/>
+          <w:lang w:eastAsia="ko-KR"/>
+        </w:rPr>
+        <w:t>.</w:t>
+      </w:r>
+      <w:r>
+        <w:rPr>
+          <w:rFonts w:ascii="Arial" w:eastAsia="Arial Unicode MS" w:hAnsi="Arial" w:cs="Arial"/>
+          <w:bCs/>
+          <w:sz w:val="22"/>
+          <w:szCs w:val="22"/>
+          <w:lang w:eastAsia="ko-KR"/>
+        </w:rPr>
+        <w:t xml:space="preserve"> </w:t>
       </w:r>
     </w:p>
     <w:p>
       <w:pPr>
+        <w:pStyle w:val="ListParagraph"/>
         <w:numPr>
           <w:ilvl w:val="0"/>
           <w:numId w:val="12"/>
         </w:numPr>
         <w:spacing w:line="320" w:lineRule="exact"/>
-        <w:rPr>
-          <w:rFonts w:ascii="Arial" w:eastAsia="Arial Unicode MS" w:hAnsi="Arial" w:cs="Arial"/>
-          <w:bCs/>
-          <w:sz w:val="22"/>
-          <w:szCs w:val="22"/>
-        </w:rPr>
-      </w:pPr>
-      <w:r>
-        <w:rPr>
-          <w:rFonts w:ascii="Arial" w:eastAsia="Arial Unicode MS" w:hAnsi="Arial" w:cs="Arial"/>
-          <w:bCs/>
-          <w:sz w:val="22"/>
-          <w:szCs w:val="22"/>
-        </w:rPr>
-        <w:t>Investigated changes in the nationwide number of humidifier disinfectant-associated lung injury (HDLI) in concordance with nationwide HD consumption in South Korea using data covering the entire Korean population.</w:t>
-      </w:r>
-    </w:p>
-    <w:p>
-      <w:pPr>
-        <w:spacing w:line="320" w:lineRule="exact"/>
-        <w:rPr>
-          <w:rFonts w:ascii="Arial" w:eastAsia="Arial Unicode MS" w:hAnsi="Arial" w:cs="Arial"/>
-          <w:b/>
-          <w:sz w:val="22"/>
-          <w:szCs w:val="22"/>
-          <w:lang w:eastAsia="ko-KR"/>
-        </w:rPr>
-      </w:pPr>
-    </w:p>
-    <w:p>
-      <w:pPr>
-        <w:spacing w:line="320" w:lineRule="exact"/>
-        <w:rPr>
-          <w:rFonts w:ascii="Arial" w:eastAsia="Arial Unicode MS" w:hAnsi="Arial" w:cs="Arial"/>
-          <w:b/>
-          <w:sz w:val="22"/>
-          <w:szCs w:val="22"/>
-          <w:lang w:eastAsia="ko-KR"/>
-        </w:rPr>
-      </w:pPr>
-      <w:r>
-        <w:rPr>
-          <w:rFonts w:ascii="Arial" w:eastAsia="Arial Unicode MS" w:hAnsi="Arial" w:cs="Arial"/>
-          <w:b/>
-          <w:sz w:val="22"/>
-          <w:szCs w:val="22"/>
-          <w:lang w:eastAsia="ko-KR"/>
-        </w:rPr>
-        <w:t>Graduate Teaching Assistant</w:t>
-      </w:r>
-    </w:p>
-    <w:p>
-      <w:pPr>
-        <w:spacing w:line="320" w:lineRule="exact"/>
-        <w:rPr>
-          <w:rFonts w:ascii="Arial" w:eastAsia="Arial Unicode MS" w:hAnsi="Arial" w:cs="Arial"/>
-          <w:i/>
-          <w:sz w:val="22"/>
-          <w:szCs w:val="22"/>
-        </w:rPr>
-      </w:pPr>
-      <w:r>
-        <w:rPr>
-          <w:rFonts w:ascii="Arial" w:eastAsia="Arial Unicode MS" w:hAnsi="Arial" w:cs="Arial"/>
-          <w:i/>
-          <w:sz w:val="22"/>
-          <w:szCs w:val="22"/>
-        </w:rPr>
-        <w:t>University of Arizona,</w:t>
-      </w:r>
-      <w:r>
-        <w:rPr>
-          <w:rFonts w:ascii="Arial" w:eastAsia="Arial Unicode MS" w:hAnsi="Arial" w:cs="Arial"/>
-          <w:bCs/>
-          <w:i/>
-          <w:sz w:val="22"/>
-          <w:szCs w:val="22"/>
-        </w:rPr>
-        <w:t xml:space="preserve"> MEZCOPH, </w:t>
-      </w:r>
-      <w:r>
-        <w:rPr>
-          <w:rFonts w:ascii="Arial" w:eastAsia="Arial Unicode MS" w:hAnsi="Arial" w:cs="Arial"/>
-          <w:i/>
-          <w:sz w:val="22"/>
-          <w:szCs w:val="22"/>
-        </w:rPr>
-        <w:t xml:space="preserve">Department of </w:t>
-      </w:r>
-      <w:r>
-        <w:rPr>
-          <w:rFonts w:ascii="Arial" w:eastAsia="Arial Unicode MS" w:hAnsi="Arial" w:cs="Arial"/>
-          <w:bCs/>
-          <w:i/>
-          <w:sz w:val="22"/>
-          <w:szCs w:val="22"/>
-        </w:rPr>
-        <w:t xml:space="preserve">Health Promotion Sciences         </w:t>
-      </w:r>
-      <w:proofErr w:type="gramStart"/>
-      <w:r>
-        <w:rPr>
-          <w:rFonts w:ascii="Arial" w:eastAsia="Arial Unicode MS" w:hAnsi="Arial" w:cs="Arial"/>
-          <w:b/>
-          <w:i/>
-          <w:sz w:val="22"/>
-          <w:szCs w:val="22"/>
-        </w:rPr>
-        <w:tab/>
-        <w:t xml:space="preserve">  </w:t>
-      </w:r>
-      <w:r>
-        <w:rPr>
-          <w:rFonts w:ascii="Arial" w:eastAsia="Arial Unicode MS" w:hAnsi="Arial" w:cs="Arial"/>
-          <w:i/>
-          <w:sz w:val="22"/>
-          <w:szCs w:val="22"/>
-        </w:rPr>
-        <w:t>Aug.</w:t>
-      </w:r>
-      <w:proofErr w:type="gramEnd"/>
-      <w:r>
-        <w:rPr>
-          <w:rFonts w:ascii="Arial" w:eastAsia="Arial Unicode MS" w:hAnsi="Arial" w:cs="Arial"/>
-          <w:i/>
-          <w:sz w:val="22"/>
-          <w:szCs w:val="22"/>
-        </w:rPr>
-        <w:t xml:space="preserve"> 202</w:t>
-      </w:r>
-      <w:r>
-        <w:rPr>
-          <w:rFonts w:ascii="Arial" w:eastAsia="Arial Unicode MS" w:hAnsi="Arial" w:cs="Arial"/>
-          <w:i/>
-          <w:sz w:val="22"/>
-          <w:szCs w:val="22"/>
-        </w:rPr>
-        <w:t>3</w:t>
-      </w:r>
-      <w:r>
-        <w:rPr>
-          <w:rFonts w:ascii="Arial" w:eastAsia="Arial Unicode MS" w:hAnsi="Arial" w:cs="Arial"/>
-          <w:i/>
-          <w:sz w:val="22"/>
-          <w:szCs w:val="22"/>
-        </w:rPr>
-        <w:t>-Jan.202</w:t>
-      </w:r>
-      <w:r>
-        <w:rPr>
-          <w:rFonts w:ascii="Arial" w:eastAsia="Arial Unicode MS" w:hAnsi="Arial" w:cs="Arial"/>
-          <w:i/>
-          <w:sz w:val="22"/>
-          <w:szCs w:val="22"/>
-        </w:rPr>
-        <w:t>4</w:t>
+        <w:ind w:leftChars="0"/>
+        <w:rPr>
+          <w:rFonts w:ascii="Arial" w:eastAsia="Arial Unicode MS" w:hAnsi="Arial" w:cs="Arial"/>
+          <w:bCs/>
+          <w:sz w:val="22"/>
+          <w:szCs w:val="22"/>
+        </w:rPr>
+      </w:pPr>
+      <w:r>
+        <w:rPr>
+          <w:rFonts w:ascii="Arial" w:eastAsia="Arial Unicode MS" w:hAnsi="Arial" w:cs="Arial"/>
+          <w:b/>
+          <w:sz w:val="22"/>
+          <w:szCs w:val="22"/>
+          <w:lang w:eastAsia="ko-KR"/>
+        </w:rPr>
+        <w:t>Climate Hazards, Infrastructure, and Equity</w:t>
+      </w:r>
+      <w:r>
+        <w:rPr>
+          <w:rFonts w:ascii="Arial" w:eastAsia="Arial Unicode MS" w:hAnsi="Arial" w:cs="Arial" w:hint="eastAsia"/>
+          <w:bCs/>
+          <w:sz w:val="22"/>
+          <w:szCs w:val="22"/>
+          <w:lang w:eastAsia="ko-KR"/>
+        </w:rPr>
+        <w:t xml:space="preserve"> </w:t>
+      </w:r>
+      <w:r>
+        <w:rPr>
+          <w:rFonts w:ascii="Arial" w:eastAsia="Arial Unicode MS" w:hAnsi="Arial" w:cs="Arial"/>
+          <w:bCs/>
+          <w:sz w:val="22"/>
+          <w:szCs w:val="22"/>
+          <w:lang w:eastAsia="ko-KR"/>
+        </w:rPr>
+        <w:t>(manuscript in preparation)</w:t>
+      </w:r>
+      <w:r>
+        <w:rPr>
+          <w:rFonts w:ascii="Arial" w:eastAsia="Arial Unicode MS" w:hAnsi="Arial" w:cs="Arial"/>
+          <w:b/>
+          <w:sz w:val="22"/>
+          <w:szCs w:val="22"/>
+          <w:lang w:eastAsia="ko-KR"/>
+        </w:rPr>
+        <w:t>:</w:t>
+      </w:r>
+      <w:r>
+        <w:rPr>
+          <w:rFonts w:ascii="Arial" w:eastAsia="Arial Unicode MS" w:hAnsi="Arial" w:cs="Arial"/>
+          <w:bCs/>
+          <w:sz w:val="22"/>
+          <w:szCs w:val="22"/>
+          <w:lang w:eastAsia="ko-KR"/>
+        </w:rPr>
+        <w:t xml:space="preserve"> </w:t>
+      </w:r>
+      <w:r>
+        <w:rPr>
+          <w:rFonts w:ascii="Arial" w:eastAsia="Arial Unicode MS" w:hAnsi="Arial" w:cs="Arial"/>
+          <w:bCs/>
+          <w:sz w:val="22"/>
+          <w:szCs w:val="22"/>
+          <w:lang w:eastAsia="ko-KR"/>
+        </w:rPr>
+        <w:br/>
+        <w:t xml:space="preserve">- </w:t>
+      </w:r>
+      <w:r>
+        <w:rPr>
+          <w:rFonts w:ascii="Arial" w:eastAsia="Arial Unicode MS" w:hAnsi="Arial" w:cs="Arial"/>
+          <w:bCs/>
+          <w:sz w:val="22"/>
+          <w:szCs w:val="22"/>
+          <w:lang w:eastAsia="ko-KR"/>
+        </w:rPr>
+        <w:t>Conducted geospatial and equity analyses linking 4.2 million U.S. infrastructure facilities across 84,093 census tracts to 15 climate hazards</w:t>
+      </w:r>
+      <w:r>
+        <w:rPr>
+          <w:rFonts w:ascii="Arial" w:eastAsia="Arial Unicode MS" w:hAnsi="Arial" w:cs="Arial"/>
+          <w:bCs/>
+          <w:sz w:val="22"/>
+          <w:szCs w:val="22"/>
+          <w:lang w:eastAsia="ko-KR"/>
+        </w:rPr>
+        <w:br/>
+        <w:t>- D</w:t>
+      </w:r>
+      <w:r>
+        <w:rPr>
+          <w:rFonts w:ascii="Arial" w:eastAsia="Arial Unicode MS" w:hAnsi="Arial" w:cs="Arial"/>
+          <w:bCs/>
+          <w:sz w:val="22"/>
+          <w:szCs w:val="22"/>
+          <w:lang w:eastAsia="ko-KR"/>
+        </w:rPr>
+        <w:t>eveloped consequence-based classification</w:t>
+      </w:r>
+      <w:r>
+        <w:rPr>
+          <w:rFonts w:ascii="Arial" w:eastAsia="Arial Unicode MS" w:hAnsi="Arial" w:cs="Arial"/>
+          <w:bCs/>
+          <w:sz w:val="22"/>
+          <w:szCs w:val="22"/>
+          <w:lang w:eastAsia="ko-KR"/>
+        </w:rPr>
+        <w:t>s</w:t>
+      </w:r>
+      <w:r>
+        <w:rPr>
+          <w:rFonts w:ascii="Arial" w:eastAsia="Arial Unicode MS" w:hAnsi="Arial" w:cs="Arial"/>
+          <w:bCs/>
+          <w:sz w:val="22"/>
+          <w:szCs w:val="22"/>
+          <w:lang w:eastAsia="ko-KR"/>
+        </w:rPr>
+        <w:t xml:space="preserve"> for 9 facility types</w:t>
+      </w:r>
+      <w:r>
+        <w:rPr>
+          <w:rFonts w:ascii="Arial" w:eastAsia="Arial Unicode MS" w:hAnsi="Arial" w:cs="Arial"/>
+          <w:bCs/>
+          <w:sz w:val="22"/>
+          <w:szCs w:val="22"/>
+          <w:lang w:eastAsia="ko-KR"/>
+        </w:rPr>
+        <w:t xml:space="preserve"> </w:t>
+      </w:r>
+      <w:r>
+        <w:rPr>
+          <w:rFonts w:ascii="Arial" w:eastAsia="Arial Unicode MS" w:hAnsi="Arial" w:cs="Arial"/>
+          <w:bCs/>
+          <w:sz w:val="22"/>
+          <w:szCs w:val="22"/>
+          <w:lang w:eastAsia="ko-KR"/>
+        </w:rPr>
+        <w:t>and identified 2,971 triple-risk tracts where hazard exposure, social vulnerability, and low resilience converge.</w:t>
+      </w:r>
+      <w:r>
+        <w:rPr>
+          <w:rFonts w:ascii="Arial" w:eastAsia="Arial Unicode MS" w:hAnsi="Arial" w:cs="Arial"/>
+          <w:bCs/>
+          <w:sz w:val="22"/>
+          <w:szCs w:val="22"/>
+          <w:lang w:eastAsia="ko-KR"/>
+        </w:rPr>
+        <w:br/>
+        <w:t xml:space="preserve">- </w:t>
+      </w:r>
+      <w:r>
+        <w:rPr>
+          <w:rFonts w:ascii="Arial" w:eastAsia="Arial Unicode MS" w:hAnsi="Arial" w:cs="Arial"/>
+          <w:bCs/>
+          <w:sz w:val="22"/>
+          <w:szCs w:val="22"/>
+          <w:lang w:eastAsia="ko-KR"/>
+        </w:rPr>
+        <w:t>Generated evidence to inform equity-focused climate adaptation and infrastructure planning</w:t>
+      </w:r>
+      <w:r>
+        <w:rPr>
+          <w:rFonts w:ascii="Arial" w:eastAsia="Arial Unicode MS" w:hAnsi="Arial" w:cs="Arial"/>
+          <w:bCs/>
+          <w:sz w:val="22"/>
+          <w:szCs w:val="22"/>
+          <w:lang w:eastAsia="ko-KR"/>
+        </w:rPr>
+        <w:t>.</w:t>
       </w:r>
     </w:p>
     <w:p>
@@ -2156,92 +2251,169 @@
           <w:bCs/>
           <w:sz w:val="22"/>
           <w:szCs w:val="22"/>
-        </w:rPr>
-      </w:pPr>
-      <w:r>
-        <w:rPr>
-          <w:rFonts w:ascii="Arial" w:eastAsia="Arial Unicode MS" w:hAnsi="Arial" w:cs="Arial"/>
-          <w:sz w:val="22"/>
-          <w:szCs w:val="22"/>
-          <w:lang w:eastAsia="ko-KR"/>
-        </w:rPr>
-        <w:t>Appointed</w:t>
-      </w:r>
-      <w:r>
-        <w:rPr>
-          <w:rFonts w:ascii="Arial" w:eastAsia="Arial Unicode MS" w:hAnsi="Arial" w:cs="Arial"/>
-          <w:sz w:val="22"/>
-          <w:szCs w:val="22"/>
-          <w:lang w:eastAsia="ko-KR"/>
-        </w:rPr>
-        <w:t xml:space="preserve"> as a teaching assistant on </w:t>
-      </w:r>
-      <w:r>
-        <w:rPr>
-          <w:rFonts w:ascii="Arial" w:eastAsia="Arial Unicode MS" w:hAnsi="Arial" w:cs="Arial"/>
-          <w:i/>
-          <w:iCs/>
-          <w:sz w:val="22"/>
-          <w:szCs w:val="22"/>
-          <w:lang w:eastAsia="ko-KR"/>
-        </w:rPr>
-        <w:t>“</w:t>
-      </w:r>
-      <w:r>
-        <w:rPr>
-          <w:rFonts w:ascii="Arial" w:eastAsia="Arial Unicode MS" w:hAnsi="Arial" w:cs="Arial"/>
-          <w:i/>
-          <w:iCs/>
-          <w:sz w:val="22"/>
-          <w:szCs w:val="22"/>
-          <w:lang w:eastAsia="ko-KR"/>
-        </w:rPr>
-        <w:t>EHS 575</w:t>
-      </w:r>
-      <w:r>
-        <w:rPr>
-          <w:rFonts w:ascii="Arial" w:eastAsia="Arial Unicode MS" w:hAnsi="Arial" w:cs="Arial"/>
-          <w:i/>
-          <w:iCs/>
-          <w:sz w:val="22"/>
-          <w:szCs w:val="22"/>
-          <w:lang w:eastAsia="ko-KR"/>
-        </w:rPr>
-        <w:t>:</w:t>
-      </w:r>
-      <w:r>
+          <w:lang w:eastAsia="ko-KR"/>
+        </w:rPr>
+      </w:pPr>
+      <w:r>
+        <w:rPr>
+          <w:rFonts w:ascii="Arial" w:eastAsia="Arial Unicode MS" w:hAnsi="Arial" w:cs="Arial"/>
+          <w:b/>
+          <w:sz w:val="22"/>
+          <w:szCs w:val="22"/>
+          <w:lang w:eastAsia="ko-KR"/>
+        </w:rPr>
+        <w:t xml:space="preserve">Neighborhood </w:t>
+      </w:r>
+      <w:r>
+        <w:rPr>
+          <w:rFonts w:ascii="Arial" w:eastAsia="Arial Unicode MS" w:hAnsi="Arial" w:cs="Arial"/>
+          <w:b/>
+          <w:sz w:val="22"/>
+          <w:szCs w:val="22"/>
+          <w:lang w:eastAsia="ko-KR"/>
+        </w:rPr>
+        <w:t>E</w:t>
+      </w:r>
+      <w:r>
+        <w:rPr>
+          <w:rFonts w:ascii="Arial" w:eastAsia="Arial Unicode MS" w:hAnsi="Arial" w:cs="Arial"/>
+          <w:b/>
+          <w:sz w:val="22"/>
+          <w:szCs w:val="22"/>
+          <w:lang w:eastAsia="ko-KR"/>
+        </w:rPr>
+        <w:t>nvironment and Cancer:</w:t>
+      </w:r>
+      <w:r>
+        <w:rPr>
+          <w:rFonts w:ascii="Arial" w:eastAsia="Arial Unicode MS" w:hAnsi="Arial" w:cs="Arial"/>
+          <w:bCs/>
+          <w:sz w:val="22"/>
+          <w:szCs w:val="22"/>
+          <w:lang w:eastAsia="ko-KR"/>
+        </w:rPr>
         <w:t xml:space="preserve"> </w:t>
       </w:r>
       <w:r>
         <w:rPr>
           <w:rFonts w:ascii="Arial" w:eastAsia="Arial Unicode MS" w:hAnsi="Arial" w:cs="Arial"/>
-          <w:i/>
-          <w:iCs/>
-          <w:sz w:val="22"/>
-          <w:szCs w:val="22"/>
-          <w:lang w:eastAsia="ko-KR"/>
-        </w:rPr>
-        <w:t>Environmental and Occupational Health</w:t>
-      </w:r>
-      <w:r>
-        <w:rPr>
-          <w:rFonts w:ascii="Arial" w:eastAsia="Arial Unicode MS" w:hAnsi="Arial" w:cs="Arial"/>
-          <w:i/>
-          <w:iCs/>
-          <w:sz w:val="22"/>
-          <w:szCs w:val="22"/>
-          <w:lang w:eastAsia="ko-KR"/>
-        </w:rPr>
-        <w:t>”</w:t>
-      </w:r>
-      <w:r>
-        <w:rPr>
-          <w:rFonts w:ascii="Arial" w:eastAsia="Arial Unicode MS" w:hAnsi="Arial" w:cs="Arial"/>
-          <w:sz w:val="22"/>
-          <w:szCs w:val="22"/>
-          <w:lang w:eastAsia="ko-KR"/>
-        </w:rPr>
-        <w:t xml:space="preserve"> </w:t>
+          <w:bCs/>
+          <w:sz w:val="22"/>
+          <w:szCs w:val="22"/>
+          <w:lang w:eastAsia="ko-KR"/>
+        </w:rPr>
+        <w:br/>
+        <w:t xml:space="preserve">- </w:t>
+      </w:r>
+      <w:r>
+        <w:rPr>
+          <w:rFonts w:ascii="Arial" w:eastAsia="Arial Unicode MS" w:hAnsi="Arial" w:cs="Arial"/>
+          <w:bCs/>
+          <w:sz w:val="22"/>
+          <w:szCs w:val="22"/>
+          <w:lang w:eastAsia="ko-KR"/>
+        </w:rPr>
+        <w:t xml:space="preserve">Examined geocoded residential exposures to air pollution and greenspace </w:t>
+      </w:r>
+      <w:r>
+        <w:rPr>
+          <w:rFonts w:ascii="Arial" w:eastAsia="Arial Unicode MS" w:hAnsi="Arial" w:cs="Arial"/>
+          <w:bCs/>
+          <w:sz w:val="22"/>
+          <w:szCs w:val="22"/>
+          <w:lang w:eastAsia="ko-KR"/>
+        </w:rPr>
+        <w:t>in relation to obesity-related cancer</w:t>
+      </w:r>
+      <w:r>
+        <w:rPr>
+          <w:rFonts w:ascii="Arial" w:eastAsia="Arial Unicode MS" w:hAnsi="Arial" w:cs="Arial"/>
+          <w:bCs/>
+          <w:sz w:val="22"/>
+          <w:szCs w:val="22"/>
+          <w:lang w:eastAsia="ko-KR"/>
+        </w:rPr>
+        <w:t xml:space="preserve"> outcomes </w:t>
+      </w:r>
+      <w:r>
+        <w:rPr>
+          <w:rFonts w:ascii="Arial" w:eastAsia="Arial Unicode MS" w:hAnsi="Arial" w:cs="Arial"/>
+          <w:bCs/>
+          <w:sz w:val="22"/>
+          <w:szCs w:val="22"/>
+          <w:lang w:eastAsia="ko-KR"/>
+        </w:rPr>
+        <w:t>in</w:t>
+      </w:r>
+      <w:r>
+        <w:rPr>
+          <w:rFonts w:ascii="Arial" w:eastAsia="Arial Unicode MS" w:hAnsi="Arial" w:cs="Arial"/>
+          <w:bCs/>
+          <w:sz w:val="22"/>
+          <w:szCs w:val="22"/>
+          <w:lang w:eastAsia="ko-KR"/>
+        </w:rPr>
+        <w:t xml:space="preserve"> the NIH-AARP Diet and Health Stud</w:t>
+      </w:r>
+      <w:r>
+        <w:rPr>
+          <w:rFonts w:ascii="Arial" w:eastAsia="Arial Unicode MS" w:hAnsi="Arial" w:cs="Arial"/>
+          <w:bCs/>
+          <w:sz w:val="22"/>
+          <w:szCs w:val="22"/>
+          <w:lang w:eastAsia="ko-KR"/>
+        </w:rPr>
+        <w:t>y,</w:t>
+      </w:r>
+      <w:r>
+        <w:rPr>
+          <w:rFonts w:ascii="Arial" w:eastAsia="Arial Unicode MS" w:hAnsi="Arial" w:cs="Arial"/>
+          <w:bCs/>
+          <w:sz w:val="22"/>
+          <w:szCs w:val="22"/>
+          <w:lang w:eastAsia="ko-KR"/>
+        </w:rPr>
+        <w:t xml:space="preserve"> a prospective cohort of more than 567,000 participants.</w:t>
+      </w:r>
+      <w:r>
+        <w:rPr>
+          <w:rFonts w:ascii="Arial" w:eastAsia="Arial Unicode MS" w:hAnsi="Arial" w:cs="Arial"/>
+          <w:bCs/>
+          <w:sz w:val="22"/>
+          <w:szCs w:val="22"/>
+          <w:lang w:eastAsia="ko-KR"/>
+        </w:rPr>
+        <w:br/>
+      </w:r>
+      <w:r>
+        <w:rPr>
+          <w:rFonts w:ascii="Arial" w:eastAsia="Arial Unicode MS" w:hAnsi="Arial" w:cs="Arial"/>
+          <w:bCs/>
+          <w:sz w:val="22"/>
+          <w:szCs w:val="22"/>
+          <w:lang w:eastAsia="ko-KR"/>
+        </w:rPr>
+        <w:t xml:space="preserve">- </w:t>
+      </w:r>
+      <w:r>
+        <w:rPr>
+          <w:rFonts w:ascii="Arial" w:eastAsia="Arial Unicode MS" w:hAnsi="Arial" w:cs="Arial"/>
+          <w:bCs/>
+          <w:sz w:val="22"/>
+          <w:szCs w:val="22"/>
+          <w:lang w:eastAsia="ko-KR"/>
+        </w:rPr>
+        <w:t>Designed and implemented an analytical framework for time-varying and lagged exposure modeling, confounder adjustment, effect modification, and mediation analyses.</w:t>
+      </w:r>
+      <w:r>
+        <w:rPr>
+          <w:rFonts w:ascii="Arial" w:eastAsia="Arial Unicode MS" w:hAnsi="Arial" w:cs="Arial"/>
+          <w:bCs/>
+          <w:sz w:val="22"/>
+          <w:szCs w:val="22"/>
+          <w:lang w:eastAsia="ko-KR"/>
+        </w:rPr>
+        <w:br/>
       </w:r>
     </w:p>
     <w:p>
@@ -2249,66 +2421,54 @@
         <w:spacing w:line="320" w:lineRule="exact"/>
         <w:rPr>
           <w:rFonts w:ascii="Arial" w:eastAsia="Arial Unicode MS" w:hAnsi="Arial" w:cs="Arial"/>
-          <w:i/>
-          <w:sz w:val="22"/>
-          <w:szCs w:val="22"/>
-        </w:rPr>
-      </w:pPr>
-    </w:p>
-    <w:p>
-      <w:pPr>
-        <w:spacing w:line="320" w:lineRule="exact"/>
-        <w:rPr>
-          <w:rFonts w:ascii="Arial" w:eastAsia="Arial Unicode MS" w:hAnsi="Arial" w:cs="Arial"/>
-          <w:i/>
-          <w:sz w:val="22"/>
-          <w:szCs w:val="22"/>
-        </w:rPr>
-      </w:pPr>
-      <w:r>
-        <w:rPr>
-          <w:rFonts w:ascii="Arial" w:eastAsia="Arial Unicode MS" w:hAnsi="Arial" w:cs="Arial"/>
-          <w:i/>
-          <w:sz w:val="22"/>
-          <w:szCs w:val="22"/>
-        </w:rPr>
-        <w:t>University of Arizona,</w:t>
-      </w:r>
-      <w:r>
-        <w:rPr>
-          <w:rFonts w:ascii="Arial" w:eastAsia="Arial Unicode MS" w:hAnsi="Arial" w:cs="Arial"/>
-          <w:bCs/>
-          <w:i/>
-          <w:sz w:val="22"/>
-          <w:szCs w:val="22"/>
-        </w:rPr>
-        <w:t xml:space="preserve"> MEZCOPH, </w:t>
-      </w:r>
-      <w:r>
-        <w:rPr>
-          <w:rFonts w:ascii="Arial" w:eastAsia="Arial Unicode MS" w:hAnsi="Arial" w:cs="Arial"/>
-          <w:i/>
-          <w:sz w:val="22"/>
-          <w:szCs w:val="22"/>
-        </w:rPr>
-        <w:t xml:space="preserve">Department of </w:t>
-      </w:r>
-      <w:r>
-        <w:rPr>
-          <w:rFonts w:ascii="Arial" w:eastAsia="Arial Unicode MS" w:hAnsi="Arial" w:cs="Arial"/>
-          <w:bCs/>
-          <w:i/>
-          <w:sz w:val="22"/>
-          <w:szCs w:val="22"/>
-        </w:rPr>
-        <w:t xml:space="preserve">Health Promotion Sciences         </w:t>
+          <w:sz w:val="22"/>
+          <w:szCs w:val="22"/>
+        </w:rPr>
+      </w:pPr>
+      <w:proofErr w:type="spellStart"/>
+      <w:r>
+        <w:rPr>
+          <w:rFonts w:ascii="Arial" w:eastAsia="Arial Unicode MS" w:hAnsi="Arial" w:cs="Arial"/>
+          <w:i/>
+          <w:sz w:val="22"/>
+          <w:szCs w:val="22"/>
+        </w:rPr>
+        <w:lastRenderedPageBreak/>
+        <w:t>Gachon</w:t>
+      </w:r>
+      <w:proofErr w:type="spellEnd"/>
+      <w:r>
+        <w:rPr>
+          <w:rFonts w:ascii="Arial" w:eastAsia="Arial Unicode MS" w:hAnsi="Arial" w:cs="Arial"/>
+          <w:i/>
+          <w:sz w:val="22"/>
+          <w:szCs w:val="22"/>
+        </w:rPr>
+        <w:t xml:space="preserve"> University College of Medicine, </w:t>
+      </w:r>
+      <w:r>
+        <w:rPr>
+          <w:rFonts w:ascii="Arial" w:eastAsia="Arial Unicode MS" w:hAnsi="Arial" w:cs="Arial"/>
+          <w:i/>
+          <w:sz w:val="22"/>
+          <w:szCs w:val="22"/>
+        </w:rPr>
+        <w:t>Department of Preventive Medicine</w:t>
+      </w:r>
+      <w:r>
+        <w:rPr>
+          <w:rFonts w:ascii="Arial" w:eastAsia="Arial Unicode MS" w:hAnsi="Arial" w:cs="Arial"/>
+          <w:b/>
+          <w:sz w:val="22"/>
+          <w:szCs w:val="22"/>
+        </w:rPr>
+        <w:tab/>
       </w:r>
       <w:proofErr w:type="gramStart"/>
       <w:r>
         <w:rPr>
           <w:rFonts w:ascii="Arial" w:eastAsia="Arial Unicode MS" w:hAnsi="Arial" w:cs="Arial"/>
           <w:b/>
-          <w:i/>
           <w:sz w:val="22"/>
           <w:szCs w:val="22"/>
         </w:rPr>
@@ -2319,20 +2479,62 @@
         <w:rPr>
           <w:rFonts w:ascii="Arial" w:eastAsia="Arial Unicode MS" w:hAnsi="Arial" w:cs="Arial"/>
           <w:i/>
-          <w:sz w:val="22"/>
-          <w:szCs w:val="22"/>
-        </w:rPr>
-        <w:t>Aug.</w:t>
+          <w:iCs/>
+          <w:sz w:val="22"/>
+          <w:szCs w:val="22"/>
+        </w:rPr>
+        <w:t>Mar</w:t>
+      </w:r>
+      <w:r>
+        <w:rPr>
+          <w:rFonts w:ascii="Arial" w:eastAsia="Arial Unicode MS" w:hAnsi="Arial" w:cs="Arial"/>
+          <w:i/>
+          <w:iCs/>
+          <w:sz w:val="22"/>
+          <w:szCs w:val="22"/>
+        </w:rPr>
+        <w:t>.</w:t>
       </w:r>
       <w:proofErr w:type="gramEnd"/>
       <w:r>
         <w:rPr>
           <w:rFonts w:ascii="Arial" w:eastAsia="Arial Unicode MS" w:hAnsi="Arial" w:cs="Arial"/>
           <w:i/>
-          <w:sz w:val="22"/>
-          <w:szCs w:val="22"/>
-        </w:rPr>
-        <w:t xml:space="preserve"> 2022-Jan.2023</w:t>
+          <w:iCs/>
+          <w:sz w:val="22"/>
+          <w:szCs w:val="22"/>
+        </w:rPr>
+        <w:t xml:space="preserve"> </w:t>
+      </w:r>
+      <w:r>
+        <w:rPr>
+          <w:rFonts w:ascii="Arial" w:eastAsia="Arial Unicode MS" w:hAnsi="Arial" w:cs="Arial"/>
+          <w:i/>
+          <w:iCs/>
+          <w:sz w:val="22"/>
+          <w:szCs w:val="22"/>
+        </w:rPr>
+        <w:t>2</w:t>
+      </w:r>
+      <w:r>
+        <w:rPr>
+          <w:rFonts w:ascii="Arial" w:eastAsia="Arial Unicode MS" w:hAnsi="Arial" w:cs="Arial"/>
+          <w:i/>
+          <w:iCs/>
+          <w:sz w:val="22"/>
+          <w:szCs w:val="22"/>
+        </w:rPr>
+        <w:t>020-</w:t>
+      </w:r>
+      <w:r>
+        <w:rPr>
+          <w:rFonts w:ascii="Arial" w:eastAsia="Arial Unicode MS" w:hAnsi="Arial" w:cs="Arial"/>
+          <w:i/>
+          <w:iCs/>
+          <w:sz w:val="22"/>
+          <w:szCs w:val="22"/>
+        </w:rPr>
+        <w:t>Aug.2021</w:t>
       </w:r>
     </w:p>
     <w:p>
@@ -2344,108 +2546,102 @@
         <w:spacing w:line="320" w:lineRule="exact"/>
         <w:rPr>
           <w:rFonts w:ascii="Arial" w:eastAsia="Arial Unicode MS" w:hAnsi="Arial" w:cs="Arial"/>
-          <w:bCs/>
-          <w:sz w:val="22"/>
-          <w:szCs w:val="22"/>
-        </w:rPr>
-      </w:pPr>
-      <w:r>
-        <w:rPr>
-          <w:rFonts w:ascii="Arial" w:eastAsia="Arial Unicode MS" w:hAnsi="Arial" w:cs="Arial"/>
-          <w:sz w:val="22"/>
-          <w:szCs w:val="22"/>
-          <w:lang w:eastAsia="ko-KR"/>
-        </w:rPr>
-        <w:t>Appointed</w:t>
-      </w:r>
-      <w:r>
-        <w:rPr>
-          <w:rFonts w:ascii="Arial" w:eastAsia="Arial Unicode MS" w:hAnsi="Arial" w:cs="Arial"/>
-          <w:sz w:val="22"/>
-          <w:szCs w:val="22"/>
-          <w:lang w:eastAsia="ko-KR"/>
-        </w:rPr>
-        <w:t xml:space="preserve"> as a teaching assistant</w:t>
-      </w:r>
-      <w:r>
-        <w:rPr>
-          <w:rFonts w:ascii="Arial" w:eastAsia="Arial Unicode MS" w:hAnsi="Arial" w:cs="Arial"/>
-          <w:sz w:val="22"/>
-          <w:szCs w:val="22"/>
-          <w:lang w:eastAsia="ko-KR"/>
-        </w:rPr>
-        <w:t xml:space="preserve"> on </w:t>
-      </w:r>
-      <w:r>
-        <w:rPr>
-          <w:rFonts w:ascii="Arial" w:eastAsia="Arial Unicode MS" w:hAnsi="Arial" w:cs="Arial"/>
-          <w:i/>
-          <w:iCs/>
-          <w:sz w:val="22"/>
-          <w:szCs w:val="22"/>
-          <w:lang w:eastAsia="ko-KR"/>
-        </w:rPr>
-        <w:t>“HPS 300: Public Health in the 21st Century”</w:t>
-      </w:r>
-      <w:r>
-        <w:rPr>
-          <w:rFonts w:ascii="Arial" w:eastAsia="Arial Unicode MS" w:hAnsi="Arial" w:cs="Arial"/>
-          <w:i/>
-          <w:iCs/>
-          <w:sz w:val="22"/>
-          <w:szCs w:val="22"/>
-          <w:lang w:eastAsia="ko-KR"/>
-        </w:rPr>
-        <w:t xml:space="preserve">. </w:t>
-      </w:r>
-      <w:r>
-        <w:rPr>
-          <w:rFonts w:ascii="Arial" w:eastAsia="Arial Unicode MS" w:hAnsi="Arial" w:cs="Arial"/>
-          <w:sz w:val="22"/>
-          <w:szCs w:val="22"/>
-          <w:lang w:eastAsia="ko-KR"/>
-        </w:rPr>
-        <w:t xml:space="preserve"> </w:t>
-      </w:r>
-      <w:r>
-        <w:rPr>
-          <w:rFonts w:ascii="Arial" w:eastAsia="Arial Unicode MS" w:hAnsi="Arial" w:cs="Arial"/>
-          <w:sz w:val="22"/>
-          <w:szCs w:val="22"/>
-          <w:lang w:eastAsia="ko-KR"/>
-        </w:rPr>
-        <w:t>Assisted with preparing course materials (uploading on D2L) and grading assignments, managed course schedules, and provided tutoring to students</w:t>
-      </w:r>
-      <w:r>
-        <w:rPr>
-          <w:rFonts w:ascii="Arial" w:eastAsia="Arial Unicode MS" w:hAnsi="Arial" w:cs="Arial"/>
-          <w:sz w:val="22"/>
-          <w:szCs w:val="22"/>
-          <w:lang w:eastAsia="ko-KR"/>
-        </w:rPr>
-        <w:t xml:space="preserve">. </w:t>
-      </w:r>
-      <w:r>
-        <w:rPr>
-          <w:rFonts w:ascii="Arial" w:eastAsia="Arial Unicode MS" w:hAnsi="Arial" w:cs="Arial"/>
-          <w:sz w:val="22"/>
-          <w:szCs w:val="22"/>
-          <w:lang w:eastAsia="ko-KR"/>
-        </w:rPr>
-        <w:t xml:space="preserve">  </w:t>
-      </w:r>
-      <w:r>
-        <w:rPr>
-          <w:rFonts w:ascii="Arial" w:eastAsia="Arial Unicode MS" w:hAnsi="Arial" w:cs="Arial"/>
-          <w:sz w:val="22"/>
-          <w:szCs w:val="22"/>
-          <w:lang w:eastAsia="ko-KR"/>
-        </w:rPr>
-        <w:t xml:space="preserve"> </w:t>
+          <w:sz w:val="22"/>
+          <w:szCs w:val="22"/>
+          <w:lang w:eastAsia="ko-KR"/>
+        </w:rPr>
+      </w:pPr>
+      <w:r>
+        <w:rPr>
+          <w:rFonts w:ascii="Arial" w:eastAsia="Arial Unicode MS" w:hAnsi="Arial" w:cs="Arial"/>
+          <w:sz w:val="22"/>
+          <w:szCs w:val="22"/>
+          <w:lang w:eastAsia="ko-KR"/>
+        </w:rPr>
+        <w:t>Performed ecological study to provide epidemiological evidence that HD</w:t>
+      </w:r>
+      <w:r>
+        <w:rPr>
+          <w:rFonts w:ascii="Arial" w:eastAsia="Arial Unicode MS" w:hAnsi="Arial" w:cs="Arial"/>
+          <w:sz w:val="22"/>
+          <w:szCs w:val="22"/>
+          <w:lang w:eastAsia="ko-KR"/>
+        </w:rPr>
+        <w:t xml:space="preserve"> (</w:t>
+      </w:r>
+      <w:r>
+        <w:rPr>
+          <w:rFonts w:ascii="Arial" w:eastAsia="Arial Unicode MS" w:hAnsi="Arial" w:cs="Arial"/>
+          <w:bCs/>
+          <w:sz w:val="22"/>
+          <w:szCs w:val="22"/>
+          <w:lang w:eastAsia="ko-KR"/>
+        </w:rPr>
+        <w:t>H</w:t>
+      </w:r>
+      <w:r>
+        <w:rPr>
+          <w:rFonts w:ascii="Arial" w:eastAsia="Arial Unicode MS" w:hAnsi="Arial" w:cs="Arial"/>
+          <w:bCs/>
+          <w:sz w:val="22"/>
+          <w:szCs w:val="22"/>
+        </w:rPr>
+        <w:t xml:space="preserve">umidifier </w:t>
+      </w:r>
+      <w:r>
+        <w:rPr>
+          <w:rFonts w:ascii="Arial" w:eastAsia="Arial Unicode MS" w:hAnsi="Arial" w:cs="Arial"/>
+          <w:bCs/>
+          <w:sz w:val="22"/>
+          <w:szCs w:val="22"/>
+        </w:rPr>
+        <w:t>D</w:t>
+      </w:r>
+      <w:r>
+        <w:rPr>
+          <w:rFonts w:ascii="Arial" w:eastAsia="Arial Unicode MS" w:hAnsi="Arial" w:cs="Arial"/>
+          <w:bCs/>
+          <w:sz w:val="22"/>
+          <w:szCs w:val="22"/>
+        </w:rPr>
+        <w:t>isinfectant)</w:t>
+      </w:r>
+      <w:r>
+        <w:rPr>
+          <w:rFonts w:ascii="Arial" w:eastAsia="Arial Unicode MS" w:hAnsi="Arial" w:cs="Arial"/>
+          <w:sz w:val="22"/>
+          <w:szCs w:val="22"/>
+          <w:lang w:eastAsia="ko-KR"/>
+        </w:rPr>
+        <w:t xml:space="preserve"> exposure is associated with the development of severe lung injury cases in Korea. </w:t>
       </w:r>
     </w:p>
     <w:p>
       <w:pPr>
+        <w:numPr>
+          <w:ilvl w:val="0"/>
+          <w:numId w:val="12"/>
+        </w:numPr>
+        <w:spacing w:line="320" w:lineRule="exact"/>
+        <w:rPr>
+          <w:rFonts w:ascii="Arial" w:eastAsia="Arial Unicode MS" w:hAnsi="Arial" w:cs="Arial"/>
+          <w:bCs/>
+          <w:sz w:val="22"/>
+          <w:szCs w:val="22"/>
+        </w:rPr>
+      </w:pPr>
+      <w:r>
+        <w:rPr>
+          <w:rFonts w:ascii="Arial" w:eastAsia="Arial Unicode MS" w:hAnsi="Arial" w:cs="Arial"/>
+          <w:bCs/>
+          <w:sz w:val="22"/>
+          <w:szCs w:val="22"/>
+        </w:rPr>
+        <w:t>Investigated changes in the nationwide number of humidifier disinfectant-associated lung injury (HDLI) in concordance with nationwide HD consumption in South Korea using data covering the entire Korean population.</w:t>
+      </w:r>
+    </w:p>
+    <w:p>
+      <w:pPr>
         <w:spacing w:line="320" w:lineRule="exact"/>
         <w:ind w:left="720"/>
         <w:rPr>
@@ -2593,22 +2789,8 @@
           <w:szCs w:val="22"/>
         </w:rPr>
         <w:tab/>
-        <w:t xml:space="preserve">          </w:t>
-      </w:r>
-      <w:proofErr w:type="spellStart"/>
-      <w:proofErr w:type="gramStart"/>
-      <w:r>
-        <w:rPr>
-          <w:rFonts w:ascii="Arial" w:eastAsia="Arial Unicode MS" w:hAnsi="Arial" w:cs="Arial"/>
-          <w:i/>
-          <w:iCs/>
-          <w:sz w:val="22"/>
-          <w:szCs w:val="22"/>
-        </w:rPr>
-        <w:t>S.Korea</w:t>
-      </w:r>
-      <w:proofErr w:type="spellEnd"/>
-      <w:proofErr w:type="gramEnd"/>
+        <w:t xml:space="preserve">         </w:t>
+      </w:r>
     </w:p>
     <w:p>
       <w:pPr>
@@ -2657,7 +2839,25 @@
           <w:sz w:val="22"/>
           <w:szCs w:val="22"/>
         </w:rPr>
-        <w:t xml:space="preserve"> university</w:t>
+        <w:t xml:space="preserve"> </w:t>
+      </w:r>
+      <w:r>
+        <w:rPr>
+          <w:rFonts w:ascii="Arial" w:eastAsia="Arial Unicode MS" w:hAnsi="Arial" w:cs="Arial"/>
+          <w:i/>
+          <w:sz w:val="22"/>
+          <w:szCs w:val="22"/>
+        </w:rPr>
+        <w:t>U</w:t>
+      </w:r>
+      <w:r>
+        <w:rPr>
+          <w:rFonts w:ascii="Arial" w:eastAsia="Arial Unicode MS" w:hAnsi="Arial" w:cs="Arial"/>
+          <w:i/>
+          <w:sz w:val="22"/>
+          <w:szCs w:val="22"/>
+        </w:rPr>
+        <w:t>niversity</w:t>
       </w:r>
       <w:r>
         <w:rPr>
@@ -2721,7 +2921,6 @@
           <w:sz w:val="22"/>
           <w:szCs w:val="22"/>
         </w:rPr>
-        <w:lastRenderedPageBreak/>
         <w:t xml:space="preserve">Planned and organized the whole process of </w:t>
       </w:r>
       <w:r>
@@ -2778,7 +2977,7 @@
           <w:sz w:val="22"/>
           <w:szCs w:val="22"/>
         </w:rPr>
-        <w:t xml:space="preserve">developed questionnaires and code book for obtaining study information, </w:t>
+        <w:t xml:space="preserve">developed questionnaires and codebook for obtaining study information, </w:t>
       </w:r>
       <w:r>
         <w:rPr>
@@ -3023,22 +3222,8 @@
           <w:szCs w:val="22"/>
         </w:rPr>
         <w:tab/>
-        <w:t xml:space="preserve">          </w:t>
-      </w:r>
-      <w:proofErr w:type="spellStart"/>
-      <w:proofErr w:type="gramStart"/>
-      <w:r>
-        <w:rPr>
-          <w:rFonts w:ascii="Arial" w:eastAsia="Arial Unicode MS" w:hAnsi="Arial" w:cs="Arial"/>
-          <w:i/>
-          <w:iCs/>
-          <w:sz w:val="22"/>
-          <w:szCs w:val="22"/>
-        </w:rPr>
-        <w:t>S.Korea</w:t>
-      </w:r>
-      <w:proofErr w:type="spellEnd"/>
-      <w:proofErr w:type="gramEnd"/>
+        <w:t xml:space="preserve">        </w:t>
+      </w:r>
     </w:p>
     <w:p>
       <w:pPr>
@@ -3273,12 +3458,31 @@
           <w:szCs w:val="22"/>
           <w:lang w:eastAsia="ko-KR"/>
         </w:rPr>
-        <w:t xml:space="preserve"> mixed effect models to evaluate the association between phthalate exposure and walking speed from repeated measured data.</w:t>
+        <w:t xml:space="preserve"> mixed effect models to evaluate the association between phthalate exposure and walking speed from repeated measure</w:t>
+      </w:r>
+      <w:r>
+        <w:rPr>
+          <w:rFonts w:ascii="Arial" w:eastAsia="Arial Unicode MS" w:hAnsi="Arial" w:cs="Arial"/>
+          <w:sz w:val="22"/>
+          <w:szCs w:val="22"/>
+          <w:lang w:eastAsia="ko-KR"/>
+        </w:rPr>
+        <w:t>s</w:t>
+      </w:r>
+      <w:r>
+        <w:rPr>
+          <w:rFonts w:ascii="Arial" w:eastAsia="Arial Unicode MS" w:hAnsi="Arial" w:cs="Arial"/>
+          <w:sz w:val="22"/>
+          <w:szCs w:val="22"/>
+          <w:lang w:eastAsia="ko-KR"/>
+        </w:rPr>
+        <w:t xml:space="preserve"> data.</w:t>
       </w:r>
     </w:p>
     <w:p>
       <w:pPr>
         <w:spacing w:line="320" w:lineRule="exact"/>
+        <w:jc w:val="center"/>
         <w:rPr>
           <w:rFonts w:ascii="Arial" w:eastAsia="Arial Unicode MS" w:hAnsi="Arial" w:cs="Arial"/>
           <w:b/>
@@ -3417,20 +3621,6 @@
         <w:tab/>
         <w:t xml:space="preserve">          </w:t>
       </w:r>
-      <w:proofErr w:type="spellStart"/>
-      <w:proofErr w:type="gramStart"/>
-      <w:r>
-        <w:rPr>
-          <w:rFonts w:ascii="Arial" w:eastAsia="Arial Unicode MS" w:hAnsi="Arial" w:cs="Arial"/>
-          <w:i/>
-          <w:iCs/>
-          <w:sz w:val="22"/>
-          <w:szCs w:val="22"/>
-        </w:rPr>
-        <w:t>S.Korea</w:t>
-      </w:r>
-      <w:proofErr w:type="spellEnd"/>
-      <w:proofErr w:type="gramEnd"/>
     </w:p>
     <w:p>
       <w:pPr>
@@ -3947,20 +4137,6 @@
         <w:tab/>
         <w:t xml:space="preserve">          </w:t>
       </w:r>
-      <w:proofErr w:type="spellStart"/>
-      <w:proofErr w:type="gramStart"/>
-      <w:r>
-        <w:rPr>
-          <w:rFonts w:ascii="Arial" w:eastAsia="Arial Unicode MS" w:hAnsi="Arial" w:cs="Arial"/>
-          <w:i/>
-          <w:iCs/>
-          <w:sz w:val="22"/>
-          <w:szCs w:val="22"/>
-        </w:rPr>
-        <w:t>S.Korea</w:t>
-      </w:r>
-      <w:proofErr w:type="spellEnd"/>
-      <w:proofErr w:type="gramEnd"/>
     </w:p>
     <w:p>
       <w:pPr>
@@ -4395,7 +4571,16 @@
           <w:sz w:val="22"/>
           <w:szCs w:val="22"/>
         </w:rPr>
-        <w:t>Assisted with research project planning and execution of environmental HD exposure surveys: Coordinated each local center’s workload, scrutinized collected data obtained from all centers for completeness and accuracy, and request for qualifying insufficient data.</w:t>
+        <w:t>Coordinated multi-center implementation of a national humidifier disinfectant exposure investigation involving more than 4,500 applicants, including workload distribution, data quality review, and follow-up on incomplete submissions</w:t>
+      </w:r>
+      <w:r>
+        <w:rPr>
+          <w:rFonts w:ascii="Arial" w:eastAsia="Arial Unicode MS" w:hAnsi="Arial" w:cs="Arial"/>
+          <w:iCs/>
+          <w:sz w:val="22"/>
+          <w:szCs w:val="22"/>
+        </w:rPr>
+        <w:t>.</w:t>
       </w:r>
     </w:p>
     <w:p>
@@ -4421,6 +4606,7 @@
           <w:sz w:val="22"/>
           <w:szCs w:val="22"/>
         </w:rPr>
+        <w:lastRenderedPageBreak/>
         <w:t xml:space="preserve">Conducted epidemiologic field investigations </w:t>
       </w:r>
       <w:r>
@@ -4720,7 +4906,6 @@
           <w:szCs w:val="18"/>
           <w:lang w:eastAsia="ko-KR"/>
         </w:rPr>
-        <w:lastRenderedPageBreak/>
         <w:t xml:space="preserve">CC Lim, </w:t>
       </w:r>
       <w:r>
@@ -5974,6 +6159,7 @@
           <w:szCs w:val="22"/>
           <w:lang w:eastAsia="ko-KR"/>
         </w:rPr>
+        <w:lastRenderedPageBreak/>
         <w:t xml:space="preserve">Y Choi, H Ryu, </w:t>
       </w:r>
       <w:r>
@@ -6158,7 +6344,6 @@
           <w:szCs w:val="18"/>
           <w:lang w:eastAsia="ko-KR"/>
         </w:rPr>
-        <w:lastRenderedPageBreak/>
         <w:t>Presentations</w:t>
       </w:r>
     </w:p>
@@ -6521,6 +6706,16 @@
         <w:t>, C Lim, G Thurston</w:t>
       </w:r>
       <w:r>
+        <w:rPr>
+          <w:rFonts w:ascii="Arial" w:eastAsia="Arial Unicode MS" w:hAnsi="Arial" w:cs="Arial"/>
+          <w:bCs/>
+          <w:sz w:val="22"/>
+          <w:szCs w:val="18"/>
+          <w:lang w:eastAsia="ko-KR"/>
+        </w:rPr>
+        <w:t>.</w:t>
+      </w:r>
+      <w:r>
         <w:t xml:space="preserve"> </w:t>
       </w:r>
       <w:r>
@@ -7100,7 +7295,31 @@
           <w:szCs w:val="18"/>
           <w:lang w:eastAsia="ko-KR"/>
         </w:rPr>
-        <w:t>Associations phthalate exposures and walking speed in Korean elderly</w:t>
+        <w:t xml:space="preserve">Associations </w:t>
+      </w:r>
+      <w:r>
+        <w:rPr>
+          <w:rFonts w:ascii="Arial" w:eastAsia="Arial Unicode MS" w:hAnsi="Arial" w:cs="Arial"/>
+          <w:bCs/>
+          <w:i/>
+          <w:iCs/>
+          <w:sz w:val="22"/>
+          <w:szCs w:val="18"/>
+          <w:lang w:eastAsia="ko-KR"/>
+        </w:rPr>
+        <w:t xml:space="preserve">between </w:t>
+      </w:r>
+      <w:r>
+        <w:rPr>
+          <w:rFonts w:ascii="Arial" w:eastAsia="Arial Unicode MS" w:hAnsi="Arial" w:cs="Arial"/>
+          <w:bCs/>
+          <w:i/>
+          <w:iCs/>
+          <w:sz w:val="22"/>
+          <w:szCs w:val="18"/>
+          <w:lang w:eastAsia="ko-KR"/>
+        </w:rPr>
+        <w:t>phthalate exposures and walking speed in Korean elderly</w:t>
       </w:r>
       <w:r>
         <w:rPr>
@@ -7324,7 +7543,18 @@
           <w:szCs w:val="18"/>
           <w:lang w:eastAsia="ko-KR"/>
         </w:rPr>
-        <w:t xml:space="preserve">. Oral Presentation at Spring Conference of Korean Society of Environmental Health, Seoul, Korea (2018.05.31) </w:t>
+        <w:t xml:space="preserve">. Oral Presentation at </w:t>
+      </w:r>
+      <w:r>
+        <w:rPr>
+          <w:rFonts w:ascii="Arial" w:eastAsia="Arial Unicode MS" w:hAnsi="Arial" w:cs="Arial"/>
+          <w:bCs/>
+          <w:sz w:val="22"/>
+          <w:szCs w:val="18"/>
+          <w:lang w:eastAsia="ko-KR"/>
+        </w:rPr>
+        <w:lastRenderedPageBreak/>
+        <w:t xml:space="preserve">Spring Conference of Korean Society of Environmental Health, Seoul, Korea (2018.05.31) </w:t>
       </w:r>
       <w:r>
         <w:rPr>
@@ -7486,7 +7716,7 @@
           <w:szCs w:val="20"/>
           <w:lang w:eastAsia="ko-KR"/>
         </w:rPr>
-        <w:t>Hon</w:t>
+        <w:t>Tea</w:t>
       </w:r>
       <w:r>
         <w:rPr>
@@ -7495,7 +7725,25 @@
           <w:szCs w:val="20"/>
           <w:lang w:eastAsia="ko-KR"/>
         </w:rPr>
-        <w:t>ors &amp; Awards</w:t>
+        <w:t>ching</w:t>
+      </w:r>
+      <w:r>
+        <w:rPr>
+          <w:rFonts w:ascii="Arial" w:eastAsia="Arial Unicode MS" w:hAnsi="Arial" w:cs="Arial" w:hint="eastAsia"/>
+          <w:b/>
+          <w:szCs w:val="20"/>
+          <w:lang w:eastAsia="ko-KR"/>
+        </w:rPr>
+        <w:t xml:space="preserve">, </w:t>
+      </w:r>
+      <w:r>
+        <w:rPr>
+          <w:rFonts w:ascii="Arial" w:eastAsia="Arial Unicode MS" w:hAnsi="Arial" w:cs="Arial"/>
+          <w:b/>
+          <w:szCs w:val="20"/>
+          <w:lang w:eastAsia="ko-KR"/>
+        </w:rPr>
+        <w:t>Mentoring, and Outreach</w:t>
       </w:r>
     </w:p>
     <w:p>
@@ -7503,83 +7751,21 @@
         <w:spacing w:line="320" w:lineRule="exact"/>
         <w:rPr>
           <w:rFonts w:ascii="Arial" w:eastAsia="Arial Unicode MS" w:hAnsi="Arial" w:cs="Arial"/>
-          <w:sz w:val="22"/>
-          <w:szCs w:val="22"/>
-          <w:lang w:eastAsia="ko-KR"/>
-        </w:rPr>
-      </w:pPr>
-      <w:r>
-        <w:rPr>
-          <w:rFonts w:ascii="Arial" w:eastAsia="Arial Unicode MS" w:hAnsi="Arial" w:cs="Arial"/>
-          <w:sz w:val="22"/>
-          <w:szCs w:val="22"/>
-          <w:lang w:eastAsia="ko-KR"/>
-        </w:rPr>
-        <w:t xml:space="preserve">Best Poster Presentation Award, </w:t>
-      </w:r>
-      <w:r>
-        <w:rPr>
-          <w:rFonts w:ascii="Arial" w:eastAsia="Arial Unicode MS" w:hAnsi="Arial" w:cs="Arial"/>
-          <w:sz w:val="22"/>
-          <w:szCs w:val="22"/>
-          <w:lang w:eastAsia="ko-KR"/>
-        </w:rPr>
-        <w:t>MEZCOPH Public Health Poster Forum</w:t>
-      </w:r>
-      <w:r>
-        <w:rPr>
-          <w:rFonts w:ascii="Arial" w:eastAsia="Arial Unicode MS" w:hAnsi="Arial" w:cs="Arial"/>
-          <w:sz w:val="22"/>
-          <w:szCs w:val="22"/>
-          <w:lang w:eastAsia="ko-KR"/>
-        </w:rPr>
-        <w:tab/>
-      </w:r>
-      <w:r>
-        <w:rPr>
-          <w:rFonts w:ascii="Arial" w:eastAsia="Arial Unicode MS" w:hAnsi="Arial" w:cs="Arial"/>
-          <w:sz w:val="22"/>
-          <w:szCs w:val="22"/>
-          <w:lang w:eastAsia="ko-KR"/>
-        </w:rPr>
-        <w:tab/>
-      </w:r>
-      <w:r>
-        <w:rPr>
-          <w:rFonts w:ascii="Arial" w:eastAsia="Arial Unicode MS" w:hAnsi="Arial" w:cs="Arial"/>
-          <w:sz w:val="22"/>
-          <w:szCs w:val="22"/>
-          <w:lang w:eastAsia="ko-KR"/>
-        </w:rPr>
-        <w:tab/>
-      </w:r>
-      <w:r>
-        <w:rPr>
-          <w:rFonts w:ascii="Arial" w:eastAsia="Arial Unicode MS" w:hAnsi="Arial" w:cs="Arial"/>
-          <w:sz w:val="22"/>
-          <w:szCs w:val="22"/>
-          <w:lang w:eastAsia="ko-KR"/>
-        </w:rPr>
-        <w:tab/>
-      </w:r>
-      <w:r>
-        <w:rPr>
-          <w:rFonts w:ascii="Arial" w:eastAsia="Arial Unicode MS" w:hAnsi="Arial" w:cs="Arial"/>
-          <w:sz w:val="22"/>
-          <w:szCs w:val="22"/>
-          <w:lang w:eastAsia="ko-KR"/>
-        </w:rPr>
-        <w:tab/>
-        <w:t xml:space="preserve">   202</w:t>
-      </w:r>
-      <w:r>
-        <w:rPr>
-          <w:rFonts w:ascii="Arial" w:eastAsia="Arial Unicode MS" w:hAnsi="Arial" w:cs="Arial"/>
-          <w:sz w:val="22"/>
-          <w:szCs w:val="22"/>
-          <w:lang w:eastAsia="ko-KR"/>
-        </w:rPr>
-        <w:t>3</w:t>
+          <w:b/>
+          <w:sz w:val="22"/>
+          <w:szCs w:val="22"/>
+          <w:lang w:eastAsia="ko-KR"/>
+        </w:rPr>
+      </w:pPr>
+      <w:r>
+        <w:rPr>
+          <w:rFonts w:ascii="Arial" w:eastAsia="Arial Unicode MS" w:hAnsi="Arial" w:cs="Arial"/>
+          <w:b/>
+          <w:sz w:val="22"/>
+          <w:szCs w:val="22"/>
+          <w:lang w:eastAsia="ko-KR"/>
+        </w:rPr>
+        <w:t>Graduate Teaching Assistant</w:t>
       </w:r>
     </w:p>
     <w:p>
@@ -7587,32 +7773,54 @@
         <w:spacing w:line="320" w:lineRule="exact"/>
         <w:rPr>
           <w:rFonts w:ascii="Arial" w:eastAsia="Arial Unicode MS" w:hAnsi="Arial" w:cs="Arial"/>
-          <w:sz w:val="22"/>
-          <w:szCs w:val="22"/>
-          <w:lang w:eastAsia="ko-KR"/>
-        </w:rPr>
-      </w:pPr>
-      <w:r>
-        <w:rPr>
-          <w:rFonts w:ascii="Arial" w:eastAsia="Arial Unicode MS" w:hAnsi="Arial" w:cs="Arial"/>
-          <w:sz w:val="22"/>
-          <w:szCs w:val="22"/>
-          <w:lang w:eastAsia="ko-KR"/>
-        </w:rPr>
-        <w:t xml:space="preserve">Co-author of </w:t>
-      </w:r>
-      <w:r>
-        <w:rPr>
-          <w:rFonts w:ascii="Arial" w:eastAsia="Arial Unicode MS" w:hAnsi="Arial" w:cs="Arial"/>
-          <w:sz w:val="22"/>
-          <w:szCs w:val="22"/>
-          <w:lang w:eastAsia="ko-KR"/>
-        </w:rPr>
-        <w:t>award-winning paper</w:t>
-      </w:r>
-      <w:r>
-        <w:rPr>
-          <w:rFonts w:ascii="Arial" w:eastAsia="Arial Unicode MS" w:hAnsi="Arial" w:cs="Arial"/>
+          <w:i/>
+          <w:sz w:val="22"/>
+          <w:szCs w:val="22"/>
+        </w:rPr>
+      </w:pPr>
+      <w:r>
+        <w:rPr>
+          <w:rFonts w:ascii="Arial" w:eastAsia="Arial Unicode MS" w:hAnsi="Arial" w:cs="Arial"/>
+          <w:i/>
+          <w:sz w:val="22"/>
+          <w:szCs w:val="22"/>
+        </w:rPr>
+        <w:t>University of Arizona,</w:t>
+      </w:r>
+      <w:r>
+        <w:rPr>
+          <w:rFonts w:ascii="Arial" w:eastAsia="Arial Unicode MS" w:hAnsi="Arial" w:cs="Arial"/>
+          <w:bCs/>
+          <w:i/>
+          <w:sz w:val="22"/>
+          <w:szCs w:val="22"/>
+        </w:rPr>
+        <w:t xml:space="preserve"> MEZCOPH, </w:t>
+      </w:r>
+      <w:r>
+        <w:rPr>
+          <w:rFonts w:ascii="Arial" w:eastAsia="Arial Unicode MS" w:hAnsi="Arial" w:cs="Arial"/>
+          <w:i/>
+          <w:sz w:val="22"/>
+          <w:szCs w:val="22"/>
+        </w:rPr>
+        <w:t xml:space="preserve">Department of </w:t>
+      </w:r>
+      <w:r>
+        <w:rPr>
+          <w:rFonts w:ascii="Arial" w:eastAsia="Arial Unicode MS" w:hAnsi="Arial" w:cs="Arial"/>
+          <w:bCs/>
+          <w:i/>
+          <w:sz w:val="22"/>
+          <w:szCs w:val="22"/>
+        </w:rPr>
+        <w:t>Community</w:t>
+      </w:r>
+      <w:r>
+        <w:rPr>
+          <w:rFonts w:ascii="Arial" w:eastAsia="Arial Unicode MS" w:hAnsi="Arial" w:cs="Arial" w:hint="eastAsia"/>
+          <w:bCs/>
+          <w:i/>
           <w:sz w:val="22"/>
           <w:szCs w:val="22"/>
           <w:lang w:eastAsia="ko-KR"/>
@@ -7622,391 +7830,190 @@
       <w:r>
         <w:rPr>
           <w:rFonts w:ascii="Arial" w:eastAsia="Arial Unicode MS" w:hAnsi="Arial" w:cs="Arial"/>
-          <w:sz w:val="22"/>
-          <w:szCs w:val="22"/>
-          <w:lang w:eastAsia="ko-KR"/>
-        </w:rPr>
-        <w:t xml:space="preserve"> </w:t>
-      </w:r>
-      <w:r>
-        <w:rPr>
-          <w:rFonts w:ascii="Arial" w:eastAsia="Arial Unicode MS" w:hAnsi="Arial" w:cs="Arial"/>
-          <w:sz w:val="22"/>
-          <w:szCs w:val="22"/>
-          <w:lang w:eastAsia="ko-KR"/>
-        </w:rPr>
-        <w:t>30</w:t>
-      </w:r>
-      <w:r>
-        <w:rPr>
-          <w:rFonts w:ascii="Arial" w:eastAsia="Arial Unicode MS" w:hAnsi="Arial" w:cs="Arial"/>
-          <w:sz w:val="22"/>
-          <w:szCs w:val="22"/>
-          <w:vertAlign w:val="superscript"/>
-          <w:lang w:eastAsia="ko-KR"/>
-        </w:rPr>
-        <w:t>th</w:t>
-      </w:r>
-      <w:r>
-        <w:rPr>
-          <w:rFonts w:ascii="Arial" w:eastAsia="Arial Unicode MS" w:hAnsi="Arial" w:cs="Arial"/>
-          <w:sz w:val="22"/>
-          <w:szCs w:val="22"/>
-          <w:lang w:eastAsia="ko-KR"/>
-        </w:rPr>
-        <w:t xml:space="preserve"> </w:t>
-      </w:r>
-      <w:r>
-        <w:rPr>
-          <w:rFonts w:ascii="Arial" w:eastAsia="Arial Unicode MS" w:hAnsi="Arial" w:cs="Arial"/>
-          <w:sz w:val="22"/>
-          <w:szCs w:val="22"/>
-          <w:lang w:eastAsia="ko-KR"/>
-        </w:rPr>
-        <w:t xml:space="preserve">The </w:t>
-      </w:r>
-      <w:r>
-        <w:rPr>
-          <w:rFonts w:ascii="Arial" w:eastAsia="Arial Unicode MS" w:hAnsi="Arial" w:cs="Arial"/>
-          <w:sz w:val="22"/>
-          <w:szCs w:val="22"/>
-          <w:lang w:eastAsia="ko-KR"/>
-        </w:rPr>
-        <w:t xml:space="preserve">Best </w:t>
-      </w:r>
-      <w:r>
-        <w:rPr>
-          <w:rFonts w:ascii="Arial" w:eastAsia="Arial Unicode MS" w:hAnsi="Arial" w:cs="Arial"/>
-          <w:sz w:val="22"/>
-          <w:szCs w:val="22"/>
-          <w:lang w:eastAsia="ko-KR"/>
-        </w:rPr>
-        <w:t xml:space="preserve">Science and Technology </w:t>
-      </w:r>
-      <w:r>
-        <w:rPr>
-          <w:rFonts w:ascii="Arial" w:eastAsia="Arial Unicode MS" w:hAnsi="Arial" w:cs="Arial"/>
-          <w:sz w:val="22"/>
-          <w:szCs w:val="22"/>
-          <w:lang w:eastAsia="ko-KR"/>
-        </w:rPr>
-        <w:t>Paper</w:t>
-      </w:r>
-      <w:r>
-        <w:rPr>
-          <w:rFonts w:ascii="Arial" w:eastAsia="Arial Unicode MS" w:hAnsi="Arial" w:cs="Arial"/>
-          <w:sz w:val="22"/>
-          <w:szCs w:val="22"/>
-          <w:lang w:eastAsia="ko-KR"/>
-        </w:rPr>
-        <w:t xml:space="preserve"> Award</w:t>
-      </w:r>
-      <w:r>
-        <w:rPr>
-          <w:rFonts w:ascii="Arial" w:eastAsia="Arial Unicode MS" w:hAnsi="Arial" w:cs="Arial"/>
-          <w:sz w:val="22"/>
-          <w:szCs w:val="22"/>
-          <w:lang w:eastAsia="ko-KR"/>
-        </w:rPr>
-        <w:t>s</w:t>
-      </w:r>
-      <w:r>
-        <w:rPr>
-          <w:rFonts w:ascii="Arial" w:eastAsia="Arial Unicode MS" w:hAnsi="Arial" w:cs="Arial"/>
-          <w:sz w:val="22"/>
-          <w:szCs w:val="22"/>
-          <w:lang w:eastAsia="ko-KR"/>
-        </w:rPr>
-        <w:t>,</w:t>
-      </w:r>
-      <w:r>
-        <w:rPr>
-          <w:rFonts w:ascii="Arial" w:eastAsia="Arial Unicode MS" w:hAnsi="Arial" w:cs="Arial"/>
-          <w:sz w:val="22"/>
-          <w:szCs w:val="22"/>
-          <w:lang w:eastAsia="ko-KR"/>
+          <w:bCs/>
+          <w:i/>
+          <w:sz w:val="22"/>
+          <w:szCs w:val="22"/>
+        </w:rPr>
+        <w:t xml:space="preserve"> Environment &amp; Policy</w:t>
+      </w:r>
+      <w:r>
+        <w:rPr>
+          <w:rFonts w:ascii="Arial" w:eastAsia="Arial Unicode MS" w:hAnsi="Arial" w:cs="Arial"/>
+          <w:bCs/>
+          <w:i/>
+          <w:sz w:val="22"/>
+          <w:szCs w:val="22"/>
+        </w:rPr>
+        <w:t xml:space="preserve">        </w:t>
+      </w:r>
+      <w:proofErr w:type="gramStart"/>
+      <w:r>
+        <w:rPr>
+          <w:rFonts w:ascii="Arial" w:eastAsia="Arial Unicode MS" w:hAnsi="Arial" w:cs="Arial"/>
+          <w:b/>
+          <w:i/>
+          <w:sz w:val="22"/>
+          <w:szCs w:val="22"/>
         </w:rPr>
         <w:tab/>
-      </w:r>
-      <w:r>
-        <w:rPr>
-          <w:rFonts w:ascii="Arial" w:eastAsia="Arial Unicode MS" w:hAnsi="Arial" w:cs="Arial"/>
-          <w:sz w:val="22"/>
-          <w:szCs w:val="22"/>
-          <w:lang w:eastAsia="ko-KR"/>
-        </w:rPr>
-        <w:tab/>
-        <w:t xml:space="preserve">   2020</w:t>
+        <w:t xml:space="preserve">  </w:t>
+      </w:r>
+      <w:r>
+        <w:rPr>
+          <w:rFonts w:ascii="Arial" w:eastAsia="Arial Unicode MS" w:hAnsi="Arial" w:cs="Arial"/>
+          <w:i/>
+          <w:sz w:val="22"/>
+          <w:szCs w:val="22"/>
+        </w:rPr>
+        <w:t>Aug.</w:t>
+      </w:r>
+      <w:proofErr w:type="gramEnd"/>
+      <w:r>
+        <w:rPr>
+          <w:rFonts w:ascii="Arial" w:eastAsia="Arial Unicode MS" w:hAnsi="Arial" w:cs="Arial"/>
+          <w:i/>
+          <w:sz w:val="22"/>
+          <w:szCs w:val="22"/>
+        </w:rPr>
+        <w:t xml:space="preserve"> 202</w:t>
+      </w:r>
+      <w:r>
+        <w:rPr>
+          <w:rFonts w:ascii="Arial" w:eastAsia="Arial Unicode MS" w:hAnsi="Arial" w:cs="Arial"/>
+          <w:i/>
+          <w:sz w:val="22"/>
+          <w:szCs w:val="22"/>
+        </w:rPr>
+        <w:t>3</w:t>
+      </w:r>
+      <w:r>
+        <w:rPr>
+          <w:rFonts w:ascii="Arial" w:eastAsia="Arial Unicode MS" w:hAnsi="Arial" w:cs="Arial"/>
+          <w:i/>
+          <w:sz w:val="22"/>
+          <w:szCs w:val="22"/>
+        </w:rPr>
+        <w:t>-Jan.202</w:t>
+      </w:r>
+      <w:r>
+        <w:rPr>
+          <w:rFonts w:ascii="Arial" w:eastAsia="Arial Unicode MS" w:hAnsi="Arial" w:cs="Arial"/>
+          <w:i/>
+          <w:sz w:val="22"/>
+          <w:szCs w:val="22"/>
+        </w:rPr>
+        <w:t>4</w:t>
       </w:r>
     </w:p>
     <w:p>
       <w:pPr>
+        <w:numPr>
+          <w:ilvl w:val="0"/>
+          <w:numId w:val="12"/>
+        </w:numPr>
         <w:spacing w:line="320" w:lineRule="exact"/>
         <w:rPr>
           <w:rFonts w:ascii="Arial" w:eastAsia="Arial Unicode MS" w:hAnsi="Arial" w:cs="Arial"/>
-          <w:sz w:val="22"/>
-          <w:szCs w:val="22"/>
-          <w:lang w:eastAsia="ko-KR"/>
-        </w:rPr>
-      </w:pPr>
-      <w:r>
-        <w:rPr>
-          <w:rFonts w:ascii="Arial" w:eastAsia="Arial Unicode MS" w:hAnsi="Arial" w:cs="Arial"/>
-          <w:sz w:val="22"/>
-          <w:szCs w:val="22"/>
-          <w:lang w:eastAsia="ko-KR"/>
-        </w:rPr>
-        <w:t xml:space="preserve">The </w:t>
-      </w:r>
-      <w:r>
-        <w:rPr>
-          <w:rFonts w:ascii="Arial" w:eastAsia="Arial Unicode MS" w:hAnsi="Arial" w:cs="Arial"/>
-          <w:sz w:val="22"/>
-          <w:szCs w:val="22"/>
-          <w:lang w:eastAsia="ko-KR"/>
-        </w:rPr>
-        <w:t>Korean Federation of Science and Technology Societies</w:t>
-      </w:r>
-      <w:r>
-        <w:rPr>
-          <w:rFonts w:ascii="Arial" w:eastAsia="Arial Unicode MS" w:hAnsi="Arial" w:cs="Arial"/>
-          <w:sz w:val="22"/>
-          <w:szCs w:val="22"/>
-          <w:lang w:eastAsia="ko-KR"/>
-        </w:rPr>
-        <w:t xml:space="preserve"> (KOSFT)</w:t>
+          <w:bCs/>
+          <w:sz w:val="22"/>
+          <w:szCs w:val="22"/>
+        </w:rPr>
+      </w:pPr>
+      <w:r>
+        <w:rPr>
+          <w:rFonts w:ascii="Arial" w:eastAsia="Arial Unicode MS" w:hAnsi="Arial" w:cs="Arial"/>
+          <w:sz w:val="22"/>
+          <w:szCs w:val="22"/>
+          <w:lang w:eastAsia="ko-KR"/>
+        </w:rPr>
+        <w:t xml:space="preserve">Supported instruction for </w:t>
+      </w:r>
+      <w:r>
+        <w:rPr>
+          <w:rFonts w:ascii="Arial" w:eastAsia="Arial Unicode MS" w:hAnsi="Arial" w:cs="Arial"/>
+          <w:i/>
+          <w:iCs/>
+          <w:sz w:val="22"/>
+          <w:szCs w:val="22"/>
+          <w:lang w:eastAsia="ko-KR"/>
+        </w:rPr>
+        <w:t>EHS 575: Environmental and Occupational Health</w:t>
+      </w:r>
+      <w:r>
+        <w:rPr>
+          <w:rFonts w:ascii="Arial" w:eastAsia="Arial Unicode MS" w:hAnsi="Arial" w:cs="Arial"/>
+          <w:sz w:val="22"/>
+          <w:szCs w:val="22"/>
+          <w:lang w:eastAsia="ko-KR"/>
+        </w:rPr>
+        <w:t>, an online graduate-level course with 69 students</w:t>
+      </w:r>
+      <w:r>
+        <w:rPr>
+          <w:rFonts w:ascii="Arial" w:eastAsia="Arial Unicode MS" w:hAnsi="Arial" w:cs="Arial" w:hint="eastAsia"/>
+          <w:sz w:val="22"/>
+          <w:szCs w:val="22"/>
+          <w:lang w:eastAsia="ko-KR"/>
+        </w:rPr>
+        <w:t xml:space="preserve">. </w:t>
       </w:r>
     </w:p>
     <w:p>
       <w:pPr>
+        <w:numPr>
+          <w:ilvl w:val="0"/>
+          <w:numId w:val="12"/>
+        </w:numPr>
         <w:spacing w:line="320" w:lineRule="exact"/>
         <w:rPr>
           <w:rFonts w:ascii="Arial" w:eastAsia="Arial Unicode MS" w:hAnsi="Arial" w:cs="Arial"/>
-          <w:sz w:val="22"/>
-          <w:szCs w:val="22"/>
-          <w:lang w:eastAsia="ko-KR"/>
-        </w:rPr>
-      </w:pPr>
-      <w:r>
-        <w:rPr>
-          <w:rFonts w:ascii="Arial" w:eastAsia="Arial Unicode MS" w:hAnsi="Arial" w:cs="Arial"/>
-          <w:sz w:val="22"/>
-          <w:szCs w:val="22"/>
-          <w:lang w:eastAsia="ko-KR"/>
-        </w:rPr>
-        <w:t>Best Graduate Student Oral</w:t>
-      </w:r>
-      <w:r>
-        <w:rPr>
-          <w:rFonts w:ascii="Arial" w:eastAsia="Arial Unicode MS" w:hAnsi="Arial" w:cs="Arial"/>
-          <w:sz w:val="22"/>
-          <w:szCs w:val="22"/>
-          <w:lang w:eastAsia="ko-KR"/>
-        </w:rPr>
-        <w:t xml:space="preserve"> </w:t>
-      </w:r>
-      <w:r>
-        <w:rPr>
-          <w:rFonts w:ascii="Arial" w:eastAsia="Arial Unicode MS" w:hAnsi="Arial" w:cs="Arial"/>
-          <w:sz w:val="22"/>
-          <w:szCs w:val="22"/>
-          <w:lang w:eastAsia="ko-KR"/>
-        </w:rPr>
-        <w:t>P</w:t>
-      </w:r>
-      <w:r>
-        <w:rPr>
-          <w:rFonts w:ascii="Arial" w:eastAsia="Arial Unicode MS" w:hAnsi="Arial" w:cs="Arial"/>
-          <w:sz w:val="22"/>
-          <w:szCs w:val="22"/>
-          <w:lang w:eastAsia="ko-KR"/>
-        </w:rPr>
-        <w:t>resentation</w:t>
-      </w:r>
-      <w:r>
-        <w:rPr>
-          <w:rFonts w:ascii="Arial" w:eastAsia="Arial Unicode MS" w:hAnsi="Arial" w:cs="Arial"/>
-          <w:sz w:val="22"/>
-          <w:szCs w:val="22"/>
-          <w:lang w:eastAsia="ko-KR"/>
-        </w:rPr>
-        <w:t xml:space="preserve"> Award</w:t>
-      </w:r>
-      <w:r>
-        <w:rPr>
-          <w:rFonts w:ascii="Arial" w:eastAsia="Arial Unicode MS" w:hAnsi="Arial" w:cs="Arial"/>
-          <w:sz w:val="22"/>
-          <w:szCs w:val="22"/>
-          <w:lang w:eastAsia="ko-KR"/>
-        </w:rPr>
-        <w:t xml:space="preserve">, </w:t>
-      </w:r>
-      <w:r>
-        <w:rPr>
-          <w:rFonts w:ascii="Arial" w:eastAsia="Arial Unicode MS" w:hAnsi="Arial" w:cs="Arial"/>
-          <w:sz w:val="22"/>
-          <w:szCs w:val="22"/>
-          <w:lang w:eastAsia="ko-KR"/>
-        </w:rPr>
-        <w:t xml:space="preserve">The </w:t>
-      </w:r>
-      <w:r>
-        <w:rPr>
-          <w:rFonts w:ascii="Arial" w:eastAsia="Arial Unicode MS" w:hAnsi="Arial" w:cs="Arial"/>
-          <w:sz w:val="22"/>
-          <w:szCs w:val="22"/>
-          <w:lang w:eastAsia="ko-KR"/>
-        </w:rPr>
-        <w:t>Korean Society of Environmental Health</w:t>
-      </w:r>
-      <w:r>
-        <w:rPr>
-          <w:rFonts w:ascii="Arial" w:eastAsia="Arial Unicode MS" w:hAnsi="Arial" w:cs="Arial"/>
-          <w:sz w:val="22"/>
-          <w:szCs w:val="22"/>
-          <w:lang w:eastAsia="ko-KR"/>
-        </w:rPr>
-        <w:t xml:space="preserve"> </w:t>
-      </w:r>
-      <w:r>
-        <w:rPr>
-          <w:rFonts w:ascii="Arial" w:eastAsia="Arial Unicode MS" w:hAnsi="Arial" w:cs="Arial"/>
-          <w:sz w:val="22"/>
-          <w:szCs w:val="22"/>
-          <w:lang w:eastAsia="ko-KR"/>
-        </w:rPr>
-        <w:tab/>
-      </w:r>
-      <w:r>
-        <w:rPr>
-          <w:rFonts w:ascii="Arial" w:eastAsia="Arial Unicode MS" w:hAnsi="Arial" w:cs="Arial"/>
-          <w:sz w:val="22"/>
-          <w:szCs w:val="22"/>
-          <w:lang w:eastAsia="ko-KR"/>
-        </w:rPr>
-        <w:tab/>
-        <w:t xml:space="preserve">   </w:t>
-      </w:r>
-      <w:r>
-        <w:rPr>
-          <w:rFonts w:ascii="Arial" w:eastAsia="Arial Unicode MS" w:hAnsi="Arial" w:cs="Arial"/>
-          <w:sz w:val="22"/>
-          <w:szCs w:val="22"/>
-          <w:lang w:eastAsia="ko-KR"/>
-        </w:rPr>
-        <w:t>2018</w:t>
+          <w:bCs/>
+          <w:sz w:val="22"/>
+          <w:szCs w:val="22"/>
+        </w:rPr>
+      </w:pPr>
+      <w:r>
+        <w:rPr>
+          <w:rFonts w:ascii="Arial" w:eastAsia="Arial Unicode MS" w:hAnsi="Arial" w:cs="Arial"/>
+          <w:sz w:val="22"/>
+          <w:szCs w:val="22"/>
+          <w:lang w:eastAsia="ko-KR"/>
+        </w:rPr>
+        <w:t>Assisted with course management on D2L, responded to student questions, and provided academic support via Zoom appointments</w:t>
+      </w:r>
+      <w:r>
+        <w:rPr>
+          <w:rFonts w:ascii="Arial" w:eastAsia="Arial Unicode MS" w:hAnsi="Arial" w:cs="Arial" w:hint="eastAsia"/>
+          <w:sz w:val="22"/>
+          <w:szCs w:val="22"/>
+          <w:lang w:eastAsia="ko-KR"/>
+        </w:rPr>
+        <w:t>.</w:t>
       </w:r>
     </w:p>
     <w:p>
       <w:pPr>
+        <w:numPr>
+          <w:ilvl w:val="0"/>
+          <w:numId w:val="12"/>
+        </w:numPr>
         <w:spacing w:line="320" w:lineRule="exact"/>
         <w:rPr>
           <w:rFonts w:ascii="Arial" w:eastAsia="Arial Unicode MS" w:hAnsi="Arial" w:cs="Arial"/>
-          <w:sz w:val="22"/>
-          <w:szCs w:val="22"/>
-          <w:lang w:eastAsia="ko-KR"/>
-        </w:rPr>
-      </w:pPr>
-      <w:r>
-        <w:rPr>
-          <w:rFonts w:ascii="Arial" w:eastAsia="Arial Unicode MS" w:hAnsi="Arial" w:cs="Arial"/>
-          <w:sz w:val="22"/>
-          <w:szCs w:val="22"/>
-          <w:lang w:eastAsia="ko-KR"/>
-        </w:rPr>
-        <w:lastRenderedPageBreak/>
-        <w:t>Best Poster</w:t>
-      </w:r>
-      <w:r>
-        <w:rPr>
-          <w:rFonts w:ascii="Arial" w:eastAsia="Arial Unicode MS" w:hAnsi="Arial" w:cs="Arial"/>
-          <w:sz w:val="22"/>
-          <w:szCs w:val="22"/>
-          <w:lang w:eastAsia="ko-KR"/>
-        </w:rPr>
-        <w:t xml:space="preserve"> </w:t>
-      </w:r>
-      <w:r>
-        <w:rPr>
-          <w:rFonts w:ascii="Arial" w:eastAsia="Arial Unicode MS" w:hAnsi="Arial" w:cs="Arial"/>
-          <w:sz w:val="22"/>
-          <w:szCs w:val="22"/>
-          <w:lang w:eastAsia="ko-KR"/>
-        </w:rPr>
-        <w:t xml:space="preserve">Presentation Award, </w:t>
-      </w:r>
-      <w:r>
-        <w:rPr>
-          <w:rFonts w:ascii="Arial" w:eastAsia="Arial Unicode MS" w:hAnsi="Arial" w:cs="Arial"/>
-          <w:sz w:val="22"/>
-          <w:szCs w:val="22"/>
-          <w:lang w:eastAsia="ko-KR"/>
-        </w:rPr>
-        <w:t xml:space="preserve">The </w:t>
-      </w:r>
-      <w:r>
-        <w:rPr>
-          <w:rFonts w:ascii="Arial" w:eastAsia="Arial Unicode MS" w:hAnsi="Arial" w:cs="Arial"/>
-          <w:sz w:val="22"/>
-          <w:szCs w:val="22"/>
-          <w:lang w:eastAsia="ko-KR"/>
-        </w:rPr>
-        <w:t>Korean Society for Preventive Medicine</w:t>
-      </w:r>
-      <w:r>
-        <w:rPr>
-          <w:rFonts w:ascii="Arial" w:eastAsia="Arial Unicode MS" w:hAnsi="Arial" w:cs="Arial"/>
-          <w:sz w:val="22"/>
-          <w:szCs w:val="22"/>
-          <w:lang w:eastAsia="ko-KR"/>
-        </w:rPr>
-        <w:t xml:space="preserve"> </w:t>
-      </w:r>
-      <w:r>
-        <w:rPr>
-          <w:rFonts w:ascii="Arial" w:eastAsia="Arial Unicode MS" w:hAnsi="Arial" w:cs="Arial"/>
-          <w:sz w:val="22"/>
-          <w:szCs w:val="22"/>
-          <w:lang w:eastAsia="ko-KR"/>
-        </w:rPr>
-        <w:tab/>
-      </w:r>
-      <w:r>
-        <w:rPr>
-          <w:rFonts w:ascii="Arial" w:eastAsia="Arial Unicode MS" w:hAnsi="Arial" w:cs="Arial"/>
-          <w:sz w:val="22"/>
-          <w:szCs w:val="22"/>
-          <w:lang w:eastAsia="ko-KR"/>
-        </w:rPr>
-        <w:tab/>
-      </w:r>
-      <w:r>
-        <w:rPr>
-          <w:rFonts w:ascii="Arial" w:eastAsia="Arial Unicode MS" w:hAnsi="Arial" w:cs="Arial"/>
-          <w:sz w:val="22"/>
-          <w:szCs w:val="22"/>
-          <w:lang w:eastAsia="ko-KR"/>
-        </w:rPr>
-        <w:tab/>
-      </w:r>
-      <w:r>
-        <w:rPr>
-          <w:rFonts w:ascii="Arial" w:eastAsia="Arial Unicode MS" w:hAnsi="Arial" w:cs="Arial"/>
-          <w:sz w:val="22"/>
-          <w:szCs w:val="22"/>
-          <w:lang w:eastAsia="ko-KR"/>
-        </w:rPr>
-        <w:tab/>
-        <w:t xml:space="preserve">   </w:t>
-      </w:r>
-      <w:r>
-        <w:rPr>
-          <w:rFonts w:ascii="Arial" w:eastAsia="Arial Unicode MS" w:hAnsi="Arial" w:cs="Arial"/>
-          <w:sz w:val="22"/>
-          <w:szCs w:val="22"/>
-          <w:lang w:eastAsia="ko-KR"/>
-        </w:rPr>
-        <w:t>2018</w:t>
+          <w:bCs/>
+          <w:sz w:val="22"/>
+          <w:szCs w:val="22"/>
+        </w:rPr>
+      </w:pPr>
+      <w:r>
+        <w:rPr>
+          <w:rFonts w:ascii="Arial" w:eastAsia="Arial Unicode MS" w:hAnsi="Arial" w:cs="Arial"/>
+          <w:bCs/>
+          <w:sz w:val="22"/>
+          <w:szCs w:val="22"/>
+        </w:rPr>
+        <w:t>Supported assessment of discussions, quizzes, assignments, and term paper components related to environmental hazard assessment, risk management, and environmental justice.</w:t>
       </w:r>
     </w:p>
     <w:p>
@@ -8014,250 +8021,115 @@
         <w:spacing w:line="320" w:lineRule="exact"/>
         <w:rPr>
           <w:rFonts w:ascii="Arial" w:eastAsia="Arial Unicode MS" w:hAnsi="Arial" w:cs="Arial"/>
-          <w:sz w:val="22"/>
-          <w:szCs w:val="22"/>
-          <w:lang w:eastAsia="ko-KR"/>
-        </w:rPr>
-      </w:pPr>
-      <w:r>
-        <w:rPr>
-          <w:rFonts w:ascii="Arial" w:eastAsia="Arial Unicode MS" w:hAnsi="Arial" w:cs="Arial"/>
-          <w:sz w:val="22"/>
-          <w:szCs w:val="22"/>
-          <w:lang w:eastAsia="ko-KR"/>
-        </w:rPr>
-        <w:t xml:space="preserve">Best </w:t>
-      </w:r>
-      <w:r>
-        <w:rPr>
-          <w:rFonts w:ascii="Arial" w:eastAsia="Arial Unicode MS" w:hAnsi="Arial" w:cs="Arial"/>
-          <w:sz w:val="22"/>
-          <w:szCs w:val="22"/>
-          <w:lang w:eastAsia="ko-KR"/>
-        </w:rPr>
-        <w:t>Professional</w:t>
-      </w:r>
-      <w:r>
-        <w:rPr>
-          <w:rFonts w:ascii="Arial" w:eastAsia="Arial Unicode MS" w:hAnsi="Arial" w:cs="Arial"/>
-          <w:sz w:val="22"/>
-          <w:szCs w:val="22"/>
-          <w:lang w:eastAsia="ko-KR"/>
-        </w:rPr>
-        <w:t xml:space="preserve"> </w:t>
-      </w:r>
-      <w:r>
-        <w:rPr>
-          <w:rFonts w:ascii="Arial" w:eastAsia="Arial Unicode MS" w:hAnsi="Arial" w:cs="Arial"/>
-          <w:sz w:val="22"/>
-          <w:szCs w:val="22"/>
-          <w:lang w:eastAsia="ko-KR"/>
-        </w:rPr>
-        <w:t>Field Interviewer</w:t>
-      </w:r>
-      <w:r>
-        <w:rPr>
-          <w:rFonts w:ascii="Arial" w:eastAsia="Arial Unicode MS" w:hAnsi="Arial" w:cs="Arial"/>
-          <w:sz w:val="22"/>
-          <w:szCs w:val="22"/>
-          <w:lang w:eastAsia="ko-KR"/>
-        </w:rPr>
-        <w:t xml:space="preserve"> Award</w:t>
-      </w:r>
-      <w:r>
-        <w:rPr>
-          <w:rFonts w:ascii="Arial" w:eastAsia="Arial Unicode MS" w:hAnsi="Arial" w:cs="Arial"/>
-          <w:sz w:val="22"/>
-          <w:szCs w:val="22"/>
-          <w:lang w:eastAsia="ko-KR"/>
-        </w:rPr>
-        <w:t xml:space="preserve">, </w:t>
-      </w:r>
-      <w:r>
-        <w:rPr>
-          <w:rFonts w:ascii="Arial" w:eastAsia="Arial Unicode MS" w:hAnsi="Arial" w:cs="Arial"/>
-          <w:sz w:val="22"/>
-          <w:szCs w:val="22"/>
-          <w:lang w:eastAsia="ko-KR"/>
-        </w:rPr>
-        <w:t xml:space="preserve">The </w:t>
-      </w:r>
-      <w:r>
-        <w:rPr>
-          <w:rFonts w:ascii="Arial" w:eastAsia="Arial Unicode MS" w:hAnsi="Arial" w:cs="Arial"/>
-          <w:sz w:val="22"/>
-          <w:szCs w:val="22"/>
-          <w:lang w:eastAsia="ko-KR"/>
-        </w:rPr>
-        <w:t>Korean Society of Environmental Health</w:t>
-      </w:r>
-      <w:r>
-        <w:rPr>
-          <w:rFonts w:ascii="Arial" w:eastAsia="Arial Unicode MS" w:hAnsi="Arial" w:cs="Arial"/>
-          <w:sz w:val="22"/>
-          <w:szCs w:val="22"/>
-          <w:lang w:eastAsia="ko-KR"/>
-        </w:rPr>
-        <w:t xml:space="preserve"> </w:t>
-      </w:r>
-      <w:r>
-        <w:rPr>
-          <w:rFonts w:ascii="Arial" w:eastAsia="Arial Unicode MS" w:hAnsi="Arial" w:cs="Arial"/>
-          <w:sz w:val="22"/>
-          <w:szCs w:val="22"/>
-          <w:lang w:eastAsia="ko-KR"/>
-        </w:rPr>
-        <w:tab/>
-      </w:r>
-      <w:r>
-        <w:rPr>
-          <w:rFonts w:ascii="Arial" w:eastAsia="Arial Unicode MS" w:hAnsi="Arial" w:cs="Arial"/>
-          <w:sz w:val="22"/>
-          <w:szCs w:val="22"/>
-          <w:lang w:eastAsia="ko-KR"/>
-        </w:rPr>
-        <w:tab/>
-      </w:r>
-      <w:r>
-        <w:rPr>
-          <w:rFonts w:ascii="Arial" w:eastAsia="Arial Unicode MS" w:hAnsi="Arial" w:cs="Arial"/>
-          <w:sz w:val="22"/>
-          <w:szCs w:val="22"/>
-          <w:lang w:eastAsia="ko-KR"/>
-        </w:rPr>
-        <w:tab/>
-        <w:t xml:space="preserve">   </w:t>
-      </w:r>
-      <w:r>
-        <w:rPr>
-          <w:rFonts w:ascii="Arial" w:eastAsia="Arial Unicode MS" w:hAnsi="Arial" w:cs="Arial"/>
-          <w:sz w:val="22"/>
-          <w:szCs w:val="22"/>
-          <w:lang w:eastAsia="ko-KR"/>
-        </w:rPr>
-        <w:t>2018</w:t>
-      </w:r>
+          <w:i/>
+          <w:sz w:val="22"/>
+          <w:szCs w:val="22"/>
+          <w:lang w:eastAsia="ko-KR"/>
+        </w:rPr>
+      </w:pPr>
     </w:p>
     <w:p>
       <w:pPr>
         <w:spacing w:line="320" w:lineRule="exact"/>
         <w:rPr>
           <w:rFonts w:ascii="Arial" w:eastAsia="Arial Unicode MS" w:hAnsi="Arial" w:cs="Arial"/>
-          <w:sz w:val="22"/>
-          <w:szCs w:val="22"/>
-          <w:lang w:eastAsia="ko-KR"/>
-        </w:rPr>
-      </w:pPr>
-      <w:r>
-        <w:rPr>
-          <w:rFonts w:ascii="Arial" w:eastAsia="Arial Unicode MS" w:hAnsi="Arial" w:cs="Arial"/>
-          <w:sz w:val="22"/>
-          <w:szCs w:val="22"/>
-          <w:lang w:eastAsia="ko-KR"/>
-        </w:rPr>
-        <w:t>Best Paper Award, The Journal of Kinesiology</w:t>
-      </w:r>
-      <w:r>
-        <w:rPr>
-          <w:rFonts w:ascii="Arial" w:eastAsia="Arial Unicode MS" w:hAnsi="Arial" w:cs="Arial"/>
-          <w:sz w:val="22"/>
-          <w:szCs w:val="22"/>
-          <w:lang w:eastAsia="ko-KR"/>
+          <w:i/>
+          <w:sz w:val="22"/>
+          <w:szCs w:val="22"/>
+        </w:rPr>
+      </w:pPr>
+      <w:r>
+        <w:rPr>
+          <w:rFonts w:ascii="Arial" w:eastAsia="Arial Unicode MS" w:hAnsi="Arial" w:cs="Arial"/>
+          <w:i/>
+          <w:sz w:val="22"/>
+          <w:szCs w:val="22"/>
+        </w:rPr>
+        <w:t>University of Arizona,</w:t>
+      </w:r>
+      <w:r>
+        <w:rPr>
+          <w:rFonts w:ascii="Arial" w:eastAsia="Arial Unicode MS" w:hAnsi="Arial" w:cs="Arial"/>
+          <w:bCs/>
+          <w:i/>
+          <w:sz w:val="22"/>
+          <w:szCs w:val="22"/>
+        </w:rPr>
+        <w:t xml:space="preserve"> MEZCOPH, </w:t>
+      </w:r>
+      <w:r>
+        <w:rPr>
+          <w:rFonts w:ascii="Arial" w:eastAsia="Arial Unicode MS" w:hAnsi="Arial" w:cs="Arial"/>
+          <w:i/>
+          <w:sz w:val="22"/>
+          <w:szCs w:val="22"/>
+        </w:rPr>
+        <w:t xml:space="preserve">Department of </w:t>
+      </w:r>
+      <w:r>
+        <w:rPr>
+          <w:rFonts w:ascii="Arial" w:eastAsia="Arial Unicode MS" w:hAnsi="Arial" w:cs="Arial"/>
+          <w:bCs/>
+          <w:i/>
+          <w:sz w:val="22"/>
+          <w:szCs w:val="22"/>
+        </w:rPr>
+        <w:t xml:space="preserve">Health Promotion Sciences         </w:t>
+      </w:r>
+      <w:proofErr w:type="gramStart"/>
+      <w:r>
+        <w:rPr>
+          <w:rFonts w:ascii="Arial" w:eastAsia="Arial Unicode MS" w:hAnsi="Arial" w:cs="Arial"/>
+          <w:b/>
+          <w:i/>
+          <w:sz w:val="22"/>
+          <w:szCs w:val="22"/>
         </w:rPr>
         <w:tab/>
-      </w:r>
-      <w:r>
-        <w:rPr>
-          <w:rFonts w:ascii="Arial" w:eastAsia="Arial Unicode MS" w:hAnsi="Arial" w:cs="Arial"/>
-          <w:sz w:val="22"/>
-          <w:szCs w:val="22"/>
-          <w:lang w:eastAsia="ko-KR"/>
-        </w:rPr>
-        <w:tab/>
-      </w:r>
-      <w:r>
-        <w:rPr>
-          <w:rFonts w:ascii="Arial" w:eastAsia="Arial Unicode MS" w:hAnsi="Arial" w:cs="Arial"/>
-          <w:sz w:val="22"/>
-          <w:szCs w:val="22"/>
-          <w:lang w:eastAsia="ko-KR"/>
-        </w:rPr>
-        <w:tab/>
-      </w:r>
-      <w:r>
-        <w:rPr>
-          <w:rFonts w:ascii="Arial" w:eastAsia="Arial Unicode MS" w:hAnsi="Arial" w:cs="Arial"/>
-          <w:sz w:val="22"/>
-          <w:szCs w:val="22"/>
-          <w:lang w:eastAsia="ko-KR"/>
-        </w:rPr>
-        <w:tab/>
-      </w:r>
-      <w:r>
-        <w:rPr>
-          <w:rFonts w:ascii="Arial" w:eastAsia="Arial Unicode MS" w:hAnsi="Arial" w:cs="Arial"/>
-          <w:sz w:val="22"/>
-          <w:szCs w:val="22"/>
-          <w:lang w:eastAsia="ko-KR"/>
-        </w:rPr>
-        <w:tab/>
-      </w:r>
-      <w:r>
-        <w:rPr>
-          <w:rFonts w:ascii="Arial" w:eastAsia="Arial Unicode MS" w:hAnsi="Arial" w:cs="Arial"/>
-          <w:sz w:val="22"/>
-          <w:szCs w:val="22"/>
-          <w:lang w:eastAsia="ko-KR"/>
-        </w:rPr>
-        <w:tab/>
-      </w:r>
-      <w:r>
-        <w:rPr>
-          <w:rFonts w:ascii="Arial" w:eastAsia="Arial Unicode MS" w:hAnsi="Arial" w:cs="Arial"/>
-          <w:sz w:val="22"/>
-          <w:szCs w:val="22"/>
-          <w:lang w:eastAsia="ko-KR"/>
-        </w:rPr>
-        <w:tab/>
-      </w:r>
-      <w:r>
-        <w:rPr>
-          <w:rFonts w:ascii="Arial" w:eastAsia="Arial Unicode MS" w:hAnsi="Arial" w:cs="Arial"/>
-          <w:sz w:val="22"/>
-          <w:szCs w:val="22"/>
-          <w:lang w:eastAsia="ko-KR"/>
-        </w:rPr>
-        <w:tab/>
-        <w:t xml:space="preserve">   </w:t>
-      </w:r>
-      <w:r>
-        <w:rPr>
-          <w:rFonts w:ascii="Arial" w:eastAsia="Arial Unicode MS" w:hAnsi="Arial" w:cs="Arial"/>
-          <w:sz w:val="22"/>
-          <w:szCs w:val="22"/>
-          <w:lang w:eastAsia="ko-KR"/>
-        </w:rPr>
-        <w:t>2018</w:t>
+        <w:t xml:space="preserve">  </w:t>
+      </w:r>
+      <w:r>
+        <w:rPr>
+          <w:rFonts w:ascii="Arial" w:eastAsia="Arial Unicode MS" w:hAnsi="Arial" w:cs="Arial"/>
+          <w:i/>
+          <w:sz w:val="22"/>
+          <w:szCs w:val="22"/>
+        </w:rPr>
+        <w:t>Aug.</w:t>
+      </w:r>
+      <w:proofErr w:type="gramEnd"/>
+      <w:r>
+        <w:rPr>
+          <w:rFonts w:ascii="Arial" w:eastAsia="Arial Unicode MS" w:hAnsi="Arial" w:cs="Arial"/>
+          <w:i/>
+          <w:sz w:val="22"/>
+          <w:szCs w:val="22"/>
+        </w:rPr>
+        <w:t xml:space="preserve"> 2022-Jan.2023</w:t>
       </w:r>
     </w:p>
     <w:p>
       <w:pPr>
+        <w:numPr>
+          <w:ilvl w:val="0"/>
+          <w:numId w:val="12"/>
+        </w:numPr>
         <w:spacing w:line="320" w:lineRule="exact"/>
         <w:rPr>
           <w:rFonts w:ascii="Arial" w:eastAsia="Arial Unicode MS" w:hAnsi="Arial" w:cs="Arial"/>
-          <w:sz w:val="22"/>
-          <w:szCs w:val="22"/>
-          <w:lang w:eastAsia="ko-KR"/>
-        </w:rPr>
-      </w:pPr>
-      <w:r>
-        <w:rPr>
-          <w:rFonts w:ascii="Arial" w:eastAsia="Arial Unicode MS" w:hAnsi="Arial" w:cs="Arial"/>
-          <w:sz w:val="22"/>
-          <w:szCs w:val="22"/>
-          <w:lang w:eastAsia="ko-KR"/>
-        </w:rPr>
-        <w:t>Best Poster</w:t>
+          <w:bCs/>
+          <w:sz w:val="22"/>
+          <w:szCs w:val="22"/>
+        </w:rPr>
+      </w:pPr>
+      <w:r>
+        <w:rPr>
+          <w:rFonts w:ascii="Arial" w:eastAsia="Arial Unicode MS" w:hAnsi="Arial" w:cs="Arial"/>
+          <w:sz w:val="22"/>
+          <w:szCs w:val="22"/>
+          <w:lang w:eastAsia="ko-KR"/>
+        </w:rPr>
+        <w:t>Supported instruction for</w:t>
       </w:r>
       <w:r>
         <w:rPr>
@@ -8271,29 +8143,31 @@
       <w:r>
         <w:rPr>
           <w:rFonts w:ascii="Arial" w:eastAsia="Arial Unicode MS" w:hAnsi="Arial" w:cs="Arial"/>
-          <w:sz w:val="22"/>
-          <w:szCs w:val="22"/>
-          <w:lang w:eastAsia="ko-KR"/>
-        </w:rPr>
-        <w:t xml:space="preserve">Presentation Award, </w:t>
-      </w:r>
-      <w:r>
-        <w:rPr>
-          <w:rFonts w:ascii="Arial" w:eastAsia="Arial Unicode MS" w:hAnsi="Arial" w:cs="Arial"/>
-          <w:sz w:val="22"/>
-          <w:szCs w:val="22"/>
-          <w:lang w:eastAsia="ko-KR"/>
-        </w:rPr>
-        <w:t xml:space="preserve">The </w:t>
-      </w:r>
-      <w:r>
-        <w:rPr>
-          <w:rFonts w:ascii="Arial" w:eastAsia="Arial Unicode MS" w:hAnsi="Arial" w:cs="Arial"/>
-          <w:sz w:val="22"/>
-          <w:szCs w:val="22"/>
-          <w:lang w:eastAsia="ko-KR"/>
-        </w:rPr>
-        <w:t>Korean Society for Preventive Medicine</w:t>
+          <w:i/>
+          <w:iCs/>
+          <w:sz w:val="22"/>
+          <w:szCs w:val="22"/>
+          <w:lang w:eastAsia="ko-KR"/>
+        </w:rPr>
+        <w:t>HPS 300: Public Health in the 21st Century</w:t>
+      </w:r>
+      <w:r>
+        <w:rPr>
+          <w:rFonts w:ascii="Arial" w:eastAsia="Arial Unicode MS" w:hAnsi="Arial" w:cs="Arial"/>
+          <w:sz w:val="22"/>
+          <w:szCs w:val="22"/>
+          <w:lang w:eastAsia="ko-KR"/>
+        </w:rPr>
+        <w:t>, a</w:t>
+      </w:r>
+      <w:r>
+        <w:rPr>
+          <w:rFonts w:ascii="Arial" w:eastAsia="Arial Unicode MS" w:hAnsi="Arial" w:cs="Arial"/>
+          <w:sz w:val="22"/>
+          <w:szCs w:val="22"/>
+          <w:lang w:eastAsia="ko-KR"/>
+        </w:rPr>
+        <w:t>n undergraduate course with 56 students.</w:t>
       </w:r>
       <w:r>
         <w:rPr>
@@ -8303,81 +8177,39 @@
           <w:lang w:eastAsia="ko-KR"/>
         </w:rPr>
         <w:t xml:space="preserve"> </w:t>
-      </w:r>
-      <w:r>
-        <w:rPr>
-          <w:rFonts w:ascii="Arial" w:eastAsia="Arial Unicode MS" w:hAnsi="Arial" w:cs="Arial"/>
-          <w:sz w:val="22"/>
-          <w:szCs w:val="22"/>
-          <w:lang w:eastAsia="ko-KR"/>
-        </w:rPr>
-        <w:tab/>
-      </w:r>
-      <w:r>
-        <w:rPr>
-          <w:rFonts w:ascii="Arial" w:eastAsia="Arial Unicode MS" w:hAnsi="Arial" w:cs="Arial"/>
-          <w:sz w:val="22"/>
-          <w:szCs w:val="22"/>
-          <w:lang w:eastAsia="ko-KR"/>
-        </w:rPr>
-        <w:tab/>
-      </w:r>
-      <w:r>
-        <w:rPr>
-          <w:rFonts w:ascii="Arial" w:eastAsia="Arial Unicode MS" w:hAnsi="Arial" w:cs="Arial"/>
-          <w:sz w:val="22"/>
-          <w:szCs w:val="22"/>
-          <w:lang w:eastAsia="ko-KR"/>
-        </w:rPr>
-        <w:tab/>
-      </w:r>
-      <w:r>
-        <w:rPr>
-          <w:rFonts w:ascii="Arial" w:eastAsia="Arial Unicode MS" w:hAnsi="Arial" w:cs="Arial"/>
-          <w:sz w:val="22"/>
-          <w:szCs w:val="22"/>
-          <w:lang w:eastAsia="ko-KR"/>
-        </w:rPr>
-        <w:tab/>
-        <w:t xml:space="preserve">   </w:t>
-      </w:r>
-      <w:r>
-        <w:rPr>
-          <w:rFonts w:ascii="Arial" w:eastAsia="Arial Unicode MS" w:hAnsi="Arial" w:cs="Arial"/>
-          <w:sz w:val="22"/>
-          <w:szCs w:val="22"/>
-          <w:lang w:eastAsia="ko-KR"/>
-        </w:rPr>
-        <w:t>2017</w:t>
       </w:r>
     </w:p>
     <w:p>
       <w:pPr>
+        <w:numPr>
+          <w:ilvl w:val="0"/>
+          <w:numId w:val="12"/>
+        </w:numPr>
         <w:spacing w:line="320" w:lineRule="exact"/>
         <w:rPr>
           <w:rFonts w:ascii="Arial" w:eastAsia="Arial Unicode MS" w:hAnsi="Arial" w:cs="Arial"/>
-          <w:sz w:val="22"/>
-          <w:szCs w:val="22"/>
-          <w:lang w:eastAsia="ko-KR"/>
-        </w:rPr>
-      </w:pPr>
-      <w:r>
-        <w:rPr>
-          <w:rFonts w:ascii="Arial" w:eastAsia="Arial Unicode MS" w:hAnsi="Arial" w:cs="Arial"/>
-          <w:sz w:val="22"/>
-          <w:szCs w:val="22"/>
-          <w:lang w:eastAsia="ko-KR"/>
-        </w:rPr>
-        <w:t>Dean’s List</w:t>
-      </w:r>
-      <w:r>
-        <w:rPr>
-          <w:rFonts w:ascii="Arial" w:eastAsia="Arial Unicode MS" w:hAnsi="Arial" w:cs="Arial"/>
-          <w:sz w:val="22"/>
-          <w:szCs w:val="22"/>
-          <w:lang w:eastAsia="ko-KR"/>
-        </w:rPr>
-        <w:t xml:space="preserve"> Scholarship,</w:t>
+          <w:bCs/>
+          <w:sz w:val="22"/>
+          <w:szCs w:val="22"/>
+        </w:rPr>
+      </w:pPr>
+      <w:r>
+        <w:rPr>
+          <w:rFonts w:ascii="Arial" w:eastAsia="Arial Unicode MS" w:hAnsi="Arial" w:cs="Arial"/>
+          <w:sz w:val="22"/>
+          <w:szCs w:val="22"/>
+          <w:lang w:eastAsia="ko-KR"/>
+        </w:rPr>
+        <w:t>Provided student support and feedback on public health writing, discussion activities, assignments, and presentations focused on health disparities, climate change, and other contemporary public health issues.</w:t>
+      </w:r>
+      <w:r>
+        <w:rPr>
+          <w:rFonts w:ascii="Arial" w:eastAsia="Arial Unicode MS" w:hAnsi="Arial" w:cs="Arial"/>
+          <w:sz w:val="22"/>
+          <w:szCs w:val="22"/>
+          <w:lang w:eastAsia="ko-KR"/>
+        </w:rPr>
+        <w:t xml:space="preserve">  </w:t>
       </w:r>
       <w:r>
         <w:rPr>
@@ -8388,47 +8220,87 @@
         </w:rPr>
         <w:t xml:space="preserve"> </w:t>
       </w:r>
-      <w:r>
-        <w:rPr>
-          <w:rFonts w:ascii="Arial" w:eastAsia="Arial Unicode MS" w:hAnsi="Arial" w:cs="Arial"/>
-          <w:sz w:val="22"/>
-          <w:szCs w:val="22"/>
-          <w:lang w:eastAsia="ko-KR"/>
-        </w:rPr>
-        <w:t>two</w:t>
-      </w:r>
-      <w:r>
-        <w:rPr>
-          <w:rFonts w:ascii="Arial" w:eastAsia="Arial Unicode MS" w:hAnsi="Arial" w:cs="Arial"/>
-          <w:sz w:val="22"/>
-          <w:szCs w:val="22"/>
-          <w:lang w:eastAsia="ko-KR"/>
-        </w:rPr>
-        <w:t xml:space="preserve"> semesters,</w:t>
-      </w:r>
-      <w:r>
-        <w:rPr>
-          <w:rFonts w:ascii="Arial" w:eastAsia="Arial Unicode MS" w:hAnsi="Arial" w:cs="Arial"/>
-          <w:sz w:val="22"/>
-          <w:szCs w:val="22"/>
-          <w:lang w:eastAsia="ko-KR"/>
+    </w:p>
+    <w:p>
+      <w:pPr>
+        <w:spacing w:line="320" w:lineRule="exact"/>
+        <w:rPr>
+          <w:rFonts w:ascii="Arial" w:eastAsia="Arial Unicode MS" w:hAnsi="Arial" w:cs="Arial"/>
+          <w:b/>
+          <w:sz w:val="22"/>
+          <w:szCs w:val="18"/>
+          <w:lang w:eastAsia="ko-KR"/>
+        </w:rPr>
+      </w:pPr>
+    </w:p>
+    <w:p>
+      <w:pPr>
+        <w:spacing w:line="320" w:lineRule="exact"/>
+        <w:rPr>
+          <w:rFonts w:ascii="Arial" w:eastAsia="Arial Unicode MS" w:hAnsi="Arial" w:cs="Arial"/>
+          <w:i/>
+          <w:sz w:val="22"/>
+          <w:szCs w:val="22"/>
+        </w:rPr>
+      </w:pPr>
+      <w:r>
+        <w:rPr>
+          <w:rFonts w:ascii="Arial" w:eastAsia="Arial Unicode MS" w:hAnsi="Arial" w:cs="Arial"/>
+          <w:b/>
+          <w:sz w:val="22"/>
+          <w:szCs w:val="18"/>
+          <w:lang w:eastAsia="ko-KR"/>
+        </w:rPr>
+        <w:t>Mentoring and Outreach</w:t>
+      </w:r>
+      <w:r>
+        <w:rPr>
+          <w:rFonts w:ascii="Arial" w:eastAsia="Arial Unicode MS" w:hAnsi="Arial" w:cs="Arial"/>
+          <w:i/>
+          <w:sz w:val="22"/>
+          <w:szCs w:val="22"/>
         </w:rPr>
         <w:t xml:space="preserve"> </w:t>
       </w:r>
-      <w:proofErr w:type="spellStart"/>
-      <w:r>
-        <w:rPr>
-          <w:rFonts w:ascii="Arial" w:eastAsia="Arial Unicode MS" w:hAnsi="Arial" w:cs="Arial"/>
-          <w:sz w:val="22"/>
-          <w:szCs w:val="22"/>
-          <w:lang w:eastAsia="ko-KR"/>
-        </w:rPr>
-        <w:t>Gachon</w:t>
-      </w:r>
-      <w:proofErr w:type="spellEnd"/>
-      <w:r>
-        <w:rPr>
-          <w:rFonts w:ascii="Arial" w:eastAsia="Arial Unicode MS" w:hAnsi="Arial" w:cs="Arial"/>
+    </w:p>
+    <w:p>
+      <w:pPr>
+        <w:spacing w:line="320" w:lineRule="exact"/>
+        <w:rPr>
+          <w:rFonts w:ascii="Arial" w:eastAsia="Arial Unicode MS" w:hAnsi="Arial" w:cs="Arial"/>
+          <w:i/>
+          <w:sz w:val="22"/>
+          <w:szCs w:val="22"/>
+        </w:rPr>
+      </w:pPr>
+      <w:r>
+        <w:rPr>
+          <w:rFonts w:ascii="Arial" w:eastAsia="Arial Unicode MS" w:hAnsi="Arial" w:cs="Arial"/>
+          <w:b/>
+          <w:bCs/>
+          <w:i/>
+          <w:sz w:val="22"/>
+          <w:szCs w:val="22"/>
+          <w:lang w:eastAsia="ko-KR"/>
+        </w:rPr>
+        <w:t xml:space="preserve">Research </w:t>
+      </w:r>
+      <w:r>
+        <w:rPr>
+          <w:rFonts w:ascii="Arial" w:eastAsia="Arial Unicode MS" w:hAnsi="Arial" w:cs="Arial"/>
+          <w:b/>
+          <w:bCs/>
+          <w:i/>
+          <w:sz w:val="22"/>
+          <w:szCs w:val="22"/>
+          <w:lang w:eastAsia="ko-KR"/>
+        </w:rPr>
+        <w:t>Mentor,</w:t>
+      </w:r>
+      <w:r>
+        <w:rPr>
+          <w:rFonts w:ascii="Arial" w:eastAsia="Arial Unicode MS" w:hAnsi="Arial" w:cs="Arial"/>
+          <w:i/>
           <w:sz w:val="22"/>
           <w:szCs w:val="22"/>
           <w:lang w:eastAsia="ko-KR"/>
@@ -8438,75 +8310,345 @@
       <w:r>
         <w:rPr>
           <w:rFonts w:ascii="Arial" w:eastAsia="Arial Unicode MS" w:hAnsi="Arial" w:cs="Arial"/>
-          <w:sz w:val="22"/>
-          <w:szCs w:val="22"/>
-          <w:lang w:eastAsia="ko-KR"/>
-        </w:rPr>
-        <w:t>University</w:t>
-      </w:r>
-      <w:r>
-        <w:rPr>
-          <w:rFonts w:ascii="Arial" w:eastAsia="Arial Unicode MS" w:hAnsi="Arial" w:cs="Arial"/>
-          <w:sz w:val="22"/>
-          <w:szCs w:val="22"/>
-          <w:lang w:eastAsia="ko-KR"/>
+          <w:bCs/>
+          <w:i/>
+          <w:sz w:val="22"/>
+          <w:szCs w:val="22"/>
+          <w:lang w:eastAsia="ko-KR"/>
+        </w:rPr>
+        <w:t>STEPS 2 STEM</w:t>
+      </w:r>
+      <w:r>
+        <w:rPr>
+          <w:rFonts w:ascii="Arial" w:eastAsia="Arial Unicode MS" w:hAnsi="Arial" w:cs="Arial"/>
+          <w:bCs/>
+          <w:i/>
+          <w:sz w:val="22"/>
+          <w:szCs w:val="22"/>
+          <w:lang w:eastAsia="ko-KR"/>
+        </w:rPr>
+        <w:t xml:space="preserve">, University of Arizona </w:t>
+      </w:r>
+      <w:r>
+        <w:rPr>
+          <w:rFonts w:ascii="Arial" w:eastAsia="Arial Unicode MS" w:hAnsi="Arial" w:cs="Arial"/>
+          <w:b/>
+          <w:i/>
+          <w:sz w:val="22"/>
+          <w:szCs w:val="22"/>
+        </w:rPr>
+        <w:tab/>
+      </w:r>
+      <w:r>
+        <w:rPr>
+          <w:rFonts w:ascii="Arial" w:eastAsia="Arial Unicode MS" w:hAnsi="Arial" w:cs="Arial"/>
+          <w:b/>
+          <w:i/>
+          <w:sz w:val="22"/>
+          <w:szCs w:val="22"/>
+        </w:rPr>
+        <w:tab/>
+      </w:r>
+      <w:r>
+        <w:rPr>
+          <w:rFonts w:ascii="Arial" w:eastAsia="Arial Unicode MS" w:hAnsi="Arial" w:cs="Arial"/>
+          <w:b/>
+          <w:i/>
+          <w:sz w:val="22"/>
+          <w:szCs w:val="22"/>
+        </w:rPr>
+        <w:tab/>
+      </w:r>
+      <w:r>
+        <w:rPr>
+          <w:rFonts w:ascii="Arial" w:eastAsia="Arial Unicode MS" w:hAnsi="Arial" w:cs="Arial"/>
+          <w:b/>
+          <w:i/>
+          <w:sz w:val="22"/>
+          <w:szCs w:val="22"/>
+        </w:rPr>
+        <w:tab/>
+      </w:r>
+      <w:r>
+        <w:rPr>
+          <w:rFonts w:ascii="Arial" w:eastAsia="Arial Unicode MS" w:hAnsi="Arial" w:cs="Arial"/>
+          <w:b/>
+          <w:i/>
+          <w:sz w:val="22"/>
+          <w:szCs w:val="22"/>
+        </w:rPr>
+        <w:tab/>
+      </w:r>
+      <w:r>
+        <w:rPr>
+          <w:rFonts w:ascii="Arial" w:eastAsia="Arial Unicode MS" w:hAnsi="Arial" w:cs="Arial"/>
+          <w:b/>
+          <w:i/>
+          <w:sz w:val="22"/>
+          <w:szCs w:val="22"/>
+        </w:rPr>
+        <w:tab/>
+        <w:t xml:space="preserve">    </w:t>
+      </w:r>
+      <w:r>
+        <w:rPr>
+          <w:rFonts w:ascii="Arial" w:eastAsia="Arial Unicode MS" w:hAnsi="Arial" w:cs="Arial"/>
+          <w:i/>
+          <w:sz w:val="22"/>
+          <w:szCs w:val="22"/>
+        </w:rPr>
+        <w:t>June</w:t>
+      </w:r>
+      <w:r>
+        <w:rPr>
+          <w:rFonts w:ascii="Arial" w:eastAsia="Arial Unicode MS" w:hAnsi="Arial" w:cs="Arial"/>
+          <w:i/>
+          <w:sz w:val="22"/>
+          <w:szCs w:val="22"/>
+        </w:rPr>
+        <w:t>.202</w:t>
+      </w:r>
+      <w:r>
+        <w:rPr>
+          <w:rFonts w:ascii="Arial" w:eastAsia="Arial Unicode MS" w:hAnsi="Arial" w:cs="Arial"/>
+          <w:i/>
+          <w:sz w:val="22"/>
+          <w:szCs w:val="22"/>
+        </w:rPr>
+        <w:t>5</w:t>
+      </w:r>
+    </w:p>
+    <w:p>
+      <w:pPr>
+        <w:pStyle w:val="ListParagraph"/>
+        <w:numPr>
+          <w:ilvl w:val="0"/>
+          <w:numId w:val="12"/>
+        </w:numPr>
+        <w:spacing w:line="320" w:lineRule="exact"/>
+        <w:ind w:leftChars="0"/>
+        <w:rPr>
+          <w:rFonts w:ascii="Arial" w:eastAsia="Arial Unicode MS" w:hAnsi="Arial" w:cs="Arial"/>
+          <w:iCs/>
+          <w:sz w:val="22"/>
+          <w:szCs w:val="22"/>
+        </w:rPr>
+      </w:pPr>
+      <w:r>
+        <w:rPr>
+          <w:rFonts w:ascii="Arial" w:eastAsia="Arial Unicode MS" w:hAnsi="Arial" w:cs="Arial"/>
+          <w:iCs/>
+          <w:sz w:val="22"/>
+          <w:szCs w:val="22"/>
+        </w:rPr>
+        <w:t>M</w:t>
+      </w:r>
+      <w:r>
+        <w:rPr>
+          <w:rFonts w:ascii="Arial" w:eastAsia="Arial Unicode MS" w:hAnsi="Arial" w:cs="Arial"/>
+          <w:iCs/>
+          <w:sz w:val="22"/>
+          <w:szCs w:val="22"/>
+        </w:rPr>
+        <w:t>entored high school students in environmental health research through structured activities including lab tours, paper discussions, data extraction training, and student project development</w:t>
+      </w:r>
+      <w:r>
+        <w:rPr>
+          <w:rFonts w:ascii="Arial" w:eastAsia="Arial Unicode MS" w:hAnsi="Arial" w:cs="Arial"/>
+          <w:iCs/>
+          <w:sz w:val="22"/>
+          <w:szCs w:val="22"/>
+        </w:rPr>
+        <w:t>.</w:t>
+      </w:r>
+    </w:p>
+    <w:p>
+      <w:pPr>
+        <w:pStyle w:val="ListParagraph"/>
+        <w:numPr>
+          <w:ilvl w:val="0"/>
+          <w:numId w:val="12"/>
+        </w:numPr>
+        <w:spacing w:line="320" w:lineRule="exact"/>
+        <w:ind w:leftChars="0"/>
+        <w:rPr>
+          <w:rFonts w:ascii="Arial" w:eastAsia="Arial Unicode MS" w:hAnsi="Arial" w:cs="Arial"/>
+          <w:iCs/>
+          <w:sz w:val="22"/>
+          <w:szCs w:val="22"/>
+        </w:rPr>
+      </w:pPr>
+      <w:r>
+        <w:rPr>
+          <w:rFonts w:ascii="Arial" w:eastAsia="Arial Unicode MS" w:hAnsi="Arial" w:cs="Arial"/>
+          <w:iCs/>
+          <w:sz w:val="22"/>
+          <w:szCs w:val="22"/>
+        </w:rPr>
+        <w:t>Guided students in interpreting scientific literature on air pollution and health, reviewing study design and results, and preparing a final student exhibit</w:t>
+      </w:r>
+      <w:r>
+        <w:rPr>
+          <w:rFonts w:ascii="Arial" w:eastAsia="Arial Unicode MS" w:hAnsi="Arial" w:cs="Arial"/>
+          <w:iCs/>
+          <w:sz w:val="22"/>
+          <w:szCs w:val="22"/>
+        </w:rPr>
+        <w:t>.</w:t>
+      </w:r>
+    </w:p>
+    <w:p>
+      <w:pPr>
+        <w:spacing w:line="320" w:lineRule="exact"/>
+        <w:rPr>
+          <w:rFonts w:ascii="Arial" w:eastAsia="Arial Unicode MS" w:hAnsi="Arial" w:cs="Arial"/>
+          <w:i/>
+          <w:sz w:val="22"/>
+          <w:szCs w:val="22"/>
+        </w:rPr>
+      </w:pPr>
+      <w:r>
+        <w:rPr>
+          <w:rFonts w:ascii="Arial" w:eastAsia="Arial Unicode MS" w:hAnsi="Arial" w:cs="Arial"/>
+          <w:b/>
+          <w:bCs/>
+          <w:i/>
+          <w:sz w:val="22"/>
+          <w:szCs w:val="22"/>
+        </w:rPr>
+        <w:t>Guest Lecturer</w:t>
+      </w:r>
+      <w:r>
+        <w:rPr>
+          <w:rFonts w:ascii="Arial" w:eastAsia="Arial Unicode MS" w:hAnsi="Arial" w:cs="Arial"/>
+          <w:i/>
+          <w:sz w:val="22"/>
+          <w:szCs w:val="22"/>
+        </w:rPr>
+        <w:t>,</w:t>
+      </w:r>
+      <w:r>
+        <w:rPr>
+          <w:rFonts w:ascii="Arial" w:eastAsia="Arial Unicode MS" w:hAnsi="Arial" w:cs="Arial"/>
+          <w:i/>
+          <w:sz w:val="22"/>
+          <w:szCs w:val="22"/>
+        </w:rPr>
+        <w:t xml:space="preserve"> Patagonia Union High School, Patagonia, AZ</w:t>
+      </w:r>
+      <w:r>
+        <w:rPr>
+          <w:rFonts w:ascii="Arial" w:eastAsia="Arial Unicode MS" w:hAnsi="Arial" w:cs="Arial"/>
+          <w:b/>
+          <w:i/>
+          <w:sz w:val="22"/>
+          <w:szCs w:val="22"/>
+        </w:rPr>
+        <w:tab/>
+      </w:r>
+      <w:r>
+        <w:rPr>
+          <w:rFonts w:ascii="Arial" w:eastAsia="Arial Unicode MS" w:hAnsi="Arial" w:cs="Arial"/>
+          <w:b/>
+          <w:i/>
+          <w:sz w:val="22"/>
+          <w:szCs w:val="22"/>
+        </w:rPr>
+        <w:tab/>
+      </w:r>
+      <w:r>
+        <w:rPr>
+          <w:rFonts w:ascii="Arial" w:eastAsia="Arial Unicode MS" w:hAnsi="Arial" w:cs="Arial"/>
+          <w:b/>
+          <w:i/>
+          <w:sz w:val="22"/>
+          <w:szCs w:val="22"/>
+        </w:rPr>
+        <w:tab/>
+      </w:r>
+      <w:r>
+        <w:rPr>
+          <w:rFonts w:ascii="Arial" w:eastAsia="Arial Unicode MS" w:hAnsi="Arial" w:cs="Arial"/>
+          <w:b/>
+          <w:i/>
+          <w:sz w:val="22"/>
+          <w:szCs w:val="22"/>
+        </w:rPr>
+        <w:tab/>
+      </w:r>
+      <w:r>
+        <w:rPr>
+          <w:rFonts w:ascii="Arial" w:eastAsia="Arial Unicode MS" w:hAnsi="Arial" w:cs="Arial"/>
+          <w:b/>
+          <w:i/>
+          <w:sz w:val="22"/>
+          <w:szCs w:val="22"/>
+        </w:rPr>
+        <w:tab/>
+        <w:t xml:space="preserve">    </w:t>
+      </w:r>
+      <w:r>
+        <w:rPr>
+          <w:rFonts w:ascii="Arial" w:eastAsia="Arial Unicode MS" w:hAnsi="Arial" w:cs="Arial"/>
+          <w:b/>
+          <w:i/>
+          <w:sz w:val="22"/>
+          <w:szCs w:val="22"/>
         </w:rPr>
         <w:t xml:space="preserve"> </w:t>
       </w:r>
       <w:r>
         <w:rPr>
           <w:rFonts w:ascii="Arial" w:eastAsia="Arial Unicode MS" w:hAnsi="Arial" w:cs="Arial"/>
-          <w:sz w:val="22"/>
-          <w:szCs w:val="22"/>
-          <w:lang w:eastAsia="ko-KR"/>
-        </w:rPr>
-        <w:tab/>
-      </w:r>
-      <w:r>
-        <w:rPr>
-          <w:rFonts w:ascii="Arial" w:eastAsia="Arial Unicode MS" w:hAnsi="Arial" w:cs="Arial"/>
-          <w:sz w:val="22"/>
-          <w:szCs w:val="22"/>
-          <w:lang w:eastAsia="ko-KR"/>
-        </w:rPr>
-        <w:tab/>
-      </w:r>
-      <w:r>
-        <w:rPr>
-          <w:rFonts w:ascii="Arial" w:eastAsia="Arial Unicode MS" w:hAnsi="Arial" w:cs="Arial"/>
-          <w:sz w:val="22"/>
-          <w:szCs w:val="22"/>
-          <w:lang w:eastAsia="ko-KR"/>
-        </w:rPr>
-        <w:tab/>
-      </w:r>
-      <w:r>
-        <w:rPr>
-          <w:rFonts w:ascii="Arial" w:eastAsia="Arial Unicode MS" w:hAnsi="Arial" w:cs="Arial"/>
-          <w:sz w:val="22"/>
-          <w:szCs w:val="22"/>
-          <w:lang w:eastAsia="ko-KR"/>
-        </w:rPr>
-        <w:tab/>
-      </w:r>
-      <w:r>
-        <w:rPr>
-          <w:rFonts w:ascii="Arial" w:eastAsia="Arial Unicode MS" w:hAnsi="Arial" w:cs="Arial"/>
-          <w:sz w:val="22"/>
-          <w:szCs w:val="22"/>
-          <w:lang w:eastAsia="ko-KR"/>
-        </w:rPr>
-        <w:tab/>
-        <w:t xml:space="preserve">      </w:t>
-      </w:r>
-      <w:r>
-        <w:rPr>
-          <w:rFonts w:ascii="Arial" w:eastAsia="Arial Unicode MS" w:hAnsi="Arial" w:cs="Arial"/>
-          <w:sz w:val="22"/>
-          <w:szCs w:val="22"/>
-          <w:lang w:eastAsia="ko-KR"/>
-        </w:rPr>
-        <w:t>2012-2016</w:t>
+          <w:i/>
+          <w:sz w:val="22"/>
+          <w:szCs w:val="22"/>
+        </w:rPr>
+        <w:t>May</w:t>
+      </w:r>
+      <w:r>
+        <w:rPr>
+          <w:rFonts w:ascii="Arial" w:eastAsia="Arial Unicode MS" w:hAnsi="Arial" w:cs="Arial"/>
+          <w:i/>
+          <w:sz w:val="22"/>
+          <w:szCs w:val="22"/>
+        </w:rPr>
+        <w:t>.202</w:t>
+      </w:r>
+      <w:r>
+        <w:rPr>
+          <w:rFonts w:ascii="Arial" w:eastAsia="Arial Unicode MS" w:hAnsi="Arial" w:cs="Arial"/>
+          <w:i/>
+          <w:sz w:val="22"/>
+          <w:szCs w:val="22"/>
+        </w:rPr>
+        <w:t>5</w:t>
+      </w:r>
+    </w:p>
+    <w:p>
+      <w:pPr>
+        <w:pStyle w:val="ListParagraph"/>
+        <w:numPr>
+          <w:ilvl w:val="0"/>
+          <w:numId w:val="12"/>
+        </w:numPr>
+        <w:spacing w:line="320" w:lineRule="exact"/>
+        <w:ind w:leftChars="0"/>
+        <w:rPr>
+          <w:rFonts w:ascii="Arial" w:eastAsia="Arial Unicode MS" w:hAnsi="Arial" w:cs="Arial"/>
+          <w:iCs/>
+          <w:sz w:val="22"/>
+          <w:szCs w:val="22"/>
+        </w:rPr>
+      </w:pPr>
+      <w:r>
+        <w:rPr>
+          <w:rFonts w:ascii="Arial" w:eastAsia="Arial Unicode MS" w:hAnsi="Arial" w:cs="Arial"/>
+          <w:iCs/>
+          <w:sz w:val="22"/>
+          <w:szCs w:val="22"/>
+        </w:rPr>
+        <w:t>Presented to 11th- and 12th-grade science students on air pollution and health risks through a community-engaged air quality monitoring context, emphasizing how local data can support environmental health awareness.</w:t>
       </w:r>
     </w:p>
     <w:p>
@@ -8530,6 +8672,1318 @@
     </w:p>
     <w:p>
       <w:pPr>
+        <w:pBdr>
+          <w:bottom w:val="single" w:sz="12" w:space="1" w:color="auto"/>
+        </w:pBdr>
+        <w:rPr>
+          <w:rFonts w:ascii="Arial" w:eastAsia="Arial Unicode MS" w:hAnsi="Arial" w:cs="Arial"/>
+          <w:b/>
+          <w:szCs w:val="20"/>
+          <w:lang w:eastAsia="ko-KR"/>
+        </w:rPr>
+      </w:pPr>
+      <w:r>
+        <w:rPr>
+          <w:rFonts w:ascii="Arial" w:eastAsia="Arial Unicode MS" w:hAnsi="Arial" w:cs="Arial"/>
+          <w:b/>
+          <w:color w:val="4472C4"/>
+          <w:szCs w:val="20"/>
+          <w:lang w:eastAsia="ko-KR"/>
+        </w:rPr>
+        <w:t>Hon</w:t>
+      </w:r>
+      <w:r>
+        <w:rPr>
+          <w:rFonts w:ascii="Arial" w:eastAsia="Arial Unicode MS" w:hAnsi="Arial" w:cs="Arial"/>
+          <w:b/>
+          <w:szCs w:val="20"/>
+          <w:lang w:eastAsia="ko-KR"/>
+        </w:rPr>
+        <w:t>ors &amp; Awards</w:t>
+      </w:r>
+    </w:p>
+    <w:p>
+      <w:pPr>
+        <w:spacing w:line="320" w:lineRule="exact"/>
+        <w:rPr>
+          <w:rFonts w:ascii="Arial" w:eastAsia="Arial Unicode MS" w:hAnsi="Arial" w:cs="Arial"/>
+          <w:b/>
+          <w:sz w:val="22"/>
+          <w:szCs w:val="22"/>
+          <w:lang w:eastAsia="ko-KR"/>
+        </w:rPr>
+      </w:pPr>
+      <w:r>
+        <w:rPr>
+          <w:rFonts w:ascii="Arial" w:eastAsia="Arial Unicode MS" w:hAnsi="Arial" w:cs="Arial"/>
+          <w:b/>
+          <w:sz w:val="22"/>
+          <w:szCs w:val="22"/>
+          <w:lang w:eastAsia="ko-KR"/>
+        </w:rPr>
+        <w:t>Scholarships and Travel Support</w:t>
+      </w:r>
+    </w:p>
+    <w:p>
+      <w:pPr>
+        <w:spacing w:line="320" w:lineRule="exact"/>
+        <w:rPr>
+          <w:rFonts w:ascii="Arial" w:eastAsia="Arial Unicode MS" w:hAnsi="Arial" w:cs="Arial"/>
+          <w:sz w:val="22"/>
+          <w:szCs w:val="22"/>
+          <w:lang w:eastAsia="ko-KR"/>
+        </w:rPr>
+      </w:pPr>
+      <w:r>
+        <w:rPr>
+          <w:rFonts w:ascii="Arial" w:eastAsia="Arial Unicode MS" w:hAnsi="Arial" w:cs="Arial"/>
+          <w:sz w:val="22"/>
+          <w:szCs w:val="22"/>
+          <w:lang w:eastAsia="ko-KR"/>
+        </w:rPr>
+        <w:t>CRTEC Travel Award</w:t>
+      </w:r>
+      <w:r>
+        <w:rPr>
+          <w:rFonts w:ascii="Arial" w:eastAsia="Arial Unicode MS" w:hAnsi="Arial" w:cs="Arial"/>
+          <w:sz w:val="22"/>
+          <w:szCs w:val="22"/>
+          <w:lang w:eastAsia="ko-KR"/>
+        </w:rPr>
+        <w:t xml:space="preserve">, </w:t>
+      </w:r>
+      <w:r>
+        <w:rPr>
+          <w:rFonts w:ascii="Arial" w:eastAsia="Arial Unicode MS" w:hAnsi="Arial" w:cs="Arial"/>
+          <w:sz w:val="22"/>
+          <w:szCs w:val="22"/>
+          <w:lang w:eastAsia="ko-KR"/>
+        </w:rPr>
+        <w:t>Cancer Research Training and Education Coordination, University of Arizona</w:t>
+      </w:r>
+      <w:r>
+        <w:rPr>
+          <w:rFonts w:ascii="Arial" w:eastAsia="Arial Unicode MS" w:hAnsi="Arial" w:cs="Arial"/>
+          <w:sz w:val="22"/>
+          <w:szCs w:val="22"/>
+          <w:lang w:eastAsia="ko-KR"/>
+        </w:rPr>
+        <w:t xml:space="preserve">. </w:t>
+      </w:r>
+      <w:r>
+        <w:rPr>
+          <w:rFonts w:ascii="Arial" w:eastAsia="Arial Unicode MS" w:hAnsi="Arial" w:cs="Arial"/>
+          <w:sz w:val="22"/>
+          <w:szCs w:val="22"/>
+          <w:lang w:eastAsia="ko-KR"/>
+        </w:rPr>
+        <w:t xml:space="preserve">      </w:t>
+      </w:r>
+      <w:r>
+        <w:rPr>
+          <w:rFonts w:ascii="Arial" w:eastAsia="Arial Unicode MS" w:hAnsi="Arial" w:cs="Arial"/>
+          <w:sz w:val="22"/>
+          <w:szCs w:val="22"/>
+          <w:lang w:eastAsia="ko-KR"/>
+        </w:rPr>
+        <w:t>2025</w:t>
+      </w:r>
+    </w:p>
+    <w:p>
+      <w:pPr>
+        <w:spacing w:line="320" w:lineRule="exact"/>
+        <w:rPr>
+          <w:rFonts w:ascii="Arial" w:eastAsia="Arial Unicode MS" w:hAnsi="Arial" w:cs="Arial"/>
+          <w:sz w:val="22"/>
+          <w:szCs w:val="22"/>
+          <w:lang w:eastAsia="ko-KR"/>
+        </w:rPr>
+      </w:pPr>
+      <w:r>
+        <w:rPr>
+          <w:rFonts w:ascii="Arial" w:eastAsia="Arial Unicode MS" w:hAnsi="Arial" w:cs="Arial"/>
+          <w:sz w:val="22"/>
+          <w:szCs w:val="22"/>
+          <w:lang w:eastAsia="ko-KR"/>
+        </w:rPr>
+        <w:t xml:space="preserve">GPSC Travel Award, </w:t>
+      </w:r>
+      <w:r>
+        <w:rPr>
+          <w:rFonts w:ascii="Arial" w:eastAsia="Arial Unicode MS" w:hAnsi="Arial" w:cs="Arial"/>
+          <w:sz w:val="22"/>
+          <w:szCs w:val="22"/>
+          <w:lang w:eastAsia="ko-KR"/>
+        </w:rPr>
+        <w:t>Graduate and Professional Student Council</w:t>
+      </w:r>
+      <w:r>
+        <w:rPr>
+          <w:rFonts w:ascii="Arial" w:eastAsia="Arial Unicode MS" w:hAnsi="Arial" w:cs="Arial"/>
+          <w:sz w:val="22"/>
+          <w:szCs w:val="22"/>
+          <w:lang w:eastAsia="ko-KR"/>
+        </w:rPr>
+        <w:t>, University of Arizona</w:t>
+      </w:r>
+      <w:r>
+        <w:rPr>
+          <w:rFonts w:ascii="Arial" w:eastAsia="Arial Unicode MS" w:hAnsi="Arial" w:cs="Arial"/>
+          <w:sz w:val="22"/>
+          <w:szCs w:val="22"/>
+          <w:lang w:eastAsia="ko-KR"/>
+        </w:rPr>
+        <w:t xml:space="preserve">.       </w:t>
+      </w:r>
+      <w:r>
+        <w:rPr>
+          <w:rFonts w:ascii="Arial" w:eastAsia="Arial Unicode MS" w:hAnsi="Arial" w:cs="Arial"/>
+          <w:sz w:val="22"/>
+          <w:szCs w:val="22"/>
+          <w:lang w:eastAsia="ko-KR"/>
+        </w:rPr>
+        <w:t xml:space="preserve">            </w:t>
+      </w:r>
+      <w:r>
+        <w:rPr>
+          <w:rFonts w:ascii="Arial" w:eastAsia="Arial Unicode MS" w:hAnsi="Arial" w:cs="Arial"/>
+          <w:sz w:val="22"/>
+          <w:szCs w:val="22"/>
+          <w:lang w:eastAsia="ko-KR"/>
+        </w:rPr>
+        <w:tab/>
+        <w:t xml:space="preserve">  </w:t>
+      </w:r>
+      <w:r>
+        <w:rPr>
+          <w:rFonts w:ascii="Arial" w:eastAsia="Arial Unicode MS" w:hAnsi="Arial" w:cs="Arial"/>
+          <w:sz w:val="22"/>
+          <w:szCs w:val="22"/>
+          <w:lang w:eastAsia="ko-KR"/>
+        </w:rPr>
+        <w:t>2025</w:t>
+      </w:r>
+    </w:p>
+    <w:p>
+      <w:pPr>
+        <w:spacing w:line="320" w:lineRule="exact"/>
+        <w:rPr>
+          <w:rFonts w:ascii="Arial" w:eastAsia="Arial Unicode MS" w:hAnsi="Arial" w:cs="Arial"/>
+          <w:sz w:val="22"/>
+          <w:szCs w:val="22"/>
+          <w:lang w:eastAsia="ko-KR"/>
+        </w:rPr>
+      </w:pPr>
+      <w:r>
+        <w:rPr>
+          <w:rFonts w:ascii="Arial" w:eastAsia="Arial Unicode MS" w:hAnsi="Arial" w:cs="Arial"/>
+          <w:sz w:val="22"/>
+          <w:szCs w:val="22"/>
+          <w:lang w:eastAsia="ko-KR"/>
+        </w:rPr>
+        <w:t>Dean’s Annual Fund Scholarship</w:t>
+      </w:r>
+      <w:r>
+        <w:rPr>
+          <w:rFonts w:ascii="Arial" w:eastAsia="Arial Unicode MS" w:hAnsi="Arial" w:cs="Arial"/>
+          <w:sz w:val="22"/>
+          <w:szCs w:val="22"/>
+          <w:lang w:eastAsia="ko-KR"/>
+        </w:rPr>
+        <w:t>,</w:t>
+      </w:r>
+      <w:r>
+        <w:rPr>
+          <w:rFonts w:ascii="Arial" w:eastAsia="Arial Unicode MS" w:hAnsi="Arial" w:cs="Arial"/>
+          <w:sz w:val="22"/>
+          <w:szCs w:val="22"/>
+          <w:lang w:eastAsia="ko-KR"/>
+        </w:rPr>
+        <w:t xml:space="preserve"> </w:t>
+      </w:r>
+      <w:r>
+        <w:rPr>
+          <w:rFonts w:ascii="Arial" w:eastAsia="Arial Unicode MS" w:hAnsi="Arial" w:cs="Arial"/>
+          <w:sz w:val="22"/>
+          <w:szCs w:val="22"/>
+          <w:lang w:eastAsia="ko-KR"/>
+        </w:rPr>
+        <w:t>College of Public Health</w:t>
+      </w:r>
+      <w:r>
+        <w:rPr>
+          <w:rFonts w:ascii="Arial" w:eastAsia="Arial Unicode MS" w:hAnsi="Arial" w:cs="Arial"/>
+          <w:sz w:val="22"/>
+          <w:szCs w:val="22"/>
+          <w:lang w:eastAsia="ko-KR"/>
+        </w:rPr>
+        <w:t>, University of Arizona</w:t>
+      </w:r>
+      <w:r>
+        <w:rPr>
+          <w:rFonts w:ascii="Arial" w:eastAsia="Arial Unicode MS" w:hAnsi="Arial" w:cs="Arial"/>
+          <w:sz w:val="22"/>
+          <w:szCs w:val="22"/>
+          <w:lang w:eastAsia="ko-KR"/>
+        </w:rPr>
+        <w:t xml:space="preserve">.                   </w:t>
+      </w:r>
+      <w:r>
+        <w:rPr>
+          <w:rFonts w:ascii="Arial" w:eastAsia="Arial Unicode MS" w:hAnsi="Arial" w:cs="Arial"/>
+          <w:sz w:val="22"/>
+          <w:szCs w:val="22"/>
+          <w:lang w:eastAsia="ko-KR"/>
+        </w:rPr>
+        <w:tab/>
+        <w:t xml:space="preserve">  </w:t>
+      </w:r>
+      <w:r>
+        <w:rPr>
+          <w:rFonts w:ascii="Arial" w:eastAsia="Arial Unicode MS" w:hAnsi="Arial" w:cs="Arial"/>
+          <w:sz w:val="22"/>
+          <w:szCs w:val="22"/>
+          <w:lang w:eastAsia="ko-KR"/>
+        </w:rPr>
+        <w:tab/>
+        <w:t xml:space="preserve">  2023</w:t>
+      </w:r>
+    </w:p>
+    <w:p>
+      <w:pPr>
+        <w:spacing w:line="320" w:lineRule="exact"/>
+        <w:rPr>
+          <w:rFonts w:ascii="Arial" w:eastAsia="Arial Unicode MS" w:hAnsi="Arial" w:cs="Arial"/>
+          <w:sz w:val="22"/>
+          <w:szCs w:val="22"/>
+          <w:lang w:eastAsia="ko-KR"/>
+        </w:rPr>
+      </w:pPr>
+      <w:r>
+        <w:rPr>
+          <w:rFonts w:ascii="Arial" w:eastAsia="Arial Unicode MS" w:hAnsi="Arial" w:cs="Arial"/>
+          <w:sz w:val="22"/>
+          <w:szCs w:val="22"/>
+          <w:lang w:eastAsia="ko-KR"/>
+        </w:rPr>
+        <w:t xml:space="preserve">CRTEC Travel Award, </w:t>
+      </w:r>
+      <w:r>
+        <w:rPr>
+          <w:rFonts w:ascii="Arial" w:eastAsia="Arial Unicode MS" w:hAnsi="Arial" w:cs="Arial"/>
+          <w:sz w:val="22"/>
+          <w:szCs w:val="22"/>
+          <w:lang w:eastAsia="ko-KR"/>
+        </w:rPr>
+        <w:t>Cancer Research Training and Education Coordination, University of Arizona</w:t>
+      </w:r>
+      <w:r>
+        <w:rPr>
+          <w:rFonts w:ascii="Arial" w:eastAsia="Arial Unicode MS" w:hAnsi="Arial" w:cs="Arial"/>
+          <w:sz w:val="22"/>
+          <w:szCs w:val="22"/>
+          <w:lang w:eastAsia="ko-KR"/>
+        </w:rPr>
+        <w:t>.       2023</w:t>
+      </w:r>
+    </w:p>
+    <w:p>
+      <w:pPr>
+        <w:spacing w:line="320" w:lineRule="exact"/>
+        <w:rPr>
+          <w:rFonts w:ascii="Arial" w:eastAsia="Arial Unicode MS" w:hAnsi="Arial" w:cs="Arial"/>
+          <w:sz w:val="22"/>
+          <w:szCs w:val="22"/>
+          <w:lang w:eastAsia="ko-KR"/>
+        </w:rPr>
+      </w:pPr>
+    </w:p>
+    <w:p>
+      <w:pPr>
+        <w:spacing w:line="320" w:lineRule="exact"/>
+        <w:rPr>
+          <w:rFonts w:ascii="Arial" w:eastAsia="Arial Unicode MS" w:hAnsi="Arial" w:cs="Arial"/>
+          <w:b/>
+          <w:bCs/>
+          <w:sz w:val="22"/>
+          <w:szCs w:val="22"/>
+          <w:lang w:eastAsia="ko-KR"/>
+        </w:rPr>
+      </w:pPr>
+      <w:r>
+        <w:rPr>
+          <w:rFonts w:ascii="Arial" w:eastAsia="Arial Unicode MS" w:hAnsi="Arial" w:cs="Arial"/>
+          <w:b/>
+          <w:bCs/>
+          <w:sz w:val="22"/>
+          <w:szCs w:val="22"/>
+          <w:lang w:eastAsia="ko-KR"/>
+        </w:rPr>
+        <w:t>Research and Presentation Awards</w:t>
+      </w:r>
+    </w:p>
+    <w:p>
+      <w:pPr>
+        <w:spacing w:line="320" w:lineRule="exact"/>
+        <w:rPr>
+          <w:rFonts w:ascii="Arial" w:eastAsia="Arial Unicode MS" w:hAnsi="Arial" w:cs="Arial"/>
+          <w:sz w:val="22"/>
+          <w:szCs w:val="22"/>
+          <w:lang w:eastAsia="ko-KR"/>
+        </w:rPr>
+      </w:pPr>
+      <w:r>
+        <w:rPr>
+          <w:rFonts w:ascii="Arial" w:eastAsia="Arial Unicode MS" w:hAnsi="Arial" w:cs="Arial"/>
+          <w:sz w:val="22"/>
+          <w:szCs w:val="22"/>
+          <w:lang w:eastAsia="ko-KR"/>
+        </w:rPr>
+        <w:t xml:space="preserve">Best Poster Presentation Award, </w:t>
+      </w:r>
+      <w:r>
+        <w:rPr>
+          <w:rFonts w:ascii="Arial" w:eastAsia="Arial Unicode MS" w:hAnsi="Arial" w:cs="Arial"/>
+          <w:sz w:val="22"/>
+          <w:szCs w:val="22"/>
+          <w:lang w:eastAsia="ko-KR"/>
+        </w:rPr>
+        <w:t>MEZCOPH Public Health Poster Forum</w:t>
+      </w:r>
+      <w:r>
+        <w:rPr>
+          <w:rFonts w:ascii="Arial" w:eastAsia="Arial Unicode MS" w:hAnsi="Arial" w:cs="Arial"/>
+          <w:sz w:val="22"/>
+          <w:szCs w:val="22"/>
+          <w:lang w:eastAsia="ko-KR"/>
+        </w:rPr>
+        <w:t xml:space="preserve">, University of Arizona. </w:t>
+      </w:r>
+      <w:r>
+        <w:rPr>
+          <w:rFonts w:ascii="Arial" w:eastAsia="Arial Unicode MS" w:hAnsi="Arial" w:cs="Arial"/>
+          <w:sz w:val="22"/>
+          <w:szCs w:val="22"/>
+          <w:lang w:eastAsia="ko-KR"/>
+        </w:rPr>
+        <w:tab/>
+      </w:r>
+      <w:r>
+        <w:rPr>
+          <w:rFonts w:ascii="Arial" w:eastAsia="Arial Unicode MS" w:hAnsi="Arial" w:cs="Arial"/>
+          <w:sz w:val="22"/>
+          <w:szCs w:val="22"/>
+          <w:lang w:eastAsia="ko-KR"/>
+        </w:rPr>
+        <w:tab/>
+        <w:t xml:space="preserve">   202</w:t>
+      </w:r>
+      <w:r>
+        <w:rPr>
+          <w:rFonts w:ascii="Arial" w:eastAsia="Arial Unicode MS" w:hAnsi="Arial" w:cs="Arial"/>
+          <w:sz w:val="22"/>
+          <w:szCs w:val="22"/>
+          <w:lang w:eastAsia="ko-KR"/>
+        </w:rPr>
+        <w:t>3</w:t>
+      </w:r>
+    </w:p>
+    <w:p>
+      <w:pPr>
+        <w:spacing w:line="320" w:lineRule="exact"/>
+        <w:rPr>
+          <w:rFonts w:ascii="Arial" w:eastAsia="Arial Unicode MS" w:hAnsi="Arial" w:cs="Arial"/>
+          <w:sz w:val="22"/>
+          <w:szCs w:val="22"/>
+          <w:lang w:eastAsia="ko-KR"/>
+        </w:rPr>
+      </w:pPr>
+      <w:r>
+        <w:rPr>
+          <w:rFonts w:ascii="Arial" w:eastAsia="Arial Unicode MS" w:hAnsi="Arial" w:cs="Arial"/>
+          <w:sz w:val="22"/>
+          <w:szCs w:val="22"/>
+          <w:lang w:eastAsia="ko-KR"/>
+        </w:rPr>
+        <w:t xml:space="preserve">Co-author of </w:t>
+      </w:r>
+      <w:r>
+        <w:rPr>
+          <w:rFonts w:ascii="Arial" w:eastAsia="Arial Unicode MS" w:hAnsi="Arial" w:cs="Arial"/>
+          <w:sz w:val="22"/>
+          <w:szCs w:val="22"/>
+          <w:lang w:eastAsia="ko-KR"/>
+        </w:rPr>
+        <w:t>award-winning paper</w:t>
+      </w:r>
+      <w:r>
+        <w:rPr>
+          <w:rFonts w:ascii="Arial" w:eastAsia="Arial Unicode MS" w:hAnsi="Arial" w:cs="Arial"/>
+          <w:sz w:val="22"/>
+          <w:szCs w:val="22"/>
+          <w:lang w:eastAsia="ko-KR"/>
+        </w:rPr>
+        <w:t>,</w:t>
+      </w:r>
+      <w:r>
+        <w:rPr>
+          <w:rFonts w:ascii="Arial" w:eastAsia="Arial Unicode MS" w:hAnsi="Arial" w:cs="Arial"/>
+          <w:sz w:val="22"/>
+          <w:szCs w:val="22"/>
+          <w:lang w:eastAsia="ko-KR"/>
+        </w:rPr>
+        <w:t xml:space="preserve"> </w:t>
+      </w:r>
+      <w:r>
+        <w:rPr>
+          <w:rFonts w:ascii="Arial" w:eastAsia="Arial Unicode MS" w:hAnsi="Arial" w:cs="Arial"/>
+          <w:sz w:val="22"/>
+          <w:szCs w:val="22"/>
+          <w:lang w:eastAsia="ko-KR"/>
+        </w:rPr>
+        <w:t>30</w:t>
+      </w:r>
+      <w:r>
+        <w:rPr>
+          <w:rFonts w:ascii="Arial" w:eastAsia="Arial Unicode MS" w:hAnsi="Arial" w:cs="Arial"/>
+          <w:sz w:val="22"/>
+          <w:szCs w:val="22"/>
+          <w:vertAlign w:val="superscript"/>
+          <w:lang w:eastAsia="ko-KR"/>
+        </w:rPr>
+        <w:t>th</w:t>
+      </w:r>
+      <w:r>
+        <w:rPr>
+          <w:rFonts w:ascii="Arial" w:eastAsia="Arial Unicode MS" w:hAnsi="Arial" w:cs="Arial"/>
+          <w:sz w:val="22"/>
+          <w:szCs w:val="22"/>
+          <w:lang w:eastAsia="ko-KR"/>
+        </w:rPr>
+        <w:t xml:space="preserve"> </w:t>
+      </w:r>
+      <w:r>
+        <w:rPr>
+          <w:rFonts w:ascii="Arial" w:eastAsia="Arial Unicode MS" w:hAnsi="Arial" w:cs="Arial"/>
+          <w:sz w:val="22"/>
+          <w:szCs w:val="22"/>
+          <w:lang w:eastAsia="ko-KR"/>
+        </w:rPr>
+        <w:t xml:space="preserve">The </w:t>
+      </w:r>
+      <w:r>
+        <w:rPr>
+          <w:rFonts w:ascii="Arial" w:eastAsia="Arial Unicode MS" w:hAnsi="Arial" w:cs="Arial"/>
+          <w:sz w:val="22"/>
+          <w:szCs w:val="22"/>
+          <w:lang w:eastAsia="ko-KR"/>
+        </w:rPr>
+        <w:t xml:space="preserve">Best </w:t>
+      </w:r>
+      <w:r>
+        <w:rPr>
+          <w:rFonts w:ascii="Arial" w:eastAsia="Arial Unicode MS" w:hAnsi="Arial" w:cs="Arial"/>
+          <w:sz w:val="22"/>
+          <w:szCs w:val="22"/>
+          <w:lang w:eastAsia="ko-KR"/>
+        </w:rPr>
+        <w:t xml:space="preserve">Science and Technology </w:t>
+      </w:r>
+      <w:r>
+        <w:rPr>
+          <w:rFonts w:ascii="Arial" w:eastAsia="Arial Unicode MS" w:hAnsi="Arial" w:cs="Arial"/>
+          <w:sz w:val="22"/>
+          <w:szCs w:val="22"/>
+          <w:lang w:eastAsia="ko-KR"/>
+        </w:rPr>
+        <w:t>Paper</w:t>
+      </w:r>
+      <w:r>
+        <w:rPr>
+          <w:rFonts w:ascii="Arial" w:eastAsia="Arial Unicode MS" w:hAnsi="Arial" w:cs="Arial"/>
+          <w:sz w:val="22"/>
+          <w:szCs w:val="22"/>
+          <w:lang w:eastAsia="ko-KR"/>
+        </w:rPr>
+        <w:t xml:space="preserve"> Award</w:t>
+      </w:r>
+      <w:r>
+        <w:rPr>
+          <w:rFonts w:ascii="Arial" w:eastAsia="Arial Unicode MS" w:hAnsi="Arial" w:cs="Arial"/>
+          <w:sz w:val="22"/>
+          <w:szCs w:val="22"/>
+          <w:lang w:eastAsia="ko-KR"/>
+        </w:rPr>
+        <w:t>s</w:t>
+      </w:r>
+      <w:r>
+        <w:rPr>
+          <w:rFonts w:ascii="Arial" w:eastAsia="Arial Unicode MS" w:hAnsi="Arial" w:cs="Arial"/>
+          <w:sz w:val="22"/>
+          <w:szCs w:val="22"/>
+          <w:lang w:eastAsia="ko-KR"/>
+        </w:rPr>
+        <w:t>,</w:t>
+      </w:r>
+      <w:r>
+        <w:rPr>
+          <w:rFonts w:ascii="Arial" w:eastAsia="Arial Unicode MS" w:hAnsi="Arial" w:cs="Arial"/>
+          <w:sz w:val="22"/>
+          <w:szCs w:val="22"/>
+          <w:lang w:eastAsia="ko-KR"/>
+        </w:rPr>
+        <w:tab/>
+      </w:r>
+      <w:r>
+        <w:rPr>
+          <w:rFonts w:ascii="Arial" w:eastAsia="Arial Unicode MS" w:hAnsi="Arial" w:cs="Arial"/>
+          <w:sz w:val="22"/>
+          <w:szCs w:val="22"/>
+          <w:lang w:eastAsia="ko-KR"/>
+        </w:rPr>
+        <w:tab/>
+        <w:t xml:space="preserve">   2020</w:t>
+      </w:r>
+    </w:p>
+    <w:p>
+      <w:pPr>
+        <w:spacing w:line="320" w:lineRule="exact"/>
+        <w:rPr>
+          <w:rFonts w:ascii="Arial" w:eastAsia="Arial Unicode MS" w:hAnsi="Arial" w:cs="Arial"/>
+          <w:sz w:val="22"/>
+          <w:szCs w:val="22"/>
+          <w:lang w:eastAsia="ko-KR"/>
+        </w:rPr>
+      </w:pPr>
+      <w:r>
+        <w:rPr>
+          <w:rFonts w:ascii="Arial" w:eastAsia="Arial Unicode MS" w:hAnsi="Arial" w:cs="Arial"/>
+          <w:sz w:val="22"/>
+          <w:szCs w:val="22"/>
+          <w:lang w:eastAsia="ko-KR"/>
+        </w:rPr>
+        <w:lastRenderedPageBreak/>
+        <w:t xml:space="preserve">The </w:t>
+      </w:r>
+      <w:r>
+        <w:rPr>
+          <w:rFonts w:ascii="Arial" w:eastAsia="Arial Unicode MS" w:hAnsi="Arial" w:cs="Arial"/>
+          <w:sz w:val="22"/>
+          <w:szCs w:val="22"/>
+          <w:lang w:eastAsia="ko-KR"/>
+        </w:rPr>
+        <w:t>Korean Federation of Science and Technology Societies</w:t>
+      </w:r>
+      <w:r>
+        <w:rPr>
+          <w:rFonts w:ascii="Arial" w:eastAsia="Arial Unicode MS" w:hAnsi="Arial" w:cs="Arial"/>
+          <w:sz w:val="22"/>
+          <w:szCs w:val="22"/>
+          <w:lang w:eastAsia="ko-KR"/>
+        </w:rPr>
+        <w:t xml:space="preserve"> (KOSFT)</w:t>
+      </w:r>
+    </w:p>
+    <w:p>
+      <w:pPr>
+        <w:spacing w:line="320" w:lineRule="exact"/>
+        <w:rPr>
+          <w:rFonts w:ascii="Arial" w:eastAsia="Arial Unicode MS" w:hAnsi="Arial" w:cs="Arial"/>
+          <w:sz w:val="22"/>
+          <w:szCs w:val="22"/>
+          <w:lang w:eastAsia="ko-KR"/>
+        </w:rPr>
+      </w:pPr>
+      <w:r>
+        <w:rPr>
+          <w:rFonts w:ascii="Arial" w:eastAsia="Arial Unicode MS" w:hAnsi="Arial" w:cs="Arial"/>
+          <w:sz w:val="22"/>
+          <w:szCs w:val="22"/>
+          <w:lang w:eastAsia="ko-KR"/>
+        </w:rPr>
+        <w:t>Best Graduate Student Oral</w:t>
+      </w:r>
+      <w:r>
+        <w:rPr>
+          <w:rFonts w:ascii="Arial" w:eastAsia="Arial Unicode MS" w:hAnsi="Arial" w:cs="Arial"/>
+          <w:sz w:val="22"/>
+          <w:szCs w:val="22"/>
+          <w:lang w:eastAsia="ko-KR"/>
+        </w:rPr>
+        <w:t xml:space="preserve"> </w:t>
+      </w:r>
+      <w:r>
+        <w:rPr>
+          <w:rFonts w:ascii="Arial" w:eastAsia="Arial Unicode MS" w:hAnsi="Arial" w:cs="Arial"/>
+          <w:sz w:val="22"/>
+          <w:szCs w:val="22"/>
+          <w:lang w:eastAsia="ko-KR"/>
+        </w:rPr>
+        <w:t>P</w:t>
+      </w:r>
+      <w:r>
+        <w:rPr>
+          <w:rFonts w:ascii="Arial" w:eastAsia="Arial Unicode MS" w:hAnsi="Arial" w:cs="Arial"/>
+          <w:sz w:val="22"/>
+          <w:szCs w:val="22"/>
+          <w:lang w:eastAsia="ko-KR"/>
+        </w:rPr>
+        <w:t>resentation</w:t>
+      </w:r>
+      <w:r>
+        <w:rPr>
+          <w:rFonts w:ascii="Arial" w:eastAsia="Arial Unicode MS" w:hAnsi="Arial" w:cs="Arial"/>
+          <w:sz w:val="22"/>
+          <w:szCs w:val="22"/>
+          <w:lang w:eastAsia="ko-KR"/>
+        </w:rPr>
+        <w:t xml:space="preserve"> Award</w:t>
+      </w:r>
+      <w:r>
+        <w:rPr>
+          <w:rFonts w:ascii="Arial" w:eastAsia="Arial Unicode MS" w:hAnsi="Arial" w:cs="Arial"/>
+          <w:sz w:val="22"/>
+          <w:szCs w:val="22"/>
+          <w:lang w:eastAsia="ko-KR"/>
+        </w:rPr>
+        <w:t xml:space="preserve">, </w:t>
+      </w:r>
+      <w:r>
+        <w:rPr>
+          <w:rFonts w:ascii="Arial" w:eastAsia="Arial Unicode MS" w:hAnsi="Arial" w:cs="Arial"/>
+          <w:sz w:val="22"/>
+          <w:szCs w:val="22"/>
+          <w:lang w:eastAsia="ko-KR"/>
+        </w:rPr>
+        <w:t xml:space="preserve">The </w:t>
+      </w:r>
+      <w:r>
+        <w:rPr>
+          <w:rFonts w:ascii="Arial" w:eastAsia="Arial Unicode MS" w:hAnsi="Arial" w:cs="Arial"/>
+          <w:sz w:val="22"/>
+          <w:szCs w:val="22"/>
+          <w:lang w:eastAsia="ko-KR"/>
+        </w:rPr>
+        <w:t>Korean Society of Environmental Health</w:t>
+      </w:r>
+      <w:r>
+        <w:rPr>
+          <w:rFonts w:ascii="Arial" w:eastAsia="Arial Unicode MS" w:hAnsi="Arial" w:cs="Arial"/>
+          <w:sz w:val="22"/>
+          <w:szCs w:val="22"/>
+          <w:lang w:eastAsia="ko-KR"/>
+        </w:rPr>
+        <w:t xml:space="preserve"> </w:t>
+      </w:r>
+      <w:r>
+        <w:rPr>
+          <w:rFonts w:ascii="Arial" w:eastAsia="Arial Unicode MS" w:hAnsi="Arial" w:cs="Arial"/>
+          <w:sz w:val="22"/>
+          <w:szCs w:val="22"/>
+          <w:lang w:eastAsia="ko-KR"/>
+        </w:rPr>
+        <w:tab/>
+      </w:r>
+      <w:r>
+        <w:rPr>
+          <w:rFonts w:ascii="Arial" w:eastAsia="Arial Unicode MS" w:hAnsi="Arial" w:cs="Arial"/>
+          <w:sz w:val="22"/>
+          <w:szCs w:val="22"/>
+          <w:lang w:eastAsia="ko-KR"/>
+        </w:rPr>
+        <w:tab/>
+        <w:t xml:space="preserve">   </w:t>
+      </w:r>
+      <w:r>
+        <w:rPr>
+          <w:rFonts w:ascii="Arial" w:eastAsia="Arial Unicode MS" w:hAnsi="Arial" w:cs="Arial"/>
+          <w:sz w:val="22"/>
+          <w:szCs w:val="22"/>
+          <w:lang w:eastAsia="ko-KR"/>
+        </w:rPr>
+        <w:t>2018</w:t>
+      </w:r>
+    </w:p>
+    <w:p>
+      <w:pPr>
+        <w:spacing w:line="320" w:lineRule="exact"/>
+        <w:rPr>
+          <w:rFonts w:ascii="Arial" w:eastAsia="Arial Unicode MS" w:hAnsi="Arial" w:cs="Arial"/>
+          <w:sz w:val="22"/>
+          <w:szCs w:val="22"/>
+          <w:lang w:eastAsia="ko-KR"/>
+        </w:rPr>
+      </w:pPr>
+      <w:r>
+        <w:rPr>
+          <w:rFonts w:ascii="Arial" w:eastAsia="Arial Unicode MS" w:hAnsi="Arial" w:cs="Arial"/>
+          <w:sz w:val="22"/>
+          <w:szCs w:val="22"/>
+          <w:lang w:eastAsia="ko-KR"/>
+        </w:rPr>
+        <w:t>Best Poster</w:t>
+      </w:r>
+      <w:r>
+        <w:rPr>
+          <w:rFonts w:ascii="Arial" w:eastAsia="Arial Unicode MS" w:hAnsi="Arial" w:cs="Arial"/>
+          <w:sz w:val="22"/>
+          <w:szCs w:val="22"/>
+          <w:lang w:eastAsia="ko-KR"/>
+        </w:rPr>
+        <w:t xml:space="preserve"> </w:t>
+      </w:r>
+      <w:r>
+        <w:rPr>
+          <w:rFonts w:ascii="Arial" w:eastAsia="Arial Unicode MS" w:hAnsi="Arial" w:cs="Arial"/>
+          <w:sz w:val="22"/>
+          <w:szCs w:val="22"/>
+          <w:lang w:eastAsia="ko-KR"/>
+        </w:rPr>
+        <w:t xml:space="preserve">Presentation Award, </w:t>
+      </w:r>
+      <w:r>
+        <w:rPr>
+          <w:rFonts w:ascii="Arial" w:eastAsia="Arial Unicode MS" w:hAnsi="Arial" w:cs="Arial"/>
+          <w:sz w:val="22"/>
+          <w:szCs w:val="22"/>
+          <w:lang w:eastAsia="ko-KR"/>
+        </w:rPr>
+        <w:t xml:space="preserve">The </w:t>
+      </w:r>
+      <w:r>
+        <w:rPr>
+          <w:rFonts w:ascii="Arial" w:eastAsia="Arial Unicode MS" w:hAnsi="Arial" w:cs="Arial"/>
+          <w:sz w:val="22"/>
+          <w:szCs w:val="22"/>
+          <w:lang w:eastAsia="ko-KR"/>
+        </w:rPr>
+        <w:t>Korean Society of Environmental Health and Toxicology</w:t>
+      </w:r>
+      <w:r>
+        <w:rPr>
+          <w:rFonts w:ascii="Arial" w:eastAsia="Arial Unicode MS" w:hAnsi="Arial" w:cs="Arial"/>
+          <w:sz w:val="22"/>
+          <w:szCs w:val="22"/>
+          <w:lang w:eastAsia="ko-KR"/>
+        </w:rPr>
+        <w:tab/>
+      </w:r>
+      <w:r>
+        <w:rPr>
+          <w:rFonts w:ascii="Arial" w:eastAsia="Arial Unicode MS" w:hAnsi="Arial" w:cs="Arial"/>
+          <w:sz w:val="22"/>
+          <w:szCs w:val="22"/>
+          <w:lang w:eastAsia="ko-KR"/>
+        </w:rPr>
+        <w:tab/>
+        <w:t xml:space="preserve">   2018</w:t>
+      </w:r>
+    </w:p>
+    <w:p>
+      <w:pPr>
+        <w:spacing w:line="320" w:lineRule="exact"/>
+        <w:rPr>
+          <w:rFonts w:ascii="Arial" w:eastAsia="Arial Unicode MS" w:hAnsi="Arial" w:cs="Arial"/>
+          <w:sz w:val="22"/>
+          <w:szCs w:val="22"/>
+          <w:lang w:eastAsia="ko-KR"/>
+        </w:rPr>
+      </w:pPr>
+      <w:r>
+        <w:rPr>
+          <w:rFonts w:ascii="Arial" w:eastAsia="Arial Unicode MS" w:hAnsi="Arial" w:cs="Arial"/>
+          <w:sz w:val="22"/>
+          <w:szCs w:val="22"/>
+          <w:lang w:eastAsia="ko-KR"/>
+        </w:rPr>
+        <w:t xml:space="preserve">Best </w:t>
+      </w:r>
+      <w:r>
+        <w:rPr>
+          <w:rFonts w:ascii="Arial" w:eastAsia="Arial Unicode MS" w:hAnsi="Arial" w:cs="Arial"/>
+          <w:sz w:val="22"/>
+          <w:szCs w:val="22"/>
+          <w:lang w:eastAsia="ko-KR"/>
+        </w:rPr>
+        <w:t>Professional</w:t>
+      </w:r>
+      <w:r>
+        <w:rPr>
+          <w:rFonts w:ascii="Arial" w:eastAsia="Arial Unicode MS" w:hAnsi="Arial" w:cs="Arial"/>
+          <w:sz w:val="22"/>
+          <w:szCs w:val="22"/>
+          <w:lang w:eastAsia="ko-KR"/>
+        </w:rPr>
+        <w:t xml:space="preserve"> </w:t>
+      </w:r>
+      <w:r>
+        <w:rPr>
+          <w:rFonts w:ascii="Arial" w:eastAsia="Arial Unicode MS" w:hAnsi="Arial" w:cs="Arial"/>
+          <w:sz w:val="22"/>
+          <w:szCs w:val="22"/>
+          <w:lang w:eastAsia="ko-KR"/>
+        </w:rPr>
+        <w:t>Field Interviewer</w:t>
+      </w:r>
+      <w:r>
+        <w:rPr>
+          <w:rFonts w:ascii="Arial" w:eastAsia="Arial Unicode MS" w:hAnsi="Arial" w:cs="Arial"/>
+          <w:sz w:val="22"/>
+          <w:szCs w:val="22"/>
+          <w:lang w:eastAsia="ko-KR"/>
+        </w:rPr>
+        <w:t xml:space="preserve"> Award</w:t>
+      </w:r>
+      <w:r>
+        <w:rPr>
+          <w:rFonts w:ascii="Arial" w:eastAsia="Arial Unicode MS" w:hAnsi="Arial" w:cs="Arial"/>
+          <w:sz w:val="22"/>
+          <w:szCs w:val="22"/>
+          <w:lang w:eastAsia="ko-KR"/>
+        </w:rPr>
+        <w:t xml:space="preserve">, </w:t>
+      </w:r>
+      <w:r>
+        <w:rPr>
+          <w:rFonts w:ascii="Arial" w:eastAsia="Arial Unicode MS" w:hAnsi="Arial" w:cs="Arial"/>
+          <w:sz w:val="22"/>
+          <w:szCs w:val="22"/>
+          <w:lang w:eastAsia="ko-KR"/>
+        </w:rPr>
+        <w:t xml:space="preserve">The </w:t>
+      </w:r>
+      <w:r>
+        <w:rPr>
+          <w:rFonts w:ascii="Arial" w:eastAsia="Arial Unicode MS" w:hAnsi="Arial" w:cs="Arial"/>
+          <w:sz w:val="22"/>
+          <w:szCs w:val="22"/>
+          <w:lang w:eastAsia="ko-KR"/>
+        </w:rPr>
+        <w:t>Korean Society of Environmental Health</w:t>
+      </w:r>
+      <w:r>
+        <w:rPr>
+          <w:rFonts w:ascii="Arial" w:eastAsia="Arial Unicode MS" w:hAnsi="Arial" w:cs="Arial"/>
+          <w:sz w:val="22"/>
+          <w:szCs w:val="22"/>
+          <w:lang w:eastAsia="ko-KR"/>
+        </w:rPr>
+        <w:t xml:space="preserve"> </w:t>
+      </w:r>
+      <w:r>
+        <w:rPr>
+          <w:rFonts w:ascii="Arial" w:eastAsia="Arial Unicode MS" w:hAnsi="Arial" w:cs="Arial"/>
+          <w:sz w:val="22"/>
+          <w:szCs w:val="22"/>
+          <w:lang w:eastAsia="ko-KR"/>
+        </w:rPr>
+        <w:tab/>
+      </w:r>
+      <w:r>
+        <w:rPr>
+          <w:rFonts w:ascii="Arial" w:eastAsia="Arial Unicode MS" w:hAnsi="Arial" w:cs="Arial"/>
+          <w:sz w:val="22"/>
+          <w:szCs w:val="22"/>
+          <w:lang w:eastAsia="ko-KR"/>
+        </w:rPr>
+        <w:tab/>
+      </w:r>
+      <w:r>
+        <w:rPr>
+          <w:rFonts w:ascii="Arial" w:eastAsia="Arial Unicode MS" w:hAnsi="Arial" w:cs="Arial"/>
+          <w:sz w:val="22"/>
+          <w:szCs w:val="22"/>
+          <w:lang w:eastAsia="ko-KR"/>
+        </w:rPr>
+        <w:tab/>
+        <w:t xml:space="preserve">   </w:t>
+      </w:r>
+      <w:r>
+        <w:rPr>
+          <w:rFonts w:ascii="Arial" w:eastAsia="Arial Unicode MS" w:hAnsi="Arial" w:cs="Arial"/>
+          <w:sz w:val="22"/>
+          <w:szCs w:val="22"/>
+          <w:lang w:eastAsia="ko-KR"/>
+        </w:rPr>
+        <w:t>2018</w:t>
+      </w:r>
+    </w:p>
+    <w:p>
+      <w:pPr>
+        <w:spacing w:line="320" w:lineRule="exact"/>
+        <w:rPr>
+          <w:rFonts w:ascii="Arial" w:eastAsia="Arial Unicode MS" w:hAnsi="Arial" w:cs="Arial"/>
+          <w:sz w:val="22"/>
+          <w:szCs w:val="22"/>
+          <w:lang w:eastAsia="ko-KR"/>
+        </w:rPr>
+      </w:pPr>
+      <w:r>
+        <w:rPr>
+          <w:rFonts w:ascii="Arial" w:eastAsia="Arial Unicode MS" w:hAnsi="Arial" w:cs="Arial"/>
+          <w:sz w:val="22"/>
+          <w:szCs w:val="22"/>
+          <w:lang w:eastAsia="ko-KR"/>
+        </w:rPr>
+        <w:t>Best Paper Award, The Journal of Kinesiology</w:t>
+      </w:r>
+      <w:r>
+        <w:rPr>
+          <w:rFonts w:ascii="Arial" w:eastAsia="Arial Unicode MS" w:hAnsi="Arial" w:cs="Arial"/>
+          <w:sz w:val="22"/>
+          <w:szCs w:val="22"/>
+          <w:lang w:eastAsia="ko-KR"/>
+        </w:rPr>
+        <w:tab/>
+      </w:r>
+      <w:r>
+        <w:rPr>
+          <w:rFonts w:ascii="Arial" w:eastAsia="Arial Unicode MS" w:hAnsi="Arial" w:cs="Arial"/>
+          <w:sz w:val="22"/>
+          <w:szCs w:val="22"/>
+          <w:lang w:eastAsia="ko-KR"/>
+        </w:rPr>
+        <w:tab/>
+      </w:r>
+      <w:r>
+        <w:rPr>
+          <w:rFonts w:ascii="Arial" w:eastAsia="Arial Unicode MS" w:hAnsi="Arial" w:cs="Arial"/>
+          <w:sz w:val="22"/>
+          <w:szCs w:val="22"/>
+          <w:lang w:eastAsia="ko-KR"/>
+        </w:rPr>
+        <w:tab/>
+      </w:r>
+      <w:r>
+        <w:rPr>
+          <w:rFonts w:ascii="Arial" w:eastAsia="Arial Unicode MS" w:hAnsi="Arial" w:cs="Arial"/>
+          <w:sz w:val="22"/>
+          <w:szCs w:val="22"/>
+          <w:lang w:eastAsia="ko-KR"/>
+        </w:rPr>
+        <w:tab/>
+      </w:r>
+      <w:r>
+        <w:rPr>
+          <w:rFonts w:ascii="Arial" w:eastAsia="Arial Unicode MS" w:hAnsi="Arial" w:cs="Arial"/>
+          <w:sz w:val="22"/>
+          <w:szCs w:val="22"/>
+          <w:lang w:eastAsia="ko-KR"/>
+        </w:rPr>
+        <w:tab/>
+      </w:r>
+      <w:r>
+        <w:rPr>
+          <w:rFonts w:ascii="Arial" w:eastAsia="Arial Unicode MS" w:hAnsi="Arial" w:cs="Arial"/>
+          <w:sz w:val="22"/>
+          <w:szCs w:val="22"/>
+          <w:lang w:eastAsia="ko-KR"/>
+        </w:rPr>
+        <w:tab/>
+      </w:r>
+      <w:r>
+        <w:rPr>
+          <w:rFonts w:ascii="Arial" w:eastAsia="Arial Unicode MS" w:hAnsi="Arial" w:cs="Arial"/>
+          <w:sz w:val="22"/>
+          <w:szCs w:val="22"/>
+          <w:lang w:eastAsia="ko-KR"/>
+        </w:rPr>
+        <w:tab/>
+      </w:r>
+      <w:r>
+        <w:rPr>
+          <w:rFonts w:ascii="Arial" w:eastAsia="Arial Unicode MS" w:hAnsi="Arial" w:cs="Arial"/>
+          <w:sz w:val="22"/>
+          <w:szCs w:val="22"/>
+          <w:lang w:eastAsia="ko-KR"/>
+        </w:rPr>
+        <w:tab/>
+        <w:t xml:space="preserve">   </w:t>
+      </w:r>
+      <w:r>
+        <w:rPr>
+          <w:rFonts w:ascii="Arial" w:eastAsia="Arial Unicode MS" w:hAnsi="Arial" w:cs="Arial"/>
+          <w:sz w:val="22"/>
+          <w:szCs w:val="22"/>
+          <w:lang w:eastAsia="ko-KR"/>
+        </w:rPr>
+        <w:t>2018</w:t>
+      </w:r>
+    </w:p>
+    <w:p>
+      <w:pPr>
+        <w:spacing w:line="320" w:lineRule="exact"/>
+        <w:rPr>
+          <w:rFonts w:ascii="Arial" w:eastAsia="Arial Unicode MS" w:hAnsi="Arial" w:cs="Arial"/>
+          <w:sz w:val="22"/>
+          <w:szCs w:val="22"/>
+          <w:lang w:eastAsia="ko-KR"/>
+        </w:rPr>
+      </w:pPr>
+      <w:r>
+        <w:rPr>
+          <w:rFonts w:ascii="Arial" w:eastAsia="Arial Unicode MS" w:hAnsi="Arial" w:cs="Arial"/>
+          <w:sz w:val="22"/>
+          <w:szCs w:val="22"/>
+          <w:lang w:eastAsia="ko-KR"/>
+        </w:rPr>
+        <w:t>Best Poster</w:t>
+      </w:r>
+      <w:r>
+        <w:rPr>
+          <w:rFonts w:ascii="Arial" w:eastAsia="Arial Unicode MS" w:hAnsi="Arial" w:cs="Arial"/>
+          <w:sz w:val="22"/>
+          <w:szCs w:val="22"/>
+          <w:lang w:eastAsia="ko-KR"/>
+        </w:rPr>
+        <w:t xml:space="preserve"> </w:t>
+      </w:r>
+      <w:r>
+        <w:rPr>
+          <w:rFonts w:ascii="Arial" w:eastAsia="Arial Unicode MS" w:hAnsi="Arial" w:cs="Arial"/>
+          <w:sz w:val="22"/>
+          <w:szCs w:val="22"/>
+          <w:lang w:eastAsia="ko-KR"/>
+        </w:rPr>
+        <w:t xml:space="preserve">Presentation Award, </w:t>
+      </w:r>
+      <w:r>
+        <w:rPr>
+          <w:rFonts w:ascii="Arial" w:eastAsia="Arial Unicode MS" w:hAnsi="Arial" w:cs="Arial"/>
+          <w:sz w:val="22"/>
+          <w:szCs w:val="22"/>
+          <w:lang w:eastAsia="ko-KR"/>
+        </w:rPr>
+        <w:t xml:space="preserve">The </w:t>
+      </w:r>
+      <w:r>
+        <w:rPr>
+          <w:rFonts w:ascii="Arial" w:eastAsia="Arial Unicode MS" w:hAnsi="Arial" w:cs="Arial"/>
+          <w:sz w:val="22"/>
+          <w:szCs w:val="22"/>
+          <w:lang w:eastAsia="ko-KR"/>
+        </w:rPr>
+        <w:t>Korean Society for Preventive Medicine</w:t>
+      </w:r>
+      <w:r>
+        <w:rPr>
+          <w:rFonts w:ascii="Arial" w:eastAsia="Arial Unicode MS" w:hAnsi="Arial" w:cs="Arial"/>
+          <w:sz w:val="22"/>
+          <w:szCs w:val="22"/>
+          <w:lang w:eastAsia="ko-KR"/>
+        </w:rPr>
+        <w:t xml:space="preserve"> </w:t>
+      </w:r>
+      <w:r>
+        <w:rPr>
+          <w:rFonts w:ascii="Arial" w:eastAsia="Arial Unicode MS" w:hAnsi="Arial" w:cs="Arial"/>
+          <w:sz w:val="22"/>
+          <w:szCs w:val="22"/>
+          <w:lang w:eastAsia="ko-KR"/>
+        </w:rPr>
+        <w:tab/>
+      </w:r>
+      <w:r>
+        <w:rPr>
+          <w:rFonts w:ascii="Arial" w:eastAsia="Arial Unicode MS" w:hAnsi="Arial" w:cs="Arial"/>
+          <w:sz w:val="22"/>
+          <w:szCs w:val="22"/>
+          <w:lang w:eastAsia="ko-KR"/>
+        </w:rPr>
+        <w:tab/>
+      </w:r>
+      <w:r>
+        <w:rPr>
+          <w:rFonts w:ascii="Arial" w:eastAsia="Arial Unicode MS" w:hAnsi="Arial" w:cs="Arial"/>
+          <w:sz w:val="22"/>
+          <w:szCs w:val="22"/>
+          <w:lang w:eastAsia="ko-KR"/>
+        </w:rPr>
+        <w:tab/>
+      </w:r>
+      <w:r>
+        <w:rPr>
+          <w:rFonts w:ascii="Arial" w:eastAsia="Arial Unicode MS" w:hAnsi="Arial" w:cs="Arial"/>
+          <w:sz w:val="22"/>
+          <w:szCs w:val="22"/>
+          <w:lang w:eastAsia="ko-KR"/>
+        </w:rPr>
+        <w:tab/>
+        <w:t xml:space="preserve">   </w:t>
+      </w:r>
+      <w:r>
+        <w:rPr>
+          <w:rFonts w:ascii="Arial" w:eastAsia="Arial Unicode MS" w:hAnsi="Arial" w:cs="Arial"/>
+          <w:sz w:val="22"/>
+          <w:szCs w:val="22"/>
+          <w:lang w:eastAsia="ko-KR"/>
+        </w:rPr>
+        <w:t>2017</w:t>
+      </w:r>
+    </w:p>
+    <w:p>
+      <w:pPr>
+        <w:spacing w:line="320" w:lineRule="exact"/>
+        <w:rPr>
+          <w:rFonts w:ascii="Arial" w:eastAsia="Arial Unicode MS" w:hAnsi="Arial" w:cs="Arial"/>
+          <w:sz w:val="22"/>
+          <w:szCs w:val="22"/>
+          <w:lang w:eastAsia="ko-KR"/>
+        </w:rPr>
+      </w:pPr>
+    </w:p>
+    <w:p>
+      <w:pPr>
+        <w:pBdr>
+          <w:bottom w:val="single" w:sz="12" w:space="1" w:color="auto"/>
+        </w:pBdr>
+        <w:rPr>
+          <w:rFonts w:ascii="Arial" w:eastAsia="Arial Unicode MS" w:hAnsi="Arial" w:cs="Arial"/>
+          <w:b/>
+          <w:szCs w:val="20"/>
+          <w:lang w:eastAsia="ko-KR"/>
+        </w:rPr>
+      </w:pPr>
+      <w:r>
+        <w:rPr>
+          <w:rFonts w:ascii="Arial" w:eastAsia="Arial Unicode MS" w:hAnsi="Arial" w:cs="Arial"/>
+          <w:b/>
+          <w:color w:val="4472C4"/>
+          <w:szCs w:val="20"/>
+          <w:lang w:eastAsia="ko-KR"/>
+        </w:rPr>
+        <w:t>Pr</w:t>
+      </w:r>
+      <w:r>
+        <w:rPr>
+          <w:rFonts w:ascii="Arial" w:eastAsia="Arial Unicode MS" w:hAnsi="Arial" w:cs="Arial"/>
+          <w:b/>
+          <w:color w:val="4472C4"/>
+          <w:szCs w:val="20"/>
+          <w:lang w:eastAsia="ko-KR"/>
+        </w:rPr>
+        <w:t>o</w:t>
+      </w:r>
+      <w:r>
+        <w:rPr>
+          <w:rFonts w:ascii="Arial" w:eastAsia="Arial Unicode MS" w:hAnsi="Arial" w:cs="Arial"/>
+          <w:b/>
+          <w:szCs w:val="20"/>
+          <w:lang w:eastAsia="ko-KR"/>
+        </w:rPr>
+        <w:t>fessional</w:t>
+      </w:r>
+      <w:r>
+        <w:rPr>
+          <w:rFonts w:ascii="Arial" w:eastAsia="Arial Unicode MS" w:hAnsi="Arial" w:cs="Arial"/>
+          <w:b/>
+          <w:szCs w:val="20"/>
+          <w:lang w:eastAsia="ko-KR"/>
+        </w:rPr>
+        <w:t xml:space="preserve"> </w:t>
+      </w:r>
+      <w:r>
+        <w:rPr>
+          <w:rFonts w:ascii="Arial" w:eastAsia="Arial Unicode MS" w:hAnsi="Arial" w:cs="Arial"/>
+          <w:b/>
+          <w:szCs w:val="20"/>
+          <w:lang w:eastAsia="ko-KR"/>
+        </w:rPr>
+        <w:t>Membership</w:t>
+      </w:r>
+      <w:r>
+        <w:rPr>
+          <w:rFonts w:ascii="Arial" w:eastAsia="Arial Unicode MS" w:hAnsi="Arial" w:cs="Arial"/>
+          <w:b/>
+          <w:szCs w:val="20"/>
+          <w:lang w:eastAsia="ko-KR"/>
+        </w:rPr>
+        <w:t>s</w:t>
+      </w:r>
+    </w:p>
+    <w:p>
+      <w:r>
+        <w:rPr>
+          <w:rFonts w:ascii="Arial" w:hAnsi="Arial"/>
+          <w:sz w:val="22"/>
+        </w:rPr>
+        <w:t>International Society for Environmental Epidemiology (ISEE)</w:t>
+      </w:r>
+    </w:p>
+    <w:p>
+      <w:pPr>
+        <w:rPr>
+          <w:rFonts w:ascii="Arial" w:hAnsi="Arial"/>
+          <w:sz w:val="22"/>
+          <w:lang w:eastAsia="ko-KR"/>
+        </w:rPr>
+      </w:pPr>
+      <w:r>
+        <w:rPr>
+          <w:rFonts w:ascii="Arial" w:hAnsi="Arial"/>
+          <w:sz w:val="22"/>
+        </w:rPr>
+        <w:t>International Society of Exposure Science (ISES)</w:t>
+      </w:r>
+    </w:p>
+    <w:p>
+      <w:pPr>
+        <w:rPr>
+          <w:rFonts w:ascii="Arial" w:eastAsia="Arial Unicode MS" w:hAnsi="Arial" w:cs="Arial"/>
+          <w:sz w:val="22"/>
+          <w:szCs w:val="22"/>
+          <w:lang w:eastAsia="ko-KR"/>
+        </w:rPr>
+      </w:pPr>
+      <w:r>
+        <w:rPr>
+          <w:rFonts w:ascii="Arial" w:hAnsi="Arial"/>
+          <w:sz w:val="22"/>
+        </w:rPr>
+        <w:t>Society for Epidemiologic Research (SER)</w:t>
+      </w:r>
+      <w:r>
+        <w:rPr>
+          <w:rFonts w:ascii="Arial" w:hAnsi="Arial"/>
+          <w:sz w:val="22"/>
+          <w:lang w:eastAsia="ko-KR"/>
+        </w:rPr>
+        <w:br/>
+      </w:r>
+      <w:proofErr w:type="gramStart"/>
+      <w:r>
+        <w:rPr>
+          <w:rFonts w:ascii="Arial" w:eastAsia="Arial Unicode MS" w:hAnsi="Arial" w:cs="Arial"/>
+          <w:sz w:val="22"/>
+          <w:szCs w:val="22"/>
+          <w:lang w:eastAsia="ko-KR"/>
+        </w:rPr>
+        <w:t>Korean-American</w:t>
+      </w:r>
+      <w:proofErr w:type="gramEnd"/>
+      <w:r>
+        <w:rPr>
+          <w:rFonts w:ascii="Arial" w:eastAsia="Arial Unicode MS" w:hAnsi="Arial" w:cs="Arial"/>
+          <w:sz w:val="22"/>
+          <w:szCs w:val="22"/>
+          <w:lang w:eastAsia="ko-KR"/>
+        </w:rPr>
+        <w:t xml:space="preserve"> Scientists and Engineers Association (KSEA)</w:t>
+      </w:r>
+    </w:p>
+    <w:p>
+      <w:pPr>
+        <w:spacing w:line="320" w:lineRule="exact"/>
+        <w:rPr>
+          <w:rFonts w:ascii="Arial" w:eastAsia="Arial Unicode MS" w:hAnsi="Arial" w:cs="Arial"/>
+          <w:sz w:val="22"/>
+          <w:szCs w:val="22"/>
+          <w:lang w:eastAsia="ko-KR"/>
+        </w:rPr>
+      </w:pPr>
+    </w:p>
+    <w:p>
+      <w:pPr>
         <w:pStyle w:val="ListBullet"/>
         <w:numPr>
           <w:ilvl w:val="0"/>
@@ -8541,28 +9995,18 @@
         <w:rPr>
           <w:rFonts w:ascii="Arial" w:eastAsia="Arial Unicode MS" w:hAnsi="Arial" w:cs="Arial"/>
           <w:b/>
+          <w:szCs w:val="20"/>
+        </w:rPr>
+      </w:pPr>
+      <w:r>
+        <w:rPr>
+          <w:rFonts w:ascii="Arial" w:eastAsia="Arial Unicode MS" w:hAnsi="Arial" w:cs="Arial"/>
+          <w:b/>
           <w:color w:val="4472C4"/>
           <w:szCs w:val="20"/>
         </w:rPr>
-      </w:pPr>
-    </w:p>
-    <w:p>
-      <w:pPr>
-        <w:pStyle w:val="ListBullet"/>
-        <w:numPr>
-          <w:ilvl w:val="0"/>
-          <w:numId w:val="0"/>
-        </w:numPr>
-        <w:pBdr>
-          <w:bottom w:val="single" w:sz="12" w:space="1" w:color="auto"/>
-        </w:pBdr>
-        <w:rPr>
-          <w:rFonts w:ascii="Arial" w:eastAsia="Arial Unicode MS" w:hAnsi="Arial" w:cs="Arial"/>
-          <w:b/>
-          <w:szCs w:val="20"/>
-        </w:rPr>
-      </w:pPr>
-      <w:proofErr w:type="spellStart"/>
+        <w:t>S</w:t>
+      </w:r>
       <w:r>
         <w:rPr>
           <w:rFonts w:ascii="Arial" w:eastAsia="Arial Unicode MS" w:hAnsi="Arial" w:cs="Arial"/>
@@ -8570,26 +10014,33 @@
           <w:color w:val="4472C4"/>
           <w:szCs w:val="20"/>
         </w:rPr>
-        <w:t>S</w:t>
-      </w:r>
-      <w:r>
-        <w:rPr>
-          <w:rFonts w:ascii="Arial" w:eastAsia="Arial Unicode MS" w:hAnsi="Arial" w:cs="Arial"/>
-          <w:b/>
-          <w:color w:val="4472C4"/>
+        <w:t>ki</w:t>
+      </w:r>
+      <w:r>
+        <w:rPr>
+          <w:rFonts w:ascii="Arial" w:eastAsia="Arial Unicode MS" w:hAnsi="Arial" w:cs="Arial"/>
+          <w:b/>
           <w:szCs w:val="20"/>
         </w:rPr>
-        <w:t>ki</w:t>
+        <w:t>l</w:t>
       </w:r>
       <w:r>
         <w:rPr>
           <w:rFonts w:ascii="Arial" w:eastAsia="Arial Unicode MS" w:hAnsi="Arial" w:cs="Arial"/>
           <w:b/>
           <w:szCs w:val="20"/>
-        </w:rPr>
-        <w:t>ls</w:t>
-      </w:r>
-      <w:proofErr w:type="spellEnd"/>
+          <w:lang w:eastAsia="ko-KR"/>
+        </w:rPr>
+        <w:t>l</w:t>
+      </w:r>
+      <w:r>
+        <w:rPr>
+          <w:rFonts w:ascii="Arial" w:eastAsia="Arial Unicode MS" w:hAnsi="Arial" w:cs="Arial"/>
+          <w:b/>
+          <w:szCs w:val="20"/>
+        </w:rPr>
+        <w:t>s</w:t>
+      </w:r>
       <w:r>
         <w:rPr>
           <w:rFonts w:ascii="Arial" w:eastAsia="Arial Unicode MS" w:hAnsi="Arial" w:cs="Arial"/>
@@ -8607,12 +10058,12 @@
           <w:numId w:val="0"/>
         </w:numPr>
         <w:spacing w:line="320" w:lineRule="exact"/>
-        <w:ind w:left="357" w:hanging="357"/>
-        <w:rPr>
-          <w:rFonts w:ascii="Arial" w:eastAsia="Arial Unicode MS" w:hAnsi="Arial" w:cs="Arial"/>
-          <w:bCs/>
-          <w:sz w:val="22"/>
-          <w:szCs w:val="22"/>
+        <w:rPr>
+          <w:rFonts w:ascii="Arial" w:eastAsia="Arial Unicode MS" w:hAnsi="Arial" w:cs="Arial"/>
+          <w:b/>
+          <w:sz w:val="22"/>
+          <w:szCs w:val="22"/>
+          <w:lang w:eastAsia="ko-KR"/>
         </w:rPr>
       </w:pPr>
       <w:r>
@@ -8632,16 +10083,43 @@
           <w:sz w:val="22"/>
           <w:szCs w:val="22"/>
         </w:rPr>
-        <w:t>Analysis of Repeated-Measure Design data</w:t>
-      </w:r>
-      <w:r>
-        <w:rPr>
-          <w:rFonts w:ascii="Arial" w:eastAsia="Arial Unicode MS" w:hAnsi="Arial" w:cs="Arial"/>
-          <w:bCs/>
-          <w:sz w:val="22"/>
-          <w:szCs w:val="22"/>
-        </w:rPr>
-        <w:t>,</w:t>
+        <w:t xml:space="preserve">Cox proportional hazards, mixed-effects models, logistic regression, </w:t>
+      </w:r>
+      <w:r>
+        <w:rPr>
+          <w:rFonts w:ascii="Arial" w:eastAsia="Arial Unicode MS" w:hAnsi="Arial" w:cs="Arial"/>
+          <w:bCs/>
+          <w:sz w:val="22"/>
+          <w:szCs w:val="22"/>
+        </w:rPr>
+        <w:t xml:space="preserve">BKMR, Machine learning, </w:t>
+      </w:r>
+      <w:r>
+        <w:rPr>
+          <w:rFonts w:ascii="Arial" w:eastAsia="Arial Unicode MS" w:hAnsi="Arial" w:cs="Arial"/>
+          <w:bCs/>
+          <w:sz w:val="22"/>
+          <w:szCs w:val="22"/>
+        </w:rPr>
+        <w:t>meta-analysis</w:t>
+      </w:r>
+      <w:r>
+        <w:rPr>
+          <w:rFonts w:ascii="Arial" w:eastAsia="Arial Unicode MS" w:hAnsi="Arial" w:cs="Arial"/>
+          <w:bCs/>
+          <w:sz w:val="22"/>
+          <w:szCs w:val="22"/>
+        </w:rPr>
+        <w:t xml:space="preserve">, </w:t>
+      </w:r>
+      <w:r>
+        <w:rPr>
+          <w:rFonts w:ascii="Arial" w:eastAsia="Arial Unicode MS" w:hAnsi="Arial" w:cs="Arial"/>
+          <w:bCs/>
+          <w:sz w:val="22"/>
+          <w:szCs w:val="22"/>
+        </w:rPr>
+        <w:t>geospatial analysis, spatial</w:t>
       </w:r>
       <w:r>
         <w:rPr>
@@ -8659,16 +10137,7 @@
           <w:sz w:val="22"/>
           <w:szCs w:val="22"/>
         </w:rPr>
-        <w:t>Meta-analysis</w:t>
-      </w:r>
-      <w:r>
-        <w:rPr>
-          <w:rFonts w:ascii="Arial" w:eastAsia="Arial Unicode MS" w:hAnsi="Arial" w:cs="Arial"/>
-          <w:bCs/>
-          <w:sz w:val="22"/>
-          <w:szCs w:val="22"/>
-        </w:rPr>
-        <w:t>, Geospatial analysis</w:t>
+        <w:t>autocorrelation, repeated-measures analysis</w:t>
       </w:r>
     </w:p>
     <w:p>
@@ -8679,7 +10148,6 @@
           <w:numId w:val="0"/>
         </w:numPr>
         <w:spacing w:line="320" w:lineRule="exact"/>
-        <w:ind w:left="357" w:hanging="357"/>
         <w:rPr>
           <w:rFonts w:ascii="Arial" w:eastAsia="Arial Unicode MS" w:hAnsi="Arial" w:cs="Arial"/>
           <w:bCs/>
@@ -8740,6 +10208,15 @@
           <w:szCs w:val="22"/>
         </w:rPr>
         <w:t>, R</w:t>
+      </w:r>
+      <w:r>
+        <w:rPr>
+          <w:rFonts w:ascii="Arial" w:eastAsia="Arial Unicode MS" w:hAnsi="Arial" w:cs="Arial"/>
+          <w:bCs/>
+          <w:sz w:val="22"/>
+          <w:szCs w:val="22"/>
+        </w:rPr>
+        <w:t>, Stata</w:t>
       </w:r>
     </w:p>
     <w:p>
@@ -8750,7 +10227,6 @@
           <w:numId w:val="0"/>
         </w:numPr>
         <w:spacing w:line="320" w:lineRule="exact"/>
-        <w:ind w:left="357" w:hanging="357"/>
         <w:rPr>
           <w:rFonts w:ascii="Arial" w:eastAsia="Arial Unicode MS" w:hAnsi="Arial" w:cs="Arial"/>
           <w:bCs/>
@@ -9035,7 +10511,7 @@
         <w:sz w:val="20"/>
         <w:szCs w:val="20"/>
       </w:rPr>
-      <w:t>1295 N. Martin Ave, Drachman Hall</w:t>
+      <w:t xml:space="preserve">Drachman Hall, </w:t>
     </w:r>
     <w:r>
       <w:rPr>
@@ -9043,7 +10519,31 @@
         <w:sz w:val="20"/>
         <w:szCs w:val="20"/>
       </w:rPr>
-      <w:t xml:space="preserve">, </w:t>
+      <w:t xml:space="preserve">Cube </w:t>
+    </w:r>
+    <w:r>
+      <w:rPr>
+        <w:rFonts w:ascii="Arial" w:eastAsia="Times New Roman" w:hAnsi="Arial" w:cs="Arial"/>
+        <w:sz w:val="20"/>
+        <w:szCs w:val="20"/>
+      </w:rPr>
+      <w:t>A</w:t>
+    </w:r>
+    <w:r>
+      <w:rPr>
+        <w:rFonts w:ascii="Arial" w:eastAsia="Times New Roman" w:hAnsi="Arial" w:cs="Arial"/>
+        <w:sz w:val="20"/>
+        <w:szCs w:val="20"/>
+      </w:rPr>
+      <w:t xml:space="preserve">219, </w:t>
+    </w:r>
+    <w:r>
+      <w:rPr>
+        <w:rFonts w:ascii="Arial" w:eastAsia="Times New Roman" w:hAnsi="Arial" w:cs="Arial"/>
+        <w:sz w:val="20"/>
+        <w:szCs w:val="20"/>
+      </w:rPr>
+      <w:t xml:space="preserve">1295 N. Martin Ave, </w:t>
     </w:r>
     <w:r>
       <w:rPr>
@@ -9087,15 +10587,26 @@
         <w:sz w:val="20"/>
         <w:szCs w:val="20"/>
       </w:rPr>
-      <w:t>Phone: (</w:t>
+      <w:t xml:space="preserve">E-Mail: </w:t>
     </w:r>
+    <w:hyperlink r:id="rId1" w:history="1">
+      <w:r>
+        <w:rPr>
+          <w:rStyle w:val="Hyperlink"/>
+          <w:rFonts w:ascii="Arial" w:eastAsia="Times New Roman" w:hAnsi="Arial" w:cs="Arial"/>
+          <w:sz w:val="20"/>
+          <w:szCs w:val="20"/>
+        </w:rPr>
+        <w:t>jgyoon@arizona.edu</w:t>
+      </w:r>
+    </w:hyperlink>
     <w:r>
       <w:rPr>
         <w:rFonts w:ascii="Arial" w:eastAsia="Times New Roman" w:hAnsi="Arial" w:cs="Arial"/>
         <w:sz w:val="20"/>
         <w:szCs w:val="20"/>
       </w:rPr>
-      <w:t>602</w:t>
+      <w:t xml:space="preserve"> </w:t>
     </w:r>
     <w:r>
       <w:rPr>
@@ -9103,7 +10614,7 @@
         <w:sz w:val="20"/>
         <w:szCs w:val="20"/>
       </w:rPr>
-      <w:t xml:space="preserve">) </w:t>
+      <w:t>|</w:t>
     </w:r>
     <w:r>
       <w:rPr>
@@ -9111,39 +10622,26 @@
         <w:sz w:val="20"/>
         <w:szCs w:val="20"/>
       </w:rPr>
-      <w:t>475-6767</w:t>
+      <w:t xml:space="preserve"> Homepage: </w:t>
     </w:r>
+    <w:hyperlink r:id="rId2" w:history="1">
+      <w:r>
+        <w:rPr>
+          <w:rStyle w:val="Hyperlink"/>
+          <w:rFonts w:ascii="Arial" w:eastAsia="Times New Roman" w:hAnsi="Arial" w:cs="Arial"/>
+          <w:sz w:val="20"/>
+          <w:szCs w:val="20"/>
+        </w:rPr>
+        <w:t>https://jgyoon00.github.io</w:t>
+      </w:r>
+    </w:hyperlink>
     <w:r>
       <w:rPr>
         <w:rFonts w:ascii="Arial" w:eastAsia="Times New Roman" w:hAnsi="Arial" w:cs="Arial"/>
         <w:sz w:val="20"/>
         <w:szCs w:val="20"/>
       </w:rPr>
-      <w:t xml:space="preserve"> | E-Mail: </w:t>
-    </w:r>
-    <w:r>
-      <w:rPr>
-        <w:rFonts w:ascii="Arial" w:eastAsia="Times New Roman" w:hAnsi="Arial" w:cs="Arial"/>
-        <w:sz w:val="20"/>
-        <w:szCs w:val="20"/>
-      </w:rPr>
-      <w:t>jgyoon</w:t>
-    </w:r>
-    <w:r>
-      <w:rPr>
-        <w:rFonts w:ascii="Arial" w:eastAsia="Times New Roman" w:hAnsi="Arial" w:cs="Arial"/>
-        <w:sz w:val="20"/>
-        <w:szCs w:val="20"/>
-      </w:rPr>
-      <w:t>@</w:t>
-    </w:r>
-    <w:r>
-      <w:rPr>
-        <w:rFonts w:ascii="Arial" w:eastAsia="Times New Roman" w:hAnsi="Arial" w:cs="Arial"/>
-        <w:sz w:val="20"/>
-        <w:szCs w:val="20"/>
-      </w:rPr>
-      <w:t>arizona.edu</w:t>
+      <w:t xml:space="preserve"> </w:t>
     </w:r>
   </w:p>
 </w:hdr>
@@ -9294,7 +10792,7 @@
   <w:abstractNum w:abstractNumId="1" w15:restartNumberingAfterBreak="0">
     <w:nsid w:val="FFFFFF89"/>
     <w:multiLevelType w:val="singleLevel"/>
-    <w:tmpl w:val="9DA8B758"/>
+    <w:tmpl w:val="DAFEBC4E"/>
     <w:lvl w:ilvl="0">
       <w:start w:val="1"/>
       <w:numFmt w:val="bullet"/>
@@ -12893,6 +14391,10 @@
 </file>
 
 <file path=customXml/item1.xml><?xml version="1.0" encoding="utf-8"?>
+<b:Sources xmlns:b="http://schemas.openxmlformats.org/officeDocument/2006/bibliography" xmlns="http://schemas.openxmlformats.org/officeDocument/2006/bibliography" SelectedStyle="/APA.XSL" StyleName="APA"/>
+</file>
+
+<file path=customXml/item2.xml><?xml version="1.0" encoding="utf-8"?>
 <?mso-contentType ?>
 <FormTemplates xmlns="http://schemas.microsoft.com/sharepoint/v3/contenttype/forms">
   <Display>DocumentLibraryForm</Display>
@@ -12901,7 +14403,7 @@
 </FormTemplates>
 </file>
 
-<file path=customXml/item2.xml><?xml version="1.0" encoding="utf-8"?>
+<file path=customXml/item3.xml><?xml version="1.0" encoding="utf-8"?>
 <ct:contentTypeSchema xmlns:ct="http://schemas.microsoft.com/office/2006/metadata/contentType" xmlns:ma="http://schemas.microsoft.com/office/2006/metadata/properties/metaAttributes" ct:_="" ma:_="" ma:contentTypeName="Document" ma:contentTypeID="0x010100C6AC1B4C11D98340BA7D5FEF16C68984" ma:contentTypeVersion="11" ma:contentTypeDescription="Create a new document." ma:contentTypeScope="" ma:versionID="fa7741343d77da66b127121a28123f93">
   <xsd:schema xmlns:xsd="http://www.w3.org/2001/XMLSchema" xmlns:xs="http://www.w3.org/2001/XMLSchema" xmlns:p="http://schemas.microsoft.com/office/2006/metadata/properties" xmlns:ns2="9c6e05ba-fba6-4add-920b-d618d4ff9f3b" targetNamespace="http://schemas.microsoft.com/office/2006/metadata/properties" ma:root="true" ma:fieldsID="d3328226a217c44cb6eb42467cce862e" ns2:_="">
     <xsd:import namespace="9c6e05ba-fba6-4add-920b-d618d4ff9f3b"/>
@@ -13085,11 +14587,15 @@
 </ct:contentTypeSchema>
 </file>
 
-<file path=customXml/item3.xml><?xml version="1.0" encoding="utf-8"?>
-<b:Sources xmlns:b="http://schemas.openxmlformats.org/officeDocument/2006/bibliography" xmlns="http://schemas.openxmlformats.org/officeDocument/2006/bibliography" SelectedStyle="/APA.XSL" StyleName="APA"/>
+<file path=customXml/itemProps1.xml><?xml version="1.0" encoding="utf-8"?>
+<ds:datastoreItem xmlns:ds="http://schemas.openxmlformats.org/officeDocument/2006/customXml" ds:itemID="{CCA2557D-68B2-E14D-B1D6-29CF55EE5610}">
+  <ds:schemaRefs>
+    <ds:schemaRef ds:uri="http://schemas.openxmlformats.org/officeDocument/2006/bibliography"/>
+  </ds:schemaRefs>
+</ds:datastoreItem>
 </file>
 
-<file path=customXml/itemProps1.xml><?xml version="1.0" encoding="utf-8"?>
+<file path=customXml/itemProps2.xml><?xml version="1.0" encoding="utf-8"?>
 <ds:datastoreItem xmlns:ds="http://schemas.openxmlformats.org/officeDocument/2006/customXml" ds:itemID="{3E8E4188-8470-4351-95D6-BC8AFEFCE9D5}">
   <ds:schemaRefs>
     <ds:schemaRef ds:uri="http://schemas.microsoft.com/sharepoint/v3/contenttype/forms"/>
@@ -13097,7 +14603,7 @@
 </ds:datastoreItem>
 </file>
 
-<file path=customXml/itemProps2.xml><?xml version="1.0" encoding="utf-8"?>
+<file path=customXml/itemProps3.xml><?xml version="1.0" encoding="utf-8"?>
 <ds:datastoreItem xmlns:ds="http://schemas.openxmlformats.org/officeDocument/2006/customXml" ds:itemID="{880CBA1D-0862-4D7F-B093-5E629D140294}">
   <ds:schemaRefs>
     <ds:schemaRef ds:uri="http://schemas.microsoft.com/office/2006/metadata/contentType"/>
@@ -13113,12 +14619,4 @@
     <ds:schemaRef ds:uri="http://schemas.microsoft.com/internal/obd"/>
   </ds:schemaRefs>
 </ds:datastoreItem>
-</file>
-
-<file path=customXml/itemProps3.xml><?xml version="1.0" encoding="utf-8"?>
-<ds:datastoreItem xmlns:ds="http://schemas.openxmlformats.org/officeDocument/2006/customXml" ds:itemID="{CCA2557D-68B2-E14D-B1D6-29CF55EE5610}">
-  <ds:schemaRefs>
-    <ds:schemaRef ds:uri="http://schemas.openxmlformats.org/officeDocument/2006/bibliography"/>
-  </ds:schemaRefs>
-</ds:datastoreItem>
 </file>